--- a/07-驱动电路/03-功率器件栅极驱动/MOSFET高边栅极驱动电路/MOSFET高边栅极驱动电路.docx
+++ b/07-驱动电路/03-功率器件栅极驱动/MOSFET高边栅极驱动电路/MOSFET高边栅极驱动电路.docx
@@ -3364,6 +3364,20 @@
     </w:p>
     <w:bookmarkEnd w:id="26"/>
     <w:bookmarkEnd w:id="27"/>
+    <w:p>
+      <w:pPr>
+        <w:spacing w:before="360"/>
+        <w:jc w:val="center"/>
+      </w:pPr>
+      <w:r>
+        <w:rPr>
+          <w:rFonts w:ascii="Times New Roman" w:hAnsi="Times New Roman"/>
+          <w:color w:val="555555"/>
+          <w:sz w:val="21"/>
+        </w:rPr>
+        <w:t>材料收集者：杜文杰</w:t>
+      </w:r>
+    </w:p>
     <w:sectPr>
       <w:headerReference r:id="rId9" w:type="default"/>
       <w:footerReference r:id="rId10" w:type="default"/>

--- a/07-驱动电路/03-功率器件栅极驱动/MOSFET高边栅极驱动电路/MOSFET高边栅极驱动电路.docx
+++ b/07-驱动电路/03-功率器件栅极驱动/MOSFET高边栅极驱动电路/MOSFET高边栅极驱动电路.docx
@@ -1,6 +1,6 @@
 
 <file path=word/document.xml><?xml version="1.0" encoding="utf-8"?>
-<w:document xmlns:w="http://schemas.openxmlformats.org/wordprocessingml/2006/main" xmlns:m="http://schemas.openxmlformats.org/officeDocument/2006/math" xmlns:r="http://schemas.openxmlformats.org/officeDocument/2006/relationships" xmlns:o="urn:schemas-microsoft-com:office:office" xmlns:v="urn:schemas-microsoft-com:vml" xmlns:w10="urn:schemas-microsoft-com:office:word" xmlns:a="http://schemas.openxmlformats.org/drawingml/2006/main" xmlns:pic="http://schemas.openxmlformats.org/drawingml/2006/picture" xmlns:wp="http://schemas.openxmlformats.org/drawingml/2006/wordprocessingDrawing">
+<w:document xmlns:m="http://schemas.openxmlformats.org/officeDocument/2006/math" xmlns:r="http://schemas.openxmlformats.org/officeDocument/2006/relationships" xmlns:w="http://schemas.openxmlformats.org/wordprocessingml/2006/main" xmlns:o="urn:schemas-microsoft-com:office:office" xmlns:v="urn:schemas-microsoft-com:vml" xmlns:w10="urn:schemas-microsoft-com:office:word" xmlns:a="http://schemas.openxmlformats.org/drawingml/2006/main" xmlns:pic="http://schemas.openxmlformats.org/drawingml/2006/picture" xmlns:wp="http://schemas.openxmlformats.org/drawingml/2006/wordprocessingDrawing">
   <w:body>
     <w:bookmarkStart w:id="27" w:name="mosfet-高边栅极驱动电路"/>
     <w:p>
@@ -8,11 +8,14 @@
         <w:pStyle w:val="Heading1"/>
       </w:pPr>
       <w:r>
+        <w:rPr>
+          <w:rFonts w:eastAsia="黑体"/>
+        </w:rPr>
         <w:t xml:space="preserve">MOSFET </w:t>
       </w:r>
       <w:r>
         <w:rPr>
-          <w:rFonts w:hint="eastAsia"/>
+          <w:rFonts w:hint="eastAsia" w:eastAsia="黑体"/>
         </w:rPr>
         <w:t xml:space="preserve">高边栅极驱动电路</w:t>
       </w:r>
@@ -24,7 +27,7 @@
       </w:pPr>
       <w:r>
         <w:rPr>
-          <w:rFonts w:hint="eastAsia"/>
+          <w:rFonts w:hint="eastAsia" w:eastAsia="黑体"/>
         </w:rPr>
         <w:t xml:space="preserve">拓扑描述</w:t>
       </w:r>
@@ -35,16 +38,19 @@
       </w:pPr>
       <w:r>
         <w:rPr>
-          <w:rFonts w:hint="eastAsia"/>
+          <w:rFonts w:hint="eastAsia" w:eastAsia="黑体"/>
         </w:rPr>
         <w:t xml:space="preserve">由</w:t>
       </w:r>
       <w:r>
+        <w:rPr>
+          <w:rFonts w:eastAsia="黑体"/>
+        </w:rPr>
         <w:t xml:space="preserve"> </w:t>
       </w:r>
       <w:r>
         <w:rPr>
-          <w:rFonts w:hint="eastAsia"/>
+          <w:rFonts w:hint="eastAsia" w:eastAsia="黑体"/>
           <w:b/>
           <w:bCs/>
         </w:rPr>
@@ -52,6 +58,7 @@
       </w:r>
       <w:r>
         <w:rPr>
+          <w:rFonts w:eastAsia="黑体"/>
           <w:b/>
           <w:bCs/>
         </w:rPr>
@@ -81,11 +88,14 @@
         </m:sSub>
       </m:oMath>
       <w:r>
+        <w:rPr>
+          <w:rFonts w:eastAsia="黑体"/>
+        </w:rPr>
         <w:t xml:space="preserve">、</w:t>
       </w:r>
       <w:r>
         <w:rPr>
-          <w:rFonts w:hint="eastAsia"/>
+          <w:rFonts w:hint="eastAsia" w:eastAsia="黑体"/>
           <w:b/>
           <w:bCs/>
         </w:rPr>
@@ -93,6 +103,7 @@
       </w:r>
       <w:r>
         <w:rPr>
+          <w:rFonts w:eastAsia="黑体"/>
           <w:b/>
           <w:bCs/>
         </w:rPr>
@@ -122,11 +133,14 @@
         </m:sSub>
       </m:oMath>
       <w:r>
+        <w:rPr>
+          <w:rFonts w:eastAsia="黑体"/>
+        </w:rPr>
         <w:t xml:space="preserve">、</w:t>
       </w:r>
       <w:r>
         <w:rPr>
-          <w:rFonts w:hint="eastAsia"/>
+          <w:rFonts w:hint="eastAsia" w:eastAsia="黑体"/>
           <w:b/>
           <w:bCs/>
         </w:rPr>
@@ -134,6 +148,7 @@
       </w:r>
       <w:r>
         <w:rPr>
+          <w:rFonts w:eastAsia="黑体"/>
           <w:b/>
           <w:bCs/>
         </w:rPr>
@@ -155,7 +170,7 @@
       </m:oMath>
       <w:r>
         <w:rPr>
-          <w:rFonts w:hint="eastAsia"/>
+          <w:rFonts w:hint="eastAsia" w:eastAsia="黑体"/>
           <w:b/>
           <w:bCs/>
         </w:rPr>
@@ -163,6 +178,7 @@
       </w:r>
       <w:r>
         <w:rPr>
+          <w:rFonts w:eastAsia="黑体"/>
           <w:b/>
           <w:bCs/>
         </w:rPr>
@@ -170,18 +186,21 @@
       </w:r>
       <w:r>
         <w:rPr>
-          <w:rFonts w:hint="eastAsia"/>
+          <w:rFonts w:hint="eastAsia" w:eastAsia="黑体"/>
           <w:b/>
           <w:bCs/>
         </w:rPr>
         <w:t xml:space="preserve">脚）</w:t>
       </w:r>
       <w:r>
+        <w:rPr>
+          <w:rFonts w:eastAsia="黑体"/>
+        </w:rPr>
         <w:t xml:space="preserve">、</w:t>
       </w:r>
       <w:r>
         <w:rPr>
-          <w:rFonts w:hint="eastAsia"/>
+          <w:rFonts w:hint="eastAsia" w:eastAsia="黑体"/>
           <w:b/>
           <w:bCs/>
         </w:rPr>
@@ -189,6 +208,7 @@
       </w:r>
       <w:r>
         <w:rPr>
+          <w:rFonts w:eastAsia="黑体"/>
           <w:b/>
           <w:bCs/>
         </w:rPr>
@@ -209,20 +229,26 @@
         </m:sSub>
       </m:oMath>
       <w:r>
+        <w:rPr>
+          <w:rFonts w:eastAsia="黑体"/>
+        </w:rPr>
         <w:t xml:space="preserve"> </w:t>
       </w:r>
       <w:r>
         <w:rPr>
-          <w:rFonts w:hint="eastAsia"/>
+          <w:rFonts w:hint="eastAsia" w:eastAsia="黑体"/>
         </w:rPr>
         <w:t xml:space="preserve">与</w:t>
       </w:r>
       <w:r>
+        <w:rPr>
+          <w:rFonts w:eastAsia="黑体"/>
+        </w:rPr>
         <w:t xml:space="preserve"> </w:t>
       </w:r>
       <w:r>
         <w:rPr>
-          <w:rFonts w:hint="eastAsia"/>
+          <w:rFonts w:hint="eastAsia" w:eastAsia="黑体"/>
           <w:b/>
           <w:bCs/>
         </w:rPr>
@@ -230,6 +256,7 @@
       </w:r>
       <w:r>
         <w:rPr>
+          <w:rFonts w:eastAsia="黑体"/>
           <w:b/>
           <w:bCs/>
         </w:rPr>
@@ -237,7 +264,7 @@
       </w:r>
       <w:r>
         <w:rPr>
-          <w:rFonts w:hint="eastAsia"/>
+          <w:rFonts w:hint="eastAsia" w:eastAsia="黑体"/>
           <w:b/>
           <w:bCs/>
         </w:rPr>
@@ -245,6 +272,7 @@
       </w:r>
       <w:r>
         <w:rPr>
+          <w:rFonts w:eastAsia="黑体"/>
           <w:b/>
           <w:bCs/>
         </w:rPr>
@@ -252,6 +280,7 @@
       </w:r>
       <w:r>
         <w:rPr>
+          <w:rFonts w:eastAsia="黑体"/>
           <w:b/>
           <w:bCs/>
         </w:rPr>
@@ -282,33 +311,39 @@
       </m:oMath>
       <w:r>
         <w:rPr>
-          <w:rFonts w:hint="eastAsia"/>
+          <w:rFonts w:hint="eastAsia" w:eastAsia="黑体"/>
           <w:b/>
           <w:bCs/>
         </w:rPr>
         <w:t xml:space="preserve">（源极接开关节点）</w:t>
       </w:r>
       <w:r>
+        <w:rPr>
+          <w:rFonts w:eastAsia="黑体"/>
+        </w:rPr>
         <w:t xml:space="preserve"> </w:t>
       </w:r>
       <w:r>
         <w:rPr>
-          <w:rFonts w:hint="eastAsia"/>
+          <w:rFonts w:hint="eastAsia" w:eastAsia="黑体"/>
         </w:rPr>
         <w:t xml:space="preserve">组成。电路共有</w:t>
       </w:r>
       <w:r>
+        <w:rPr>
+          <w:rFonts w:eastAsia="黑体"/>
+        </w:rPr>
         <w:t xml:space="preserve"> 5 </w:t>
       </w:r>
       <w:r>
         <w:rPr>
-          <w:rFonts w:hint="eastAsia"/>
+          <w:rFonts w:hint="eastAsia" w:eastAsia="黑体"/>
         </w:rPr>
         <w:t xml:space="preserve">个关键节点：</w:t>
       </w:r>
       <w:r>
         <w:rPr>
-          <w:rFonts w:hint="eastAsia"/>
+          <w:rFonts w:hint="eastAsia" w:eastAsia="黑体"/>
           <w:b/>
           <w:bCs/>
         </w:rPr>
@@ -316,6 +351,7 @@
       </w:r>
       <w:r>
         <w:rPr>
+          <w:rFonts w:eastAsia="黑体"/>
           <w:b/>
           <w:bCs/>
         </w:rPr>
@@ -323,7 +359,7 @@
       </w:r>
       <w:r>
         <w:rPr>
-          <w:rFonts w:hint="eastAsia"/>
+          <w:rFonts w:hint="eastAsia" w:eastAsia="黑体"/>
           <w:b/>
           <w:bCs/>
         </w:rPr>
@@ -331,6 +367,7 @@
       </w:r>
       <w:r>
         <w:rPr>
+          <w:rFonts w:eastAsia="黑体"/>
           <w:b/>
           <w:bCs/>
         </w:rPr>
@@ -355,7 +392,7 @@
       </m:oMath>
       <w:r>
         <w:rPr>
-          <w:rFonts w:hint="eastAsia"/>
+          <w:rFonts w:hint="eastAsia" w:eastAsia="黑体"/>
         </w:rPr>
         <w:t xml:space="preserve">（</w:t>
       </w:r>
@@ -374,15 +411,21 @@
         </m:sSub>
       </m:oMath>
       <w:r>
+        <w:rPr>
+          <w:rFonts w:eastAsia="黑体"/>
+        </w:rPr>
         <w:t xml:space="preserve"> </w:t>
       </w:r>
       <w:r>
         <w:rPr>
-          <w:rFonts w:hint="eastAsia"/>
+          <w:rFonts w:hint="eastAsia" w:eastAsia="黑体"/>
         </w:rPr>
         <w:t xml:space="preserve">电源脚与</w:t>
       </w:r>
       <w:r>
+        <w:rPr>
+          <w:rFonts w:eastAsia="黑体"/>
+        </w:rPr>
         <w:t xml:space="preserve"> </w:t>
       </w:r>
       <m:oMath>
@@ -409,17 +452,20 @@
         </m:sSub>
       </m:oMath>
       <w:r>
+        <w:rPr>
+          <w:rFonts w:eastAsia="黑体"/>
+        </w:rPr>
         <w:t xml:space="preserve"> </w:t>
       </w:r>
       <w:r>
         <w:rPr>
-          <w:rFonts w:hint="eastAsia"/>
+          <w:rFonts w:hint="eastAsia" w:eastAsia="黑体"/>
         </w:rPr>
         <w:t xml:space="preserve">阳极相连）；</w:t>
       </w:r>
       <w:r>
         <w:rPr>
-          <w:rFonts w:hint="eastAsia"/>
+          <w:rFonts w:hint="eastAsia" w:eastAsia="黑体"/>
           <w:b/>
           <w:bCs/>
         </w:rPr>
@@ -427,6 +473,7 @@
       </w:r>
       <w:r>
         <w:rPr>
+          <w:rFonts w:eastAsia="黑体"/>
           <w:b/>
           <w:bCs/>
         </w:rPr>
@@ -434,7 +481,7 @@
       </w:r>
       <w:r>
         <w:rPr>
-          <w:rFonts w:hint="eastAsia"/>
+          <w:rFonts w:hint="eastAsia" w:eastAsia="黑体"/>
           <w:b/>
           <w:bCs/>
         </w:rPr>
@@ -442,6 +489,7 @@
       </w:r>
       <w:r>
         <w:rPr>
+          <w:rFonts w:eastAsia="黑体"/>
           <w:b/>
           <w:bCs/>
         </w:rPr>
@@ -449,7 +497,7 @@
       </w:r>
       <w:r>
         <w:rPr>
-          <w:rFonts w:hint="eastAsia"/>
+          <w:rFonts w:hint="eastAsia" w:eastAsia="黑体"/>
         </w:rPr>
         <w:t xml:space="preserve">（</w:t>
       </w:r>
@@ -477,11 +525,14 @@
         </m:sSub>
       </m:oMath>
       <w:r>
+        <w:rPr>
+          <w:rFonts w:eastAsia="黑体"/>
+        </w:rPr>
         <w:t xml:space="preserve"> </w:t>
       </w:r>
       <w:r>
         <w:rPr>
-          <w:rFonts w:hint="eastAsia"/>
+          <w:rFonts w:hint="eastAsia" w:eastAsia="黑体"/>
         </w:rPr>
         <w:t xml:space="preserve">阴极、</w:t>
       </w:r>
@@ -509,11 +560,14 @@
         </m:sSub>
       </m:oMath>
       <w:r>
+        <w:rPr>
+          <w:rFonts w:eastAsia="黑体"/>
+        </w:rPr>
         <w:t xml:space="preserve"> </w:t>
       </w:r>
       <w:r>
         <w:rPr>
-          <w:rFonts w:hint="eastAsia"/>
+          <w:rFonts w:hint="eastAsia" w:eastAsia="黑体"/>
         </w:rPr>
         <w:t xml:space="preserve">上端、</w:t>
       </w:r>
@@ -532,26 +586,32 @@
         </m:sSub>
       </m:oMath>
       <w:r>
+        <w:rPr>
+          <w:rFonts w:eastAsia="黑体"/>
+        </w:rPr>
         <w:t xml:space="preserve"> </w:t>
       </w:r>
       <w:r>
         <w:rPr>
-          <w:rFonts w:hint="eastAsia"/>
+          <w:rFonts w:hint="eastAsia" w:eastAsia="黑体"/>
         </w:rPr>
         <w:t xml:space="preserve">的</w:t>
       </w:r>
       <w:r>
+        <w:rPr>
+          <w:rFonts w:eastAsia="黑体"/>
+        </w:rPr>
         <w:t xml:space="preserve"> VB </w:t>
       </w:r>
       <w:r>
         <w:rPr>
-          <w:rFonts w:hint="eastAsia"/>
+          <w:rFonts w:hint="eastAsia" w:eastAsia="黑体"/>
         </w:rPr>
         <w:t xml:space="preserve">脚三者相连）；</w:t>
       </w:r>
       <w:r>
         <w:rPr>
-          <w:rFonts w:hint="eastAsia"/>
+          <w:rFonts w:hint="eastAsia" w:eastAsia="黑体"/>
           <w:b/>
           <w:bCs/>
         </w:rPr>
@@ -559,6 +619,7 @@
       </w:r>
       <w:r>
         <w:rPr>
+          <w:rFonts w:eastAsia="黑体"/>
           <w:b/>
           <w:bCs/>
         </w:rPr>
@@ -566,7 +627,7 @@
       </w:r>
       <w:r>
         <w:rPr>
-          <w:rFonts w:hint="eastAsia"/>
+          <w:rFonts w:hint="eastAsia" w:eastAsia="黑体"/>
           <w:b/>
           <w:bCs/>
         </w:rPr>
@@ -574,6 +635,7 @@
       </w:r>
       <w:r>
         <w:rPr>
+          <w:rFonts w:eastAsia="黑体"/>
           <w:b/>
           <w:bCs/>
         </w:rPr>
@@ -581,7 +643,7 @@
       </w:r>
       <w:r>
         <w:rPr>
-          <w:rFonts w:hint="eastAsia"/>
+          <w:rFonts w:hint="eastAsia" w:eastAsia="黑体"/>
         </w:rPr>
         <w:t xml:space="preserve">（</w:t>
       </w:r>
@@ -609,15 +671,21 @@
         </m:sSub>
       </m:oMath>
       <w:r>
+        <w:rPr>
+          <w:rFonts w:eastAsia="黑体"/>
+        </w:rPr>
         <w:t xml:space="preserve"> </w:t>
       </w:r>
       <w:r>
         <w:rPr>
-          <w:rFonts w:hint="eastAsia"/>
+          <w:rFonts w:hint="eastAsia" w:eastAsia="黑体"/>
         </w:rPr>
         <w:t xml:space="preserve">源极</w:t>
       </w:r>
       <w:r>
+        <w:rPr>
+          <w:rFonts w:eastAsia="黑体"/>
+        </w:rPr>
         <w:t xml:space="preserve"> S、</w:t>
       </w:r>
       <m:oMath>
@@ -644,11 +712,14 @@
         </m:sSub>
       </m:oMath>
       <w:r>
+        <w:rPr>
+          <w:rFonts w:eastAsia="黑体"/>
+        </w:rPr>
         <w:t xml:space="preserve"> </w:t>
       </w:r>
       <w:r>
         <w:rPr>
-          <w:rFonts w:hint="eastAsia"/>
+          <w:rFonts w:hint="eastAsia" w:eastAsia="黑体"/>
         </w:rPr>
         <w:t xml:space="preserve">下端、</w:t>
       </w:r>
@@ -667,26 +738,32 @@
         </m:sSub>
       </m:oMath>
       <w:r>
+        <w:rPr>
+          <w:rFonts w:eastAsia="黑体"/>
+        </w:rPr>
         <w:t xml:space="preserve"> </w:t>
       </w:r>
       <w:r>
         <w:rPr>
-          <w:rFonts w:hint="eastAsia"/>
+          <w:rFonts w:hint="eastAsia" w:eastAsia="黑体"/>
         </w:rPr>
         <w:t xml:space="preserve">的</w:t>
       </w:r>
       <w:r>
+        <w:rPr>
+          <w:rFonts w:eastAsia="黑体"/>
+        </w:rPr>
         <w:t xml:space="preserve"> VS </w:t>
       </w:r>
       <w:r>
         <w:rPr>
-          <w:rFonts w:hint="eastAsia"/>
+          <w:rFonts w:hint="eastAsia" w:eastAsia="黑体"/>
         </w:rPr>
         <w:t xml:space="preserve">脚三者相连）；</w:t>
       </w:r>
       <w:r>
         <w:rPr>
-          <w:rFonts w:hint="eastAsia"/>
+          <w:rFonts w:hint="eastAsia" w:eastAsia="黑体"/>
           <w:b/>
           <w:bCs/>
         </w:rPr>
@@ -694,6 +771,7 @@
       </w:r>
       <w:r>
         <w:rPr>
+          <w:rFonts w:eastAsia="黑体"/>
           <w:b/>
           <w:bCs/>
         </w:rPr>
@@ -701,7 +779,7 @@
       </w:r>
       <w:r>
         <w:rPr>
-          <w:rFonts w:hint="eastAsia"/>
+          <w:rFonts w:hint="eastAsia" w:eastAsia="黑体"/>
           <w:b/>
           <w:bCs/>
         </w:rPr>
@@ -709,6 +787,7 @@
       </w:r>
       <w:r>
         <w:rPr>
+          <w:rFonts w:eastAsia="黑体"/>
           <w:b/>
           <w:bCs/>
         </w:rPr>
@@ -716,7 +795,7 @@
       </w:r>
       <w:r>
         <w:rPr>
-          <w:rFonts w:hint="eastAsia"/>
+          <w:rFonts w:hint="eastAsia" w:eastAsia="黑体"/>
         </w:rPr>
         <w:t xml:space="preserve">（</w:t>
       </w:r>
@@ -735,15 +814,21 @@
         </m:sSub>
       </m:oMath>
       <w:r>
+        <w:rPr>
+          <w:rFonts w:eastAsia="黑体"/>
+        </w:rPr>
         <w:t xml:space="preserve"> </w:t>
       </w:r>
       <w:r>
         <w:rPr>
-          <w:rFonts w:hint="eastAsia"/>
+          <w:rFonts w:hint="eastAsia" w:eastAsia="黑体"/>
         </w:rPr>
         <w:t xml:space="preserve">下端与</w:t>
       </w:r>
       <w:r>
+        <w:rPr>
+          <w:rFonts w:eastAsia="黑体"/>
+        </w:rPr>
         <w:t xml:space="preserve"> </w:t>
       </w:r>
       <m:oMath>
@@ -770,26 +855,32 @@
         </m:sSub>
       </m:oMath>
       <w:r>
+        <w:rPr>
+          <w:rFonts w:eastAsia="黑体"/>
+        </w:rPr>
         <w:t xml:space="preserve"> </w:t>
       </w:r>
       <w:r>
         <w:rPr>
-          <w:rFonts w:hint="eastAsia"/>
+          <w:rFonts w:hint="eastAsia" w:eastAsia="黑体"/>
         </w:rPr>
         <w:t xml:space="preserve">栅极</w:t>
       </w:r>
       <w:r>
+        <w:rPr>
+          <w:rFonts w:eastAsia="黑体"/>
+        </w:rPr>
         <w:t xml:space="preserve"> G </w:t>
       </w:r>
       <w:r>
         <w:rPr>
-          <w:rFonts w:hint="eastAsia"/>
+          <w:rFonts w:hint="eastAsia" w:eastAsia="黑体"/>
         </w:rPr>
         <w:t xml:space="preserve">相连）；</w:t>
       </w:r>
       <w:r>
         <w:rPr>
-          <w:rFonts w:hint="eastAsia"/>
+          <w:rFonts w:hint="eastAsia" w:eastAsia="黑体"/>
           <w:b/>
           <w:bCs/>
         </w:rPr>
@@ -797,6 +888,7 @@
       </w:r>
       <w:r>
         <w:rPr>
+          <w:rFonts w:eastAsia="黑体"/>
           <w:b/>
           <w:bCs/>
         </w:rPr>
@@ -804,7 +896,7 @@
       </w:r>
       <w:r>
         <w:rPr>
-          <w:rFonts w:hint="eastAsia"/>
+          <w:rFonts w:hint="eastAsia" w:eastAsia="黑体"/>
           <w:b/>
           <w:bCs/>
         </w:rPr>
@@ -812,7 +904,7 @@
       </w:r>
       <w:r>
         <w:rPr>
-          <w:rFonts w:hint="eastAsia"/>
+          <w:rFonts w:hint="eastAsia" w:eastAsia="黑体"/>
         </w:rPr>
         <w:t xml:space="preserve">（</w:t>
       </w:r>
@@ -840,24 +932,33 @@
         </m:sSub>
       </m:oMath>
       <w:r>
+        <w:rPr>
+          <w:rFonts w:eastAsia="黑体"/>
+        </w:rPr>
         <w:t xml:space="preserve"> </w:t>
       </w:r>
       <w:r>
         <w:rPr>
-          <w:rFonts w:hint="eastAsia"/>
+          <w:rFonts w:hint="eastAsia" w:eastAsia="黑体"/>
         </w:rPr>
         <w:t xml:space="preserve">漏极</w:t>
       </w:r>
       <w:r>
+        <w:rPr>
+          <w:rFonts w:eastAsia="黑体"/>
+        </w:rPr>
         <w:t xml:space="preserve"> D </w:t>
       </w:r>
       <w:r>
         <w:rPr>
-          <w:rFonts w:hint="eastAsia"/>
+          <w:rFonts w:hint="eastAsia" w:eastAsia="黑体"/>
         </w:rPr>
         <w:t xml:space="preserve">接直流母线</w:t>
       </w:r>
       <w:r>
+        <w:rPr>
+          <w:rFonts w:eastAsia="黑体"/>
+        </w:rPr>
         <w:t xml:space="preserve"> </w:t>
       </w:r>
       <m:oMath>
@@ -882,7 +983,7 @@
       </m:oMath>
       <w:r>
         <w:rPr>
-          <w:rFonts w:hint="eastAsia"/>
+          <w:rFonts w:hint="eastAsia" w:eastAsia="黑体"/>
         </w:rPr>
         <w:t xml:space="preserve">）。</w:t>
       </w:r>
@@ -891,7 +992,7 @@
       <w:pPr/>
       <w:r>
         <w:rPr>
-          <w:rFonts w:hint="eastAsia"/>
+          <w:rFonts w:hint="eastAsia" w:eastAsia="黑体"/>
         </w:rPr>
         <w:t xml:space="preserve">各元件管脚连接：</w:t>
       </w:r>
@@ -919,11 +1020,14 @@
         </m:sSub>
       </m:oMath>
       <w:r>
+        <w:rPr>
+          <w:rFonts w:eastAsia="黑体"/>
+        </w:rPr>
         <w:t xml:space="preserve"> </w:t>
       </w:r>
       <w:r>
         <w:rPr>
-          <w:rFonts w:hint="eastAsia"/>
+          <w:rFonts w:hint="eastAsia" w:eastAsia="黑体"/>
         </w:rPr>
         <w:t xml:space="preserve">阳极接节点①</w:t>
       </w:r>
@@ -946,16 +1050,19 @@
       </m:oMath>
       <w:r>
         <w:rPr>
-          <w:rFonts w:hint="eastAsia"/>
+          <w:rFonts w:hint="eastAsia" w:eastAsia="黑体"/>
         </w:rPr>
         <w:t xml:space="preserve">、阴极接节点②自举节点</w:t>
       </w:r>
       <w:r>
+        <w:rPr>
+          <w:rFonts w:eastAsia="黑体"/>
+        </w:rPr>
         <w:t xml:space="preserve"> </w:t>
       </w:r>
       <w:r>
         <w:rPr>
-          <w:rFonts w:hint="eastAsia"/>
+          <w:rFonts w:hint="eastAsia" w:eastAsia="黑体"/>
         </w:rPr>
         <w:t xml:space="preserve">VB；</w:t>
       </w:r>
@@ -983,20 +1090,26 @@
         </m:sSub>
       </m:oMath>
       <w:r>
+        <w:rPr>
+          <w:rFonts w:eastAsia="黑体"/>
+        </w:rPr>
         <w:t xml:space="preserve"> </w:t>
       </w:r>
       <w:r>
         <w:rPr>
-          <w:rFonts w:hint="eastAsia"/>
+          <w:rFonts w:hint="eastAsia" w:eastAsia="黑体"/>
         </w:rPr>
         <w:t xml:space="preserve">一端接节点②VB、另一端接节点③开关节点</w:t>
       </w:r>
       <w:r>
+        <w:rPr>
+          <w:rFonts w:eastAsia="黑体"/>
+        </w:rPr>
         <w:t xml:space="preserve"> </w:t>
       </w:r>
       <w:r>
         <w:rPr>
-          <w:rFonts w:hint="eastAsia"/>
+          <w:rFonts w:hint="eastAsia" w:eastAsia="黑体"/>
         </w:rPr>
         <w:t xml:space="preserve">VS；</w:t>
       </w:r>
@@ -1015,11 +1128,14 @@
         </m:sSub>
       </m:oMath>
       <w:r>
+        <w:rPr>
+          <w:rFonts w:eastAsia="黑体"/>
+        </w:rPr>
         <w:t xml:space="preserve"> </w:t>
       </w:r>
       <w:r>
         <w:rPr>
-          <w:rFonts w:hint="eastAsia"/>
+          <w:rFonts w:hint="eastAsia" w:eastAsia="黑体"/>
         </w:rPr>
         <w:t xml:space="preserve">电源脚接节点①</w:t>
       </w:r>
@@ -1041,33 +1157,45 @@
         </m:sSub>
       </m:oMath>
       <w:r>
+        <w:rPr>
+          <w:rFonts w:eastAsia="黑体"/>
+        </w:rPr>
         <w:t xml:space="preserve">、VB </w:t>
       </w:r>
       <w:r>
         <w:rPr>
-          <w:rFonts w:hint="eastAsia"/>
+          <w:rFonts w:hint="eastAsia" w:eastAsia="黑体"/>
         </w:rPr>
         <w:t xml:space="preserve">脚接节点②、VS</w:t>
       </w:r>
       <w:r>
+        <w:rPr>
+          <w:rFonts w:eastAsia="黑体"/>
+        </w:rPr>
         <w:t xml:space="preserve"> </w:t>
       </w:r>
       <w:r>
         <w:rPr>
-          <w:rFonts w:hint="eastAsia"/>
+          <w:rFonts w:hint="eastAsia" w:eastAsia="黑体"/>
         </w:rPr>
         <w:t xml:space="preserve">脚接节点③、高边输出</w:t>
       </w:r>
       <w:r>
+        <w:rPr>
+          <w:rFonts w:eastAsia="黑体"/>
+        </w:rPr>
         <w:t xml:space="preserve"> HO </w:t>
       </w:r>
       <w:r>
         <w:rPr>
-          <w:rFonts w:hint="eastAsia"/>
+          <w:rFonts w:hint="eastAsia" w:eastAsia="黑体"/>
         </w:rPr>
         <w:t xml:space="preserve">经</w:t>
       </w:r>
       <w:r>
+        <w:rPr>
+          <w:rFonts w:eastAsia="黑体"/>
+        </w:rPr>
         <w:t xml:space="preserve"> </w:t>
       </w:r>
       <m:oMath>
@@ -1085,11 +1213,14 @@
         </m:sSub>
       </m:oMath>
       <w:r>
+        <w:rPr>
+          <w:rFonts w:eastAsia="黑体"/>
+        </w:rPr>
         <w:t xml:space="preserve"> </w:t>
       </w:r>
       <w:r>
         <w:rPr>
-          <w:rFonts w:hint="eastAsia"/>
+          <w:rFonts w:hint="eastAsia" w:eastAsia="黑体"/>
         </w:rPr>
         <w:t xml:space="preserve">接节点④栅极节点；</w:t>
       </w:r>
@@ -1108,15 +1239,21 @@
         </m:sSub>
       </m:oMath>
       <w:r>
+        <w:rPr>
+          <w:rFonts w:eastAsia="黑体"/>
+        </w:rPr>
         <w:t xml:space="preserve"> </w:t>
       </w:r>
       <w:r>
         <w:rPr>
-          <w:rFonts w:hint="eastAsia"/>
+          <w:rFonts w:hint="eastAsia" w:eastAsia="黑体"/>
         </w:rPr>
         <w:t xml:space="preserve">一端接</w:t>
       </w:r>
       <w:r>
+        <w:rPr>
+          <w:rFonts w:eastAsia="黑体"/>
+        </w:rPr>
         <w:t xml:space="preserve"> </w:t>
       </w:r>
       <m:oMath>
@@ -1134,20 +1271,26 @@
         </m:sSub>
       </m:oMath>
       <w:r>
+        <w:rPr>
+          <w:rFonts w:eastAsia="黑体"/>
+        </w:rPr>
         <w:t xml:space="preserve"> </w:t>
       </w:r>
       <w:r>
         <w:rPr>
-          <w:rFonts w:hint="eastAsia"/>
+          <w:rFonts w:hint="eastAsia" w:eastAsia="黑体"/>
         </w:rPr>
         <w:t xml:space="preserve">的</w:t>
       </w:r>
       <w:r>
+        <w:rPr>
+          <w:rFonts w:eastAsia="黑体"/>
+        </w:rPr>
         <w:t xml:space="preserve"> HO </w:t>
       </w:r>
       <w:r>
         <w:rPr>
-          <w:rFonts w:hint="eastAsia"/>
+          <w:rFonts w:hint="eastAsia" w:eastAsia="黑体"/>
         </w:rPr>
         <w:t xml:space="preserve">输出、另一端接节点④；</w:t>
       </w:r>
@@ -1175,42 +1318,57 @@
         </m:sSub>
       </m:oMath>
       <w:r>
+        <w:rPr>
+          <w:rFonts w:eastAsia="黑体"/>
+        </w:rPr>
         <w:t xml:space="preserve"> </w:t>
       </w:r>
       <w:r>
         <w:rPr>
-          <w:rFonts w:hint="eastAsia"/>
+          <w:rFonts w:hint="eastAsia" w:eastAsia="黑体"/>
         </w:rPr>
         <w:t xml:space="preserve">的</w:t>
       </w:r>
       <w:r>
+        <w:rPr>
+          <w:rFonts w:eastAsia="黑体"/>
+        </w:rPr>
         <w:t xml:space="preserve"> G </w:t>
       </w:r>
       <w:r>
         <w:rPr>
-          <w:rFonts w:hint="eastAsia"/>
+          <w:rFonts w:hint="eastAsia" w:eastAsia="黑体"/>
         </w:rPr>
         <w:t xml:space="preserve">接节点④栅极节点、D</w:t>
       </w:r>
       <w:r>
+        <w:rPr>
+          <w:rFonts w:eastAsia="黑体"/>
+        </w:rPr>
         <w:t xml:space="preserve"> </w:t>
       </w:r>
       <w:r>
         <w:rPr>
-          <w:rFonts w:hint="eastAsia"/>
+          <w:rFonts w:hint="eastAsia" w:eastAsia="黑体"/>
         </w:rPr>
         <w:t xml:space="preserve">接节点⑤母线/漏极节点、S</w:t>
       </w:r>
       <w:r>
+        <w:rPr>
+          <w:rFonts w:eastAsia="黑体"/>
+        </w:rPr>
         <w:t xml:space="preserve"> </w:t>
       </w:r>
       <w:r>
         <w:rPr>
-          <w:rFonts w:hint="eastAsia"/>
+          <w:rFonts w:hint="eastAsia" w:eastAsia="黑体"/>
         </w:rPr>
         <w:t xml:space="preserve">接节点③开关节点</w:t>
       </w:r>
       <w:r>
+        <w:rPr>
+          <w:rFonts w:eastAsia="黑体"/>
+        </w:rPr>
         <w:t xml:space="preserve"> VS。</w:t>
       </w:r>
     </w:p>
@@ -1218,7 +1376,7 @@
       <w:pPr/>
       <w:r>
         <w:rPr>
-          <w:rFonts w:hint="eastAsia"/>
+          <w:rFonts w:hint="eastAsia" w:eastAsia="黑体"/>
         </w:rPr>
         <w:t xml:space="preserve">由此构成”自举供电的高边驱动”组态：低边管导通、开关节点被拉到地时，</w:t>
       </w:r>
@@ -1246,15 +1404,21 @@
         </m:sSub>
       </m:oMath>
       <w:r>
+        <w:rPr>
+          <w:rFonts w:eastAsia="黑体"/>
+        </w:rPr>
         <w:t xml:space="preserve"> </w:t>
       </w:r>
       <w:r>
         <w:rPr>
-          <w:rFonts w:hint="eastAsia"/>
+          <w:rFonts w:hint="eastAsia" w:eastAsia="黑体"/>
         </w:rPr>
         <w:t xml:space="preserve">经</w:t>
       </w:r>
       <w:r>
+        <w:rPr>
+          <w:rFonts w:eastAsia="黑体"/>
+        </w:rPr>
         <w:t xml:space="preserve"> </w:t>
       </w:r>
       <m:oMath>
@@ -1281,15 +1445,21 @@
         </m:sSub>
       </m:oMath>
       <w:r>
+        <w:rPr>
+          <w:rFonts w:eastAsia="黑体"/>
+        </w:rPr>
         <w:t xml:space="preserve"> </w:t>
       </w:r>
       <w:r>
         <w:rPr>
-          <w:rFonts w:hint="eastAsia"/>
+          <w:rFonts w:hint="eastAsia" w:eastAsia="黑体"/>
         </w:rPr>
         <w:t xml:space="preserve">从</w:t>
       </w:r>
       <w:r>
+        <w:rPr>
+          <w:rFonts w:eastAsia="黑体"/>
+        </w:rPr>
         <w:t xml:space="preserve"> </w:t>
       </w:r>
       <m:oMath>
@@ -1310,15 +1480,21 @@
         </m:sSub>
       </m:oMath>
       <w:r>
+        <w:rPr>
+          <w:rFonts w:eastAsia="黑体"/>
+        </w:rPr>
         <w:t xml:space="preserve"> </w:t>
       </w:r>
       <w:r>
         <w:rPr>
-          <w:rFonts w:hint="eastAsia"/>
+          <w:rFonts w:hint="eastAsia" w:eastAsia="黑体"/>
         </w:rPr>
         <w:t xml:space="preserve">充电；高边需开通时，浮动的高边驱动以自举电容为电源，把栅极电压抬升到高于源极（源极即开关节点）的</w:t>
       </w:r>
       <w:r>
+        <w:rPr>
+          <w:rFonts w:eastAsia="黑体"/>
+        </w:rPr>
         <w:t xml:space="preserve"> </w:t>
       </w:r>
       <m:oMath>
@@ -1340,34 +1516,43 @@
       </m:oMath>
       <w:r>
         <w:rPr>
-          <w:rFonts w:hint="eastAsia"/>
+          <w:rFonts w:hint="eastAsia" w:eastAsia="黑体"/>
         </w:rPr>
         <w:t xml:space="preserve">（约</w:t>
       </w:r>
       <w:r>
+        <w:rPr>
+          <w:rFonts w:eastAsia="黑体"/>
+        </w:rPr>
         <w:t xml:space="preserve"> 10~15 </w:t>
       </w:r>
       <w:r>
         <w:rPr>
-          <w:rFonts w:hint="eastAsia"/>
+          <w:rFonts w:hint="eastAsia" w:eastAsia="黑体"/>
         </w:rPr>
         <w:t xml:space="preserve">V），使源极不接地的高边</w:t>
       </w:r>
       <w:r>
+        <w:rPr>
+          <w:rFonts w:eastAsia="黑体"/>
+        </w:rPr>
         <w:t xml:space="preserve"> N </w:t>
       </w:r>
       <w:r>
         <w:rPr>
-          <w:rFonts w:hint="eastAsia"/>
+          <w:rFonts w:hint="eastAsia" w:eastAsia="黑体"/>
         </w:rPr>
         <w:t xml:space="preserve">沟道</w:t>
       </w:r>
       <w:r>
+        <w:rPr>
+          <w:rFonts w:eastAsia="黑体"/>
+        </w:rPr>
         <w:t xml:space="preserve"> MOSFET </w:t>
       </w:r>
       <w:r>
         <w:rPr>
-          <w:rFonts w:hint="eastAsia"/>
+          <w:rFonts w:hint="eastAsia" w:eastAsia="黑体"/>
         </w:rPr>
         <w:t xml:space="preserve">可靠导通。</w:t>
       </w:r>
@@ -1380,7 +1565,7 @@
       </w:pPr>
       <w:r>
         <w:rPr>
-          <w:rFonts w:hint="eastAsia"/>
+          <w:rFonts w:hint="eastAsia" w:eastAsia="黑体"/>
         </w:rPr>
         <w:t xml:space="preserve">工作原理</w:t>
       </w:r>
@@ -1391,11 +1576,14 @@
       </w:pPr>
       <w:r>
         <w:rPr>
-          <w:rFonts w:hint="eastAsia"/>
+          <w:rFonts w:hint="eastAsia" w:eastAsia="黑体"/>
         </w:rPr>
         <w:t xml:space="preserve">当低边管导通时，自举电容经自举二极管从</w:t>
       </w:r>
       <w:r>
+        <w:rPr>
+          <w:rFonts w:eastAsia="黑体"/>
+        </w:rPr>
         <w:t xml:space="preserve"> </w:t>
       </w:r>
       <m:oMath>
@@ -1416,15 +1604,21 @@
         </m:sSub>
       </m:oMath>
       <w:r>
+        <w:rPr>
+          <w:rFonts w:eastAsia="黑体"/>
+        </w:rPr>
         <w:t xml:space="preserve"> </w:t>
       </w:r>
       <w:r>
         <w:rPr>
-          <w:rFonts w:hint="eastAsia"/>
+          <w:rFonts w:hint="eastAsia" w:eastAsia="黑体"/>
         </w:rPr>
         <w:t xml:space="preserve">充电到接近电源电压；当高边管需要开通时，浮动的高边驱动以自举电容为电源，把栅极电压抬升到高于源极</w:t>
       </w:r>
       <w:r>
+        <w:rPr>
+          <w:rFonts w:eastAsia="黑体"/>
+        </w:rPr>
         <w:t xml:space="preserve"> </w:t>
       </w:r>
       <m:oMath>
@@ -1446,25 +1640,31 @@
       </m:oMath>
       <w:r>
         <w:rPr>
-          <w:rFonts w:hint="eastAsia"/>
+          <w:rFonts w:hint="eastAsia" w:eastAsia="黑体"/>
         </w:rPr>
         <w:t xml:space="preserve">（通常</w:t>
       </w:r>
       <w:r>
+        <w:rPr>
+          <w:rFonts w:eastAsia="黑体"/>
+        </w:rPr>
         <w:t xml:space="preserve"> 10~15 </w:t>
       </w:r>
       <w:r>
         <w:rPr>
-          <w:rFonts w:hint="eastAsia"/>
+          <w:rFonts w:hint="eastAsia" w:eastAsia="黑体"/>
         </w:rPr>
         <w:t xml:space="preserve">V），使高边</w:t>
       </w:r>
       <w:r>
+        <w:rPr>
+          <w:rFonts w:eastAsia="黑体"/>
+        </w:rPr>
         <w:t xml:space="preserve"> MOSFET </w:t>
       </w:r>
       <w:r>
         <w:rPr>
-          <w:rFonts w:hint="eastAsia"/>
+          <w:rFonts w:hint="eastAsia" w:eastAsia="黑体"/>
         </w:rPr>
         <w:t xml:space="preserve">导通。</w:t>
       </w:r>
@@ -1477,7 +1677,7 @@
       </w:pPr>
       <w:r>
         <w:rPr>
-          <w:rFonts w:hint="eastAsia"/>
+          <w:rFonts w:hint="eastAsia" w:eastAsia="黑体"/>
         </w:rPr>
         <w:t xml:space="preserve">关键计算公式</w:t>
       </w:r>
@@ -1491,7 +1691,7 @@
       </w:pPr>
       <w:r>
         <w:rPr>
-          <w:rFonts w:hint="eastAsia"/>
+          <w:rFonts w:hint="eastAsia" w:eastAsia="黑体"/>
         </w:rPr>
         <w:t xml:space="preserve">自举电容容量选择：</w:t>
       </w:r>
@@ -1656,7 +1856,7 @@
       </w:pPr>
       <w:r>
         <w:rPr>
-          <w:rFonts w:hint="eastAsia"/>
+          <w:rFonts w:hint="eastAsia" w:eastAsia="黑体"/>
         </w:rPr>
         <w:t xml:space="preserve">自举电压（低边导通充电后）：</w:t>
       </w:r>
@@ -1764,7 +1964,7 @@
       </w:pPr>
       <w:r>
         <w:rPr>
-          <w:rFonts w:hint="eastAsia"/>
+          <w:rFonts w:hint="eastAsia" w:eastAsia="黑体"/>
         </w:rPr>
         <w:t xml:space="preserve">自举电容充电时间：</w:t>
       </w:r>
@@ -1869,7 +2069,7 @@
       </w:pPr>
       <w:r>
         <w:rPr>
-          <w:rFonts w:hint="eastAsia"/>
+          <w:rFonts w:hint="eastAsia" w:eastAsia="黑体"/>
         </w:rPr>
         <w:t xml:space="preserve">高边栅极驱动峰值电流：</w:t>
       </w:r>
@@ -1975,7 +2175,7 @@
             </w:pPr>
             <w:r>
               <w:rPr>
-                <w:rFonts w:hint="eastAsia"/>
+                <w:rFonts w:hint="eastAsia" w:eastAsia="黑体"/>
               </w:rPr>
               <w:t xml:space="preserve">符号</w:t>
             </w:r>
@@ -1989,7 +2189,7 @@
             </w:pPr>
             <w:r>
               <w:rPr>
-                <w:rFonts w:hint="eastAsia"/>
+                <w:rFonts w:hint="eastAsia" w:eastAsia="黑体"/>
               </w:rPr>
               <w:t xml:space="preserve">含义</w:t>
             </w:r>
@@ -2003,7 +2203,7 @@
             </w:pPr>
             <w:r>
               <w:rPr>
-                <w:rFonts w:hint="eastAsia"/>
+                <w:rFonts w:hint="eastAsia" w:eastAsia="黑体"/>
               </w:rPr>
               <w:t xml:space="preserve">单位</w:t>
             </w:r>
@@ -2041,6 +2241,9 @@
               </m:sSub>
             </m:oMath>
             <w:r>
+              <w:rPr>
+                <w:rFonts w:eastAsia="黑体"/>
+              </w:rPr>
               <w:t xml:space="preserve">​</w:t>
             </w:r>
           </w:p>
@@ -2053,7 +2256,7 @@
             </w:pPr>
             <w:r>
               <w:rPr>
-                <w:rFonts w:hint="eastAsia"/>
+                <w:rFonts w:hint="eastAsia" w:eastAsia="黑体"/>
               </w:rPr>
               <w:t xml:space="preserve">自举电容</w:t>
             </w:r>
@@ -2066,6 +2269,9 @@
               <w:pStyle w:val="Compact"/>
             </w:pPr>
             <w:r>
+              <w:rPr>
+                <w:rFonts w:eastAsia="黑体"/>
+              </w:rPr>
               <w:t xml:space="preserve">F</w:t>
             </w:r>
           </w:p>
@@ -2093,6 +2299,9 @@
               </m:sSub>
             </m:oMath>
             <w:r>
+              <w:rPr>
+                <w:rFonts w:eastAsia="黑体"/>
+              </w:rPr>
               <w:t xml:space="preserve">​</w:t>
             </w:r>
           </w:p>
@@ -2105,7 +2314,7 @@
             </w:pPr>
             <w:r>
               <w:rPr>
-                <w:rFonts w:hint="eastAsia"/>
+                <w:rFonts w:hint="eastAsia" w:eastAsia="黑体"/>
               </w:rPr>
               <w:t xml:space="preserve">高边管栅极电荷</w:t>
             </w:r>
@@ -2118,6 +2327,9 @@
               <w:pStyle w:val="Compact"/>
             </w:pPr>
             <w:r>
+              <w:rPr>
+                <w:rFonts w:eastAsia="黑体"/>
+              </w:rPr>
               <w:t xml:space="preserve">C</w:t>
             </w:r>
           </w:p>
@@ -2151,6 +2363,9 @@
               </m:sSub>
             </m:oMath>
             <w:r>
+              <w:rPr>
+                <w:rFonts w:eastAsia="黑体"/>
+              </w:rPr>
               <w:t xml:space="preserve">​</w:t>
             </w:r>
           </w:p>
@@ -2163,7 +2378,7 @@
             </w:pPr>
             <w:r>
               <w:rPr>
-                <w:rFonts w:hint="eastAsia"/>
+                <w:rFonts w:hint="eastAsia" w:eastAsia="黑体"/>
               </w:rPr>
               <w:t xml:space="preserve">高边驱动静态电流</w:t>
             </w:r>
@@ -2176,6 +2391,9 @@
               <w:pStyle w:val="Compact"/>
             </w:pPr>
             <w:r>
+              <w:rPr>
+                <w:rFonts w:eastAsia="黑体"/>
+              </w:rPr>
               <w:t xml:space="preserve">A</w:t>
             </w:r>
           </w:p>
@@ -2206,6 +2424,9 @@
               </m:sSub>
             </m:oMath>
             <w:r>
+              <w:rPr>
+                <w:rFonts w:eastAsia="黑体"/>
+              </w:rPr>
               <w:t xml:space="preserve">​</w:t>
             </w:r>
           </w:p>
@@ -2218,7 +2439,7 @@
             </w:pPr>
             <w:r>
               <w:rPr>
-                <w:rFonts w:hint="eastAsia"/>
+                <w:rFonts w:hint="eastAsia" w:eastAsia="黑体"/>
               </w:rPr>
               <w:t xml:space="preserve">高边最大导通时间</w:t>
             </w:r>
@@ -2231,6 +2452,9 @@
               <w:pStyle w:val="Compact"/>
             </w:pPr>
             <w:r>
+              <w:rPr>
+                <w:rFonts w:eastAsia="黑体"/>
+              </w:rPr>
               <w:t xml:space="preserve">s</w:t>
             </w:r>
           </w:p>
@@ -2273,6 +2497,9 @@
               </m:sSub>
             </m:oMath>
             <w:r>
+              <w:rPr>
+                <w:rFonts w:eastAsia="黑体"/>
+              </w:rPr>
               <w:t xml:space="preserve">​</w:t>
             </w:r>
           </w:p>
@@ -2285,7 +2512,7 @@
             </w:pPr>
             <w:r>
               <w:rPr>
-                <w:rFonts w:hint="eastAsia"/>
+                <w:rFonts w:hint="eastAsia" w:eastAsia="黑体"/>
               </w:rPr>
               <w:t xml:space="preserve">允许的自举电压跌落</w:t>
             </w:r>
@@ -2298,6 +2525,9 @@
               <w:pStyle w:val="Compact"/>
             </w:pPr>
             <w:r>
+              <w:rPr>
+                <w:rFonts w:eastAsia="黑体"/>
+              </w:rPr>
               <w:t xml:space="preserve">V</w:t>
             </w:r>
           </w:p>
@@ -2328,6 +2558,9 @@
               </m:sSub>
             </m:oMath>
             <w:r>
+              <w:rPr>
+                <w:rFonts w:eastAsia="黑体"/>
+              </w:rPr>
               <w:t xml:space="preserve">​</w:t>
             </w:r>
           </w:p>
@@ -2340,7 +2573,7 @@
             </w:pPr>
             <w:r>
               <w:rPr>
-                <w:rFonts w:hint="eastAsia"/>
+                <w:rFonts w:hint="eastAsia" w:eastAsia="黑体"/>
               </w:rPr>
               <w:t xml:space="preserve">驱动电源电压</w:t>
             </w:r>
@@ -2353,6 +2586,9 @@
               <w:pStyle w:val="Compact"/>
             </w:pPr>
             <w:r>
+              <w:rPr>
+                <w:rFonts w:eastAsia="黑体"/>
+              </w:rPr>
               <w:t xml:space="preserve">V</w:t>
             </w:r>
           </w:p>
@@ -2380,6 +2616,9 @@
               </m:sSub>
             </m:oMath>
             <w:r>
+              <w:rPr>
+                <w:rFonts w:eastAsia="黑体"/>
+              </w:rPr>
               <w:t xml:space="preserve">​</w:t>
             </w:r>
           </w:p>
@@ -2392,7 +2631,7 @@
             </w:pPr>
             <w:r>
               <w:rPr>
-                <w:rFonts w:hint="eastAsia"/>
+                <w:rFonts w:hint="eastAsia" w:eastAsia="黑体"/>
               </w:rPr>
               <w:t xml:space="preserve">自举二极管压降</w:t>
             </w:r>
@@ -2405,6 +2644,9 @@
               <w:pStyle w:val="Compact"/>
             </w:pPr>
             <w:r>
+              <w:rPr>
+                <w:rFonts w:eastAsia="黑体"/>
+              </w:rPr>
               <w:t xml:space="preserve">V</w:t>
             </w:r>
           </w:p>
@@ -2435,6 +2677,9 @@
               </m:sSub>
             </m:oMath>
             <w:r>
+              <w:rPr>
+                <w:rFonts w:eastAsia="黑体"/>
+              </w:rPr>
               <w:t xml:space="preserve">​</w:t>
             </w:r>
           </w:p>
@@ -2447,7 +2692,7 @@
             </w:pPr>
             <w:r>
               <w:rPr>
-                <w:rFonts w:hint="eastAsia"/>
+                <w:rFonts w:hint="eastAsia" w:eastAsia="黑体"/>
               </w:rPr>
               <w:t xml:space="preserve">低边管导通压降</w:t>
             </w:r>
@@ -2460,6 +2705,9 @@
               <w:pStyle w:val="Compact"/>
             </w:pPr>
             <w:r>
+              <w:rPr>
+                <w:rFonts w:eastAsia="黑体"/>
+              </w:rPr>
               <w:t xml:space="preserve">V</w:t>
             </w:r>
           </w:p>
@@ -2474,7 +2722,7 @@
       </w:pPr>
       <w:r>
         <w:rPr>
-          <w:rFonts w:hint="eastAsia"/>
+          <w:rFonts w:hint="eastAsia" w:eastAsia="黑体"/>
         </w:rPr>
         <w:t xml:space="preserve">元件调整影响</w:t>
       </w:r>
@@ -2489,7 +2737,7 @@
       </w:pPr>
       <w:r>
         <w:rPr>
-          <w:rFonts w:hint="eastAsia"/>
+          <w:rFonts w:hint="eastAsia" w:eastAsia="黑体"/>
           <w:b/>
           <w:bCs/>
         </w:rPr>
@@ -2497,6 +2745,7 @@
       </w:r>
       <w:r>
         <w:rPr>
+          <w:rFonts w:eastAsia="黑体"/>
           <w:b/>
           <w:bCs/>
         </w:rPr>
@@ -2527,6 +2776,7 @@
       </m:oMath>
       <w:r>
         <w:rPr>
+          <w:rFonts w:eastAsia="黑体"/>
           <w:b/>
           <w:bCs/>
         </w:rPr>
@@ -2534,21 +2784,27 @@
       </w:r>
       <w:r>
         <w:rPr>
-          <w:rFonts w:hint="eastAsia"/>
+          <w:rFonts w:hint="eastAsia" w:eastAsia="黑体"/>
           <w:b/>
           <w:bCs/>
         </w:rPr>
         <w:t xml:space="preserve">减小</w:t>
       </w:r>
       <w:r>
+        <w:rPr>
+          <w:rFonts w:eastAsia="黑体"/>
+        </w:rPr>
         <w:t xml:space="preserve"> </w:t>
       </w:r>
       <w:r>
+        <w:rPr>
+          <w:rFonts w:eastAsia="黑体"/>
+        </w:rPr>
         <w:t xml:space="preserve">→ </w:t>
       </w:r>
       <w:r>
         <w:rPr>
-          <w:rFonts w:hint="eastAsia"/>
+          <w:rFonts w:hint="eastAsia" w:eastAsia="黑体"/>
         </w:rPr>
         <w:t xml:space="preserve">充电后电压跌落增大，长时间导通或低频时可能导致高边驱动欠压。</w:t>
       </w:r>
@@ -2586,6 +2842,7 @@
       </m:oMath>
       <w:r>
         <w:rPr>
+          <w:rFonts w:eastAsia="黑体"/>
           <w:b/>
           <w:bCs/>
         </w:rPr>
@@ -2593,21 +2850,27 @@
       </w:r>
       <w:r>
         <w:rPr>
-          <w:rFonts w:hint="eastAsia"/>
+          <w:rFonts w:hint="eastAsia" w:eastAsia="黑体"/>
           <w:b/>
           <w:bCs/>
         </w:rPr>
         <w:t xml:space="preserve">增大</w:t>
       </w:r>
       <w:r>
+        <w:rPr>
+          <w:rFonts w:eastAsia="黑体"/>
+        </w:rPr>
         <w:t xml:space="preserve"> </w:t>
       </w:r>
       <w:r>
+        <w:rPr>
+          <w:rFonts w:eastAsia="黑体"/>
+        </w:rPr>
         <w:t xml:space="preserve">→ </w:t>
       </w:r>
       <w:r>
         <w:rPr>
-          <w:rFonts w:hint="eastAsia"/>
+          <w:rFonts w:hint="eastAsia" w:eastAsia="黑体"/>
         </w:rPr>
         <w:t xml:space="preserve">抗跌落能力增强，但上电建立时间变长、初始充电需额外脉冲。</w:t>
       </w:r>
@@ -2622,16 +2885,19 @@
       </w:pPr>
       <w:r>
         <w:rPr>
-          <w:rFonts w:hint="eastAsia"/>
+          <w:rFonts w:hint="eastAsia" w:eastAsia="黑体"/>
         </w:rPr>
         <w:t xml:space="preserve">自举二极管反向恢复与耐压不足</w:t>
       </w:r>
       <w:r>
+        <w:rPr>
+          <w:rFonts w:eastAsia="黑体"/>
+        </w:rPr>
         <w:t xml:space="preserve"> → </w:t>
       </w:r>
       <w:r>
         <w:rPr>
-          <w:rFonts w:hint="eastAsia"/>
+          <w:rFonts w:hint="eastAsia" w:eastAsia="黑体"/>
         </w:rPr>
         <w:t xml:space="preserve">高压抖动时漏电或损坏。</w:t>
       </w:r>
@@ -2659,20 +2925,26 @@
         </m:sSub>
       </m:oMath>
       <w:r>
+        <w:rPr>
+          <w:rFonts w:eastAsia="黑体"/>
+        </w:rPr>
         <w:t xml:space="preserve"> </w:t>
       </w:r>
       <w:r>
         <w:rPr>
-          <w:rFonts w:hint="eastAsia"/>
+          <w:rFonts w:hint="eastAsia" w:eastAsia="黑体"/>
         </w:rPr>
         <w:t xml:space="preserve">增大减小均会平衡开关损耗与</w:t>
       </w:r>
       <w:r>
+        <w:rPr>
+          <w:rFonts w:eastAsia="黑体"/>
+        </w:rPr>
         <w:t xml:space="preserve"> </w:t>
       </w:r>
       <w:r>
         <w:rPr>
-          <w:rFonts w:hint="eastAsia"/>
+          <w:rFonts w:hint="eastAsia" w:eastAsia="黑体"/>
         </w:rPr>
         <w:t xml:space="preserve">EMI，同低边驱动。</w:t>
       </w:r>
@@ -2685,7 +2957,7 @@
       </w:pPr>
       <w:r>
         <w:rPr>
-          <w:rFonts w:hint="eastAsia"/>
+          <w:rFonts w:hint="eastAsia" w:eastAsia="黑体"/>
         </w:rPr>
         <w:t xml:space="preserve">典型参数示例</w:t>
       </w:r>
@@ -2700,11 +2972,14 @@
       </w:pPr>
       <w:r>
         <w:rPr>
-          <w:rFonts w:hint="eastAsia"/>
+          <w:rFonts w:hint="eastAsia" w:eastAsia="黑体"/>
         </w:rPr>
         <w:t xml:space="preserve">取</w:t>
       </w:r>
       <w:r>
+        <w:rPr>
+          <w:rFonts w:eastAsia="黑体"/>
+        </w:rPr>
         <w:t xml:space="preserve"> </w:t>
       </w:r>
       <m:oMath>
@@ -2741,6 +3016,9 @@
         </m:r>
       </m:oMath>
       <w:r>
+        <w:rPr>
+          <w:rFonts w:eastAsia="黑体"/>
+        </w:rPr>
         <w:t xml:space="preserve">、</w:t>
       </w:r>
       <m:oMath>
@@ -2786,6 +3064,9 @@
         </m:r>
       </m:oMath>
       <w:r>
+        <w:rPr>
+          <w:rFonts w:eastAsia="黑体"/>
+        </w:rPr>
         <w:t xml:space="preserve">、</w:t>
       </w:r>
       <m:oMath>
@@ -2825,6 +3106,9 @@
         </m:r>
       </m:oMath>
       <w:r>
+        <w:rPr>
+          <w:rFonts w:eastAsia="黑体"/>
+        </w:rPr>
         <w:t xml:space="preserve">、</w:t>
       </w:r>
       <m:oMath>
@@ -2877,7 +3161,7 @@
       </m:oMath>
       <w:r>
         <w:rPr>
-          <w:rFonts w:hint="eastAsia"/>
+          <w:rFonts w:hint="eastAsia" w:eastAsia="黑体"/>
         </w:rPr>
         <w:t xml:space="preserve">：</w:t>
       </w:r>
@@ -3048,11 +3332,14 @@
       </w:pPr>
       <w:r>
         <w:rPr>
-          <w:rFonts w:hint="eastAsia"/>
+          <w:rFonts w:hint="eastAsia" w:eastAsia="黑体"/>
         </w:rPr>
         <w:t xml:space="preserve">实际常取</w:t>
       </w:r>
       <w:r>
+        <w:rPr>
+          <w:rFonts w:eastAsia="黑体"/>
+        </w:rPr>
         <w:t xml:space="preserve"> </w:t>
       </w:r>
       <m:oMath>
@@ -3110,11 +3397,14 @@
         </m:r>
       </m:oMath>
       <w:r>
+        <w:rPr>
+          <w:rFonts w:eastAsia="黑体"/>
+        </w:rPr>
         <w:t xml:space="preserve"> </w:t>
       </w:r>
       <w:r>
         <w:rPr>
-          <w:rFonts w:hint="eastAsia"/>
+          <w:rFonts w:hint="eastAsia" w:eastAsia="黑体"/>
         </w:rPr>
         <w:t xml:space="preserve">以留裕量。</w:t>
       </w:r>
@@ -3127,7 +3417,7 @@
       </w:pPr>
       <w:r>
         <w:rPr>
-          <w:rFonts w:hint="eastAsia"/>
+          <w:rFonts w:hint="eastAsia" w:eastAsia="黑体"/>
         </w:rPr>
         <w:t xml:space="preserve">常见器件型号</w:t>
       </w:r>
@@ -3142,7 +3432,7 @@
       </w:pPr>
       <w:r>
         <w:rPr>
-          <w:rFonts w:hint="eastAsia"/>
+          <w:rFonts w:hint="eastAsia" w:eastAsia="黑体"/>
         </w:rPr>
         <w:t xml:space="preserve">半桥/高边驱动：IR2110、IR2184、UCC27211、L6387。</w:t>
       </w:r>
@@ -3157,7 +3447,7 @@
       </w:pPr>
       <w:r>
         <w:rPr>
-          <w:rFonts w:hint="eastAsia"/>
+          <w:rFonts w:hint="eastAsia" w:eastAsia="黑体"/>
         </w:rPr>
         <w:t xml:space="preserve">自举二极管：1N4148、US1M、STTH1L06（快恢复）。</w:t>
       </w:r>
@@ -3172,25 +3462,31 @@
       </w:pPr>
       <w:r>
         <w:rPr>
-          <w:rFonts w:hint="eastAsia"/>
+          <w:rFonts w:hint="eastAsia" w:eastAsia="黑体"/>
         </w:rPr>
         <w:t xml:space="preserve">自举电容：X7R</w:t>
       </w:r>
       <w:r>
+        <w:rPr>
+          <w:rFonts w:eastAsia="黑体"/>
+        </w:rPr>
         <w:t xml:space="preserve"> </w:t>
       </w:r>
       <w:r>
         <w:rPr>
-          <w:rFonts w:hint="eastAsia"/>
+          <w:rFonts w:hint="eastAsia" w:eastAsia="黑体"/>
         </w:rPr>
         <w:t xml:space="preserve">贴片电容（0.1~1</w:t>
       </w:r>
       <w:r>
+        <w:rPr>
+          <w:rFonts w:eastAsia="黑体"/>
+        </w:rPr>
         <w:t xml:space="preserve"> </w:t>
       </w:r>
       <w:r>
         <w:rPr>
-          <w:rFonts w:hint="eastAsia"/>
+          <w:rFonts w:hint="eastAsia" w:eastAsia="黑体"/>
         </w:rPr>
         <w:t xml:space="preserve">μF）。</w:t>
       </w:r>
@@ -3203,7 +3499,7 @@
       </w:pPr>
       <w:r>
         <w:rPr>
-          <w:rFonts w:hint="eastAsia"/>
+          <w:rFonts w:hint="eastAsia" w:eastAsia="黑体"/>
         </w:rPr>
         <w:t xml:space="preserve">注意事项</w:t>
       </w:r>
@@ -3218,16 +3514,19 @@
       </w:pPr>
       <w:r>
         <w:rPr>
-          <w:rFonts w:hint="eastAsia"/>
+          <w:rFonts w:hint="eastAsia" w:eastAsia="黑体"/>
         </w:rPr>
         <w:t xml:space="preserve">自举电容应紧靠驱动芯片</w:t>
       </w:r>
       <w:r>
+        <w:rPr>
+          <w:rFonts w:eastAsia="黑体"/>
+        </w:rPr>
         <w:t xml:space="preserve"> HB/HS </w:t>
       </w:r>
       <w:r>
         <w:rPr>
-          <w:rFonts w:hint="eastAsia"/>
+          <w:rFonts w:hint="eastAsia" w:eastAsia="黑体"/>
         </w:rPr>
         <w:t xml:space="preserve">引脚，减小环路电感。</w:t>
       </w:r>
@@ -3242,7 +3541,7 @@
       </w:pPr>
       <w:r>
         <w:rPr>
-          <w:rFonts w:hint="eastAsia"/>
+          <w:rFonts w:hint="eastAsia" w:eastAsia="黑体"/>
         </w:rPr>
         <w:t xml:space="preserve">自举二极管需耐压高于母线电压、快恢复，避免反向恢复问题。</w:t>
       </w:r>
@@ -3257,7 +3556,7 @@
       </w:pPr>
       <w:r>
         <w:rPr>
-          <w:rFonts w:hint="eastAsia"/>
+          <w:rFonts w:hint="eastAsia" w:eastAsia="黑体"/>
         </w:rPr>
         <w:t xml:space="preserve">长时间高边持续导通时自举电压会衰减，需周期性刷新或改用隔离/电荷泵电源。</w:t>
       </w:r>
@@ -3272,7 +3571,7 @@
       </w:pPr>
       <w:r>
         <w:rPr>
-          <w:rFonts w:hint="eastAsia"/>
+          <w:rFonts w:hint="eastAsia" w:eastAsia="黑体"/>
         </w:rPr>
         <w:t xml:space="preserve">高边开关节点（HS）的负向瞬态需加以处理，防止驱动芯片误动作。</w:t>
       </w:r>
@@ -3285,7 +3584,7 @@
       </w:pPr>
       <w:r>
         <w:rPr>
-          <w:rFonts w:hint="eastAsia"/>
+          <w:rFonts w:hint="eastAsia" w:eastAsia="黑体"/>
         </w:rPr>
         <w:t xml:space="preserve">参考资料</w:t>
       </w:r>
@@ -3299,6 +3598,9 @@
         </w:numPr>
       </w:pPr>
       <w:r>
+        <w:rPr>
+          <w:rFonts w:eastAsia="黑体"/>
+        </w:rPr>
         <w:t xml:space="preserve">Wikipedia: Bootstrap circuit。</w:t>
       </w:r>
     </w:p>
@@ -3311,20 +3613,26 @@
         </w:numPr>
       </w:pPr>
       <w:r>
+        <w:rPr>
+          <w:rFonts w:eastAsia="黑体"/>
+        </w:rPr>
         <w:t xml:space="preserve">IR2110 / UCC27211 </w:t>
       </w:r>
       <w:r>
         <w:rPr>
-          <w:rFonts w:hint="eastAsia"/>
+          <w:rFonts w:hint="eastAsia" w:eastAsia="黑体"/>
         </w:rPr>
         <w:t xml:space="preserve">数据手册（Infineon</w:t>
       </w:r>
       <w:r>
+        <w:rPr>
+          <w:rFonts w:eastAsia="黑体"/>
+        </w:rPr>
         <w:t xml:space="preserve"> / TI </w:t>
       </w:r>
       <w:r>
         <w:rPr>
-          <w:rFonts w:hint="eastAsia"/>
+          <w:rFonts w:hint="eastAsia" w:eastAsia="黑体"/>
         </w:rPr>
         <w:t xml:space="preserve">官方）。</w:t>
       </w:r>
@@ -3339,25 +3647,31 @@
       </w:pPr>
       <w:r>
         <w:rPr>
-          <w:rFonts w:hint="eastAsia"/>
+          <w:rFonts w:hint="eastAsia" w:eastAsia="黑体"/>
         </w:rPr>
         <w:t xml:space="preserve">英飞凌/TI</w:t>
       </w:r>
       <w:r>
+        <w:rPr>
+          <w:rFonts w:eastAsia="黑体"/>
+        </w:rPr>
         <w:t xml:space="preserve"> </w:t>
       </w:r>
       <w:r>
         <w:rPr>
-          <w:rFonts w:hint="eastAsia"/>
+          <w:rFonts w:hint="eastAsia" w:eastAsia="黑体"/>
         </w:rPr>
         <w:t xml:space="preserve">应用笔记：高边</w:t>
       </w:r>
       <w:r>
+        <w:rPr>
+          <w:rFonts w:eastAsia="黑体"/>
+        </w:rPr>
         <w:t xml:space="preserve"> MOSFET </w:t>
       </w:r>
       <w:r>
         <w:rPr>
-          <w:rFonts w:hint="eastAsia"/>
+          <w:rFonts w:hint="eastAsia" w:eastAsia="黑体"/>
         </w:rPr>
         <w:t xml:space="preserve">自举驱动设计。</w:t>
       </w:r>
@@ -3371,11 +3685,11 @@
       </w:pPr>
       <w:r>
         <w:rPr>
-          <w:rFonts w:ascii="Times New Roman" w:hAnsi="Times New Roman"/>
+          <w:rFonts w:ascii="Times New Roman" w:hAnsi="Times New Roman" w:eastAsia="黑体"/>
           <w:color w:val="555555"/>
           <w:sz w:val="21"/>
         </w:rPr>
-        <w:t>材料收集者：杜文杰</w:t>
+        <w:t>材料收集者：杜文杰，WX手机：19519196569，QQ:3478827729</w:t>
       </w:r>
     </w:p>
     <w:sectPr>
@@ -3395,7 +3709,7 @@
 </file>
 
 <file path=word/footer1.xml><?xml version="1.0" encoding="utf-8"?>
-<w:ftr xmlns:m="http://schemas.openxmlformats.org/officeDocument/2006/math" xmlns:mc="http://schemas.openxmlformats.org/markup-compatibility/2006" xmlns:mo="http://schemas.microsoft.com/office/mac/office/2008/main" xmlns:mv="urn:schemas-microsoft-com:mac:vml" xmlns:o="urn:schemas-microsoft-com:office:office" xmlns:r="http://schemas.openxmlformats.org/officeDocument/2006/relationships" xmlns:v="urn:schemas-microsoft-com:vml" xmlns:w10="urn:schemas-microsoft-com:office:word" xmlns:w14="http://schemas.microsoft.com/office/word/2010/wordml" xmlns:w="http://schemas.openxmlformats.org/wordprocessingml/2006/main" xmlns:wne="http://schemas.microsoft.com/office/word/2006/wordml" xmlns:wp14="http://schemas.microsoft.com/office/word/2010/wordprocessingDrawing" xmlns:wp="http://schemas.openxmlformats.org/drawingml/2006/wordprocessingDrawing" xmlns:wpc="http://schemas.microsoft.com/office/word/2010/wordprocessingCanvas" xmlns:wpg="http://schemas.microsoft.com/office/word/2010/wordprocessingGroup" xmlns:wpi="http://schemas.microsoft.com/office/word/2010/wordprocessingInk" xmlns:wps="http://schemas.microsoft.com/office/word/2010/wordprocessingShape" mc:Ignorable="w14 wp14">
+<w:ftr xmlns:mc="http://schemas.openxmlformats.org/markup-compatibility/2006" xmlns:w="http://schemas.openxmlformats.org/wordprocessingml/2006/main" xmlns:m="http://schemas.openxmlformats.org/officeDocument/2006/math" xmlns:mo="http://schemas.microsoft.com/office/mac/office/2008/main" xmlns:mv="urn:schemas-microsoft-com:mac:vml" xmlns:o="urn:schemas-microsoft-com:office:office" xmlns:r="http://schemas.openxmlformats.org/officeDocument/2006/relationships" xmlns:v="urn:schemas-microsoft-com:vml" xmlns:w10="urn:schemas-microsoft-com:office:word" xmlns:w14="http://schemas.microsoft.com/office/word/2010/wordml" xmlns:wne="http://schemas.microsoft.com/office/word/2006/wordml" xmlns:wp14="http://schemas.microsoft.com/office/word/2010/wordprocessingDrawing" xmlns:wp="http://schemas.openxmlformats.org/drawingml/2006/wordprocessingDrawing" xmlns:wpc="http://schemas.microsoft.com/office/word/2010/wordprocessingCanvas" xmlns:wpg="http://schemas.microsoft.com/office/word/2010/wordprocessingGroup" xmlns:wpi="http://schemas.microsoft.com/office/word/2010/wordprocessingInk" xmlns:wps="http://schemas.microsoft.com/office/word/2010/wordprocessingShape" mc:Ignorable="w14 wp14">
   <w:p>
     <w:pPr>
       <w:pStyle w:val="Footer"/>
@@ -3403,12 +3717,14 @@
     </w:pPr>
     <w:r>
       <w:rPr>
+        <w:rFonts w:eastAsia="黑体"/>
         <w:sz w:val="18"/>
       </w:rPr>
       <w:t xml:space="preserve">第 </w:t>
     </w:r>
     <w:r>
       <w:rPr>
+        <w:rFonts w:eastAsia="黑体"/>
         <w:sz w:val="18"/>
       </w:rPr>
       <w:fldChar w:fldCharType="begin"/>
@@ -3417,6 +3733,7 @@
     </w:r>
     <w:r>
       <w:rPr>
+        <w:rFonts w:eastAsia="黑体"/>
         <w:sz w:val="18"/>
       </w:rPr>
       <w:t xml:space="preserve"> 页</w:t>
@@ -3430,6 +3747,9 @@
   <w:footnote w:type="continuationSeparator" w:id="0">
     <w:p>
       <w:r>
+        <w:rPr>
+          <w:rFonts w:eastAsia="黑体"/>
+        </w:rPr>
         <w:continuationSeparator/>
       </w:r>
     </w:p>
@@ -3437,6 +3757,9 @@
   <w:footnote w:type="separator" w:id="-1">
     <w:p>
       <w:r>
+        <w:rPr>
+          <w:rFonts w:eastAsia="黑体"/>
+        </w:rPr>
         <w:separator/>
       </w:r>
     </w:p>
@@ -3445,7 +3768,7 @@
 </file>
 
 <file path=word/header1.xml><?xml version="1.0" encoding="utf-8"?>
-<w:hdr xmlns:m="http://schemas.openxmlformats.org/officeDocument/2006/math" xmlns:mc="http://schemas.openxmlformats.org/markup-compatibility/2006" xmlns:mo="http://schemas.microsoft.com/office/mac/office/2008/main" xmlns:mv="urn:schemas-microsoft-com:mac:vml" xmlns:o="urn:schemas-microsoft-com:office:office" xmlns:r="http://schemas.openxmlformats.org/officeDocument/2006/relationships" xmlns:v="urn:schemas-microsoft-com:vml" xmlns:w10="urn:schemas-microsoft-com:office:word" xmlns:w14="http://schemas.microsoft.com/office/word/2010/wordml" xmlns:w="http://schemas.openxmlformats.org/wordprocessingml/2006/main" xmlns:wne="http://schemas.microsoft.com/office/word/2006/wordml" xmlns:wp14="http://schemas.microsoft.com/office/word/2010/wordprocessingDrawing" xmlns:wp="http://schemas.openxmlformats.org/drawingml/2006/wordprocessingDrawing" xmlns:wpc="http://schemas.microsoft.com/office/word/2010/wordprocessingCanvas" xmlns:wpg="http://schemas.microsoft.com/office/word/2010/wordprocessingGroup" xmlns:wpi="http://schemas.microsoft.com/office/word/2010/wordprocessingInk" xmlns:wps="http://schemas.microsoft.com/office/word/2010/wordprocessingShape" mc:Ignorable="w14 wp14">
+<w:hdr xmlns:mc="http://schemas.openxmlformats.org/markup-compatibility/2006" xmlns:w="http://schemas.openxmlformats.org/wordprocessingml/2006/main" xmlns:m="http://schemas.openxmlformats.org/officeDocument/2006/math" xmlns:mo="http://schemas.microsoft.com/office/mac/office/2008/main" xmlns:mv="urn:schemas-microsoft-com:mac:vml" xmlns:o="urn:schemas-microsoft-com:office:office" xmlns:r="http://schemas.openxmlformats.org/officeDocument/2006/relationships" xmlns:v="urn:schemas-microsoft-com:vml" xmlns:w10="urn:schemas-microsoft-com:office:word" xmlns:w14="http://schemas.microsoft.com/office/word/2010/wordml" xmlns:wne="http://schemas.microsoft.com/office/word/2006/wordml" xmlns:wp14="http://schemas.microsoft.com/office/word/2010/wordprocessingDrawing" xmlns:wp="http://schemas.openxmlformats.org/drawingml/2006/wordprocessingDrawing" xmlns:wpc="http://schemas.microsoft.com/office/word/2010/wordprocessingCanvas" xmlns:wpg="http://schemas.microsoft.com/office/word/2010/wordprocessingGroup" xmlns:wpi="http://schemas.microsoft.com/office/word/2010/wordprocessingInk" xmlns:wps="http://schemas.microsoft.com/office/word/2010/wordprocessingShape" mc:Ignorable="w14 wp14">
   <w:p>
     <w:pPr>
       <w:pStyle w:val="Header"/>
@@ -3453,7 +3776,7 @@
     </w:pPr>
     <w:r>
       <w:rPr>
-        <w:rFonts w:ascii="Times New Roman" w:hAnsi="Times New Roman"/>
+        <w:rFonts w:ascii="Times New Roman" w:hAnsi="Times New Roman" w:eastAsia="黑体"/>
         <w:sz w:val="18"/>
         <w:rFonts w:eastAsia="黑体"/>
         <w:rFonts w:eastAsia="黑体"/>
@@ -3465,7 +3788,7 @@
 </file>
 
 <file path=word/numbering.xml><?xml version="1.0" encoding="utf-8"?>
-<w:numbering xmlns:m="http://schemas.openxmlformats.org/officeDocument/2006/math" xmlns:mc="http://schemas.openxmlformats.org/markup-compatibility/2006" xmlns:mo="http://schemas.microsoft.com/office/mac/office/2008/main" xmlns:mv="urn:schemas-microsoft-com:mac:vml" xmlns:o="urn:schemas-microsoft-com:office:office" xmlns:r="http://schemas.openxmlformats.org/officeDocument/2006/relationships" xmlns:v="urn:schemas-microsoft-com:vml" xmlns:w="http://schemas.openxmlformats.org/wordprocessingml/2006/main" xmlns:w10="urn:schemas-microsoft-com:office:word" xmlns:w14="http://schemas.microsoft.com/office/word/2010/wordml" xmlns:wne="http://schemas.microsoft.com/office/word/2006/wordml" xmlns:wp="http://schemas.openxmlformats.org/drawingml/2006/wordprocessingDrawing" xmlns:wp14="http://schemas.microsoft.com/office/word/2010/wordprocessingDrawing" xmlns:wpc="http://schemas.microsoft.com/office/word/2010/wordprocessingCanvas" xmlns:wpg="http://schemas.microsoft.com/office/word/2010/wordprocessingGroup" xmlns:wpi="http://schemas.microsoft.com/office/word/2010/wordprocessingInk" xmlns:wps="http://schemas.microsoft.com/office/word/2010/wordprocessingShape" mc:Ignorable="w14 wp14">
+<w:numbering xmlns:mc="http://schemas.openxmlformats.org/markup-compatibility/2006" xmlns:w="http://schemas.openxmlformats.org/wordprocessingml/2006/main" xmlns:m="http://schemas.openxmlformats.org/officeDocument/2006/math" xmlns:mo="http://schemas.microsoft.com/office/mac/office/2008/main" xmlns:mv="urn:schemas-microsoft-com:mac:vml" xmlns:o="urn:schemas-microsoft-com:office:office" xmlns:r="http://schemas.openxmlformats.org/officeDocument/2006/relationships" xmlns:v="urn:schemas-microsoft-com:vml" xmlns:w10="urn:schemas-microsoft-com:office:word" xmlns:w14="http://schemas.microsoft.com/office/word/2010/wordml" xmlns:wne="http://schemas.microsoft.com/office/word/2006/wordml" xmlns:wp="http://schemas.openxmlformats.org/drawingml/2006/wordprocessingDrawing" xmlns:wp14="http://schemas.microsoft.com/office/word/2010/wordprocessingDrawing" xmlns:wpc="http://schemas.microsoft.com/office/word/2010/wordprocessingCanvas" xmlns:wpg="http://schemas.microsoft.com/office/word/2010/wordprocessingGroup" xmlns:wpi="http://schemas.microsoft.com/office/word/2010/wordprocessingInk" xmlns:wps="http://schemas.microsoft.com/office/word/2010/wordprocessingShape" mc:Ignorable="w14 wp14">
   <w:abstractNum w:abstractNumId="0">
     <w:nsid w:val="FFFFFF7C"/>
     <w:multiLevelType w:val="singleLevel"/>
@@ -3552,7 +3875,7 @@
         <w:ind w:hanging="360" w:left="1440"/>
       </w:pPr>
       <w:rPr>
-        <w:rFonts w:ascii="Symbol" w:hAnsi="Symbol" w:hint="default"/>
+        <w:rFonts w:ascii="Symbol" w:hAnsi="Symbol" w:hint="default" w:eastAsia="黑体"/>
       </w:rPr>
     </w:lvl>
   </w:abstractNum>
@@ -3573,7 +3896,7 @@
         <w:ind w:hanging="360" w:left="1080"/>
       </w:pPr>
       <w:rPr>
-        <w:rFonts w:ascii="Symbol" w:hAnsi="Symbol" w:hint="default"/>
+        <w:rFonts w:ascii="Symbol" w:hAnsi="Symbol" w:hint="default" w:eastAsia="黑体"/>
       </w:rPr>
     </w:lvl>
   </w:abstractNum>
@@ -3594,7 +3917,7 @@
         <w:ind w:hanging="360" w:left="720"/>
       </w:pPr>
       <w:rPr>
-        <w:rFonts w:ascii="Symbol" w:hAnsi="Symbol" w:hint="default"/>
+        <w:rFonts w:ascii="Symbol" w:hAnsi="Symbol" w:hint="default" w:eastAsia="黑体"/>
       </w:rPr>
     </w:lvl>
   </w:abstractNum>
@@ -3633,7 +3956,7 @@
         <w:ind w:hanging="360" w:left="360"/>
       </w:pPr>
       <w:rPr>
-        <w:rFonts w:ascii="Symbol" w:hAnsi="Symbol" w:hint="default"/>
+        <w:rFonts w:ascii="Symbol" w:hAnsi="Symbol" w:hint="default" w:eastAsia="黑体"/>
       </w:rPr>
     </w:lvl>
   </w:abstractNum>
@@ -3724,7 +4047,7 @@
         <w:ind w:left="720" w:hanging="360"/>
       </w:pPr>
       <w:rPr>
-        <w:rFonts w:ascii="Symbol" w:hAnsi="Symbol" w:cs="Symbol" w:hint="default"/>
+        <w:rFonts w:ascii="Symbol" w:hAnsi="Symbol" w:cs="Symbol" w:hint="default" w:eastAsia="黑体"/>
       </w:rPr>
     </w:lvl>
     <w:lvl w:ilvl="1">
@@ -3735,7 +4058,7 @@
         <w:ind w:left="1440" w:hanging="360"/>
       </w:pPr>
       <w:rPr>
-        <w:rFonts w:ascii="Courier New" w:hAnsi="Courier New" w:cs="Courier New" w:hint="default"/>
+        <w:rFonts w:ascii="Courier New" w:hAnsi="Courier New" w:cs="Courier New" w:hint="default" w:eastAsia="黑体"/>
       </w:rPr>
     </w:lvl>
     <w:lvl w:ilvl="2">
@@ -3746,7 +4069,7 @@
         <w:ind w:left="2160" w:hanging="360"/>
       </w:pPr>
       <w:rPr>
-        <w:rFonts w:ascii="Wingdings" w:hAnsi="Wingdings" w:cs="Wingdings" w:hint="default"/>
+        <w:rFonts w:ascii="Wingdings" w:hAnsi="Wingdings" w:cs="Wingdings" w:hint="default" w:eastAsia="黑体"/>
       </w:rPr>
     </w:lvl>
     <w:lvl w:ilvl="3">
@@ -3757,7 +4080,7 @@
         <w:ind w:left="2880" w:hanging="360"/>
       </w:pPr>
       <w:rPr>
-        <w:rFonts w:ascii="Symbol" w:hAnsi="Symbol" w:cs="Symbol" w:hint="default"/>
+        <w:rFonts w:ascii="Symbol" w:hAnsi="Symbol" w:cs="Symbol" w:hint="default" w:eastAsia="黑体"/>
       </w:rPr>
     </w:lvl>
     <w:lvl w:ilvl="4">
@@ -3768,7 +4091,7 @@
         <w:ind w:left="3600" w:hanging="360"/>
       </w:pPr>
       <w:rPr>
-        <w:rFonts w:ascii="Courier New" w:hAnsi="Courier New" w:cs="Courier New" w:hint="default"/>
+        <w:rFonts w:ascii="Courier New" w:hAnsi="Courier New" w:cs="Courier New" w:hint="default" w:eastAsia="黑体"/>
       </w:rPr>
     </w:lvl>
     <w:lvl w:ilvl="5">
@@ -3779,7 +4102,7 @@
         <w:ind w:left="4320" w:hanging="360"/>
       </w:pPr>
       <w:rPr>
-        <w:rFonts w:ascii="Wingdings" w:hAnsi="Wingdings" w:cs="Wingdings" w:hint="default"/>
+        <w:rFonts w:ascii="Wingdings" w:hAnsi="Wingdings" w:cs="Wingdings" w:hint="default" w:eastAsia="黑体"/>
       </w:rPr>
     </w:lvl>
     <w:lvl w:ilvl="6">
@@ -3790,7 +4113,7 @@
         <w:ind w:left="5040" w:hanging="360"/>
       </w:pPr>
       <w:rPr>
-        <w:rFonts w:ascii="Symbol" w:hAnsi="Symbol" w:cs="Symbol" w:hint="default"/>
+        <w:rFonts w:ascii="Symbol" w:hAnsi="Symbol" w:cs="Symbol" w:hint="default" w:eastAsia="黑体"/>
       </w:rPr>
     </w:lvl>
     <w:lvl w:ilvl="7">
@@ -3801,7 +4124,7 @@
         <w:ind w:left="5760" w:hanging="360"/>
       </w:pPr>
       <w:rPr>
-        <w:rFonts w:ascii="Courier New" w:hAnsi="Courier New" w:cs="Courier New" w:hint="default"/>
+        <w:rFonts w:ascii="Courier New" w:hAnsi="Courier New" w:cs="Courier New" w:hint="default" w:eastAsia="黑体"/>
       </w:rPr>
     </w:lvl>
     <w:lvl w:ilvl="8">
@@ -3812,7 +4135,7 @@
         <w:ind w:left="6480" w:hanging="360"/>
       </w:pPr>
       <w:rPr>
-        <w:rFonts w:ascii="Wingdings" w:hAnsi="Wingdings" w:cs="Wingdings" w:hint="default"/>
+        <w:rFonts w:ascii="Wingdings" w:hAnsi="Wingdings" w:cs="Wingdings" w:hint="default" w:eastAsia="黑体"/>
       </w:rPr>
     </w:lvl>
   </w:abstractNum>
@@ -3868,11 +4191,11 @@
 </file>
 
 <file path=word/styles.xml><?xml version="1.0" encoding="utf-8"?>
-<w:styles xmlns:mc="http://schemas.openxmlformats.org/markup-compatibility/2006" xmlns:r="http://schemas.openxmlformats.org/officeDocument/2006/relationships" xmlns:w="http://schemas.openxmlformats.org/wordprocessingml/2006/main" xmlns:w14="http://schemas.microsoft.com/office/word/2010/wordml" mc:Ignorable="w14">
+<w:styles xmlns:mc="http://schemas.openxmlformats.org/markup-compatibility/2006" xmlns:w="http://schemas.openxmlformats.org/wordprocessingml/2006/main" xmlns:r="http://schemas.openxmlformats.org/officeDocument/2006/relationships" xmlns:w14="http://schemas.microsoft.com/office/word/2010/wordml" mc:Ignorable="w14">
   <w:docDefaults>
     <w:rPrDefault>
       <w:rPr>
-        <w:rFonts w:asciiTheme="minorHAnsi" w:cstheme="minorBidi" w:eastAsiaTheme="minorEastAsia" w:hAnsiTheme="minorHAnsi"/>
+        <w:rFonts w:asciiTheme="minorHAnsi" w:cstheme="minorBidi" w:hAnsiTheme="minorHAnsi" w:eastAsia="黑体"/>
         <w:sz w:val="22"/>
         <w:szCs w:val="22"/>
         <w:lang w:bidi="ar-SA" w:eastAsia="en-US" w:val="en-US"/>
@@ -4094,7 +4417,7 @@
       <w:outlineLvl w:val="0"/>
     </w:pPr>
     <w:rPr>
-      <w:rFonts w:ascii="Times New Roman" w:asciiTheme="majorHAnsi" w:cstheme="majorBidi" w:eastAsia="黑体" w:eastAsiaTheme="majorEastAsia" w:hAnsi="Times New Roman" w:hAnsiTheme="majorHAnsi"/>
+      <w:rFonts w:ascii="Times New Roman" w:asciiTheme="majorHAnsi" w:cstheme="majorBidi" w:eastAsia="黑体" w:hAnsi="Times New Roman" w:hAnsiTheme="majorHAnsi"/>
       <w:b/>
       <w:bCs/>
       <w:color w:val="1F3864"/>
@@ -4118,7 +4441,7 @@
       <w:outlineLvl w:val="1"/>
     </w:pPr>
     <w:rPr>
-      <w:rFonts w:ascii="Times New Roman" w:asciiTheme="majorHAnsi" w:cstheme="majorBidi" w:eastAsia="黑体" w:eastAsiaTheme="majorEastAsia" w:hAnsi="Times New Roman" w:hAnsiTheme="majorHAnsi"/>
+      <w:rFonts w:ascii="Times New Roman" w:asciiTheme="majorHAnsi" w:cstheme="majorBidi" w:eastAsia="黑体" w:hAnsi="Times New Roman" w:hAnsiTheme="majorHAnsi"/>
       <w:b/>
       <w:bCs/>
       <w:color w:val="2E4E7E"/>
@@ -4142,7 +4465,7 @@
       <w:outlineLvl w:val="2"/>
     </w:pPr>
     <w:rPr>
-      <w:rFonts w:ascii="Times New Roman" w:asciiTheme="majorHAnsi" w:cstheme="majorBidi" w:eastAsia="黑体" w:eastAsiaTheme="majorEastAsia" w:hAnsi="Times New Roman" w:hAnsiTheme="majorHAnsi"/>
+      <w:rFonts w:ascii="Times New Roman" w:asciiTheme="majorHAnsi" w:cstheme="majorBidi" w:eastAsia="黑体" w:hAnsi="Times New Roman" w:hAnsiTheme="majorHAnsi"/>
       <w:b/>
       <w:bCs/>
       <w:color w:val="2E4E7E"/>
@@ -4166,7 +4489,7 @@
       <w:outlineLvl w:val="3"/>
     </w:pPr>
     <w:rPr>
-      <w:rFonts w:ascii="Times New Roman" w:asciiTheme="majorHAnsi" w:cstheme="majorBidi" w:eastAsia="黑体" w:eastAsiaTheme="majorEastAsia" w:hAnsi="Times New Roman" w:hAnsiTheme="majorHAnsi"/>
+      <w:rFonts w:ascii="Times New Roman" w:asciiTheme="majorHAnsi" w:cstheme="majorBidi" w:eastAsia="黑体" w:hAnsi="Times New Roman" w:hAnsiTheme="majorHAnsi"/>
       <w:b/>
       <w:bCs/>
       <w:i/>
@@ -4192,7 +4515,7 @@
       <w:outlineLvl w:val="4"/>
     </w:pPr>
     <w:rPr>
-      <w:rFonts w:ascii="Times New Roman" w:asciiTheme="majorHAnsi" w:cstheme="majorBidi" w:eastAsia="黑体" w:eastAsiaTheme="majorEastAsia" w:hAnsi="Times New Roman" w:hAnsiTheme="majorHAnsi"/>
+      <w:rFonts w:ascii="Times New Roman" w:asciiTheme="majorHAnsi" w:cstheme="majorBidi" w:eastAsia="黑体" w:hAnsi="Times New Roman" w:hAnsiTheme="majorHAnsi"/>
       <w:b/>
       <w:color w:val="333333"/>
       <w:sz w:val="22"/>
@@ -4215,7 +4538,7 @@
       <w:outlineLvl w:val="5"/>
     </w:pPr>
     <w:rPr>
-      <w:rFonts w:asciiTheme="majorHAnsi" w:cstheme="majorBidi" w:eastAsiaTheme="majorEastAsia" w:hAnsiTheme="majorHAnsi"/>
+      <w:rFonts w:asciiTheme="majorHAnsi" w:cstheme="majorBidi" w:hAnsiTheme="majorHAnsi" w:eastAsia="黑体"/>
       <w:i/>
       <w:iCs/>
       <w:color w:themeColor="accent1" w:themeShade="7F" w:val="243F60"/>
@@ -4238,7 +4561,7 @@
       <w:outlineLvl w:val="6"/>
     </w:pPr>
     <w:rPr>
-      <w:rFonts w:asciiTheme="majorHAnsi" w:cstheme="majorBidi" w:eastAsiaTheme="majorEastAsia" w:hAnsiTheme="majorHAnsi"/>
+      <w:rFonts w:asciiTheme="majorHAnsi" w:cstheme="majorBidi" w:hAnsiTheme="majorHAnsi" w:eastAsia="黑体"/>
       <w:i/>
       <w:iCs/>
       <w:color w:themeColor="text1" w:themeTint="BF" w:val="404040"/>
@@ -4261,7 +4584,7 @@
       <w:outlineLvl w:val="7"/>
     </w:pPr>
     <w:rPr>
-      <w:rFonts w:asciiTheme="majorHAnsi" w:cstheme="majorBidi" w:eastAsiaTheme="majorEastAsia" w:hAnsiTheme="majorHAnsi"/>
+      <w:rFonts w:asciiTheme="majorHAnsi" w:cstheme="majorBidi" w:hAnsiTheme="majorHAnsi" w:eastAsia="黑体"/>
       <w:color w:themeColor="accent1" w:val="4F81BD"/>
       <w:sz w:val="20"/>
       <w:szCs w:val="20"/>
@@ -4284,7 +4607,7 @@
       <w:outlineLvl w:val="8"/>
     </w:pPr>
     <w:rPr>
-      <w:rFonts w:asciiTheme="majorHAnsi" w:cstheme="majorBidi" w:eastAsiaTheme="majorEastAsia" w:hAnsiTheme="majorHAnsi"/>
+      <w:rFonts w:asciiTheme="majorHAnsi" w:cstheme="majorBidi" w:hAnsiTheme="majorHAnsi" w:eastAsia="黑体"/>
       <w:i/>
       <w:iCs/>
       <w:color w:themeColor="text1" w:themeTint="BF" w:val="404040"/>
@@ -4335,7 +4658,7 @@
     <w:uiPriority w:val="9"/>
     <w:rsid w:val="00FC693F"/>
     <w:rPr>
-      <w:rFonts w:asciiTheme="majorHAnsi" w:cstheme="majorBidi" w:eastAsiaTheme="majorEastAsia" w:hAnsiTheme="majorHAnsi"/>
+      <w:rFonts w:asciiTheme="majorHAnsi" w:cstheme="majorBidi" w:hAnsiTheme="majorHAnsi" w:eastAsia="黑体"/>
       <w:b/>
       <w:bCs/>
       <w:color w:themeColor="accent1" w:themeShade="BF" w:val="365F91"/>
@@ -4350,7 +4673,7 @@
     <w:uiPriority w:val="9"/>
     <w:rsid w:val="00FC693F"/>
     <w:rPr>
-      <w:rFonts w:asciiTheme="majorHAnsi" w:cstheme="majorBidi" w:eastAsiaTheme="majorEastAsia" w:hAnsiTheme="majorHAnsi"/>
+      <w:rFonts w:asciiTheme="majorHAnsi" w:cstheme="majorBidi" w:hAnsiTheme="majorHAnsi" w:eastAsia="黑体"/>
       <w:b/>
       <w:bCs/>
       <w:color w:themeColor="accent1" w:val="4F81BD"/>
@@ -4365,7 +4688,7 @@
     <w:uiPriority w:val="9"/>
     <w:rsid w:val="00FC693F"/>
     <w:rPr>
-      <w:rFonts w:asciiTheme="majorHAnsi" w:cstheme="majorBidi" w:eastAsiaTheme="majorEastAsia" w:hAnsiTheme="majorHAnsi"/>
+      <w:rFonts w:asciiTheme="majorHAnsi" w:cstheme="majorBidi" w:hAnsiTheme="majorHAnsi" w:eastAsia="黑体"/>
       <w:b/>
       <w:bCs/>
       <w:color w:themeColor="accent1" w:val="4F81BD"/>
@@ -4388,7 +4711,7 @@
       <w:contextualSpacing/>
     </w:pPr>
     <w:rPr>
-      <w:rFonts w:ascii="Times New Roman" w:asciiTheme="majorHAnsi" w:cstheme="majorBidi" w:eastAsia="黑体" w:eastAsiaTheme="majorEastAsia" w:hAnsi="Times New Roman" w:hAnsiTheme="majorHAnsi"/>
+      <w:rFonts w:ascii="Times New Roman" w:asciiTheme="majorHAnsi" w:cstheme="majorBidi" w:eastAsia="黑体" w:hAnsi="Times New Roman" w:hAnsiTheme="majorHAnsi"/>
       <w:b/>
       <w:color w:val="1F3864"/>
       <w:spacing w:val="5"/>
@@ -4404,7 +4727,7 @@
     <w:uiPriority w:val="10"/>
     <w:rsid w:val="00FC693F"/>
     <w:rPr>
-      <w:rFonts w:asciiTheme="majorHAnsi" w:cstheme="majorBidi" w:eastAsiaTheme="majorEastAsia" w:hAnsiTheme="majorHAnsi"/>
+      <w:rFonts w:asciiTheme="majorHAnsi" w:cstheme="majorBidi" w:hAnsiTheme="majorHAnsi" w:eastAsia="黑体"/>
       <w:color w:themeColor="text2" w:themeShade="BF" w:val="17365D"/>
       <w:spacing w:val="5"/>
       <w:kern w:val="28"/>
@@ -4426,7 +4749,7 @@
       </w:numPr>
     </w:pPr>
     <w:rPr>
-      <w:rFonts w:asciiTheme="majorHAnsi" w:cstheme="majorBidi" w:eastAsiaTheme="majorEastAsia" w:hAnsiTheme="majorHAnsi"/>
+      <w:rFonts w:asciiTheme="majorHAnsi" w:cstheme="majorBidi" w:hAnsiTheme="majorHAnsi" w:eastAsia="黑体"/>
       <w:i/>
       <w:iCs/>
       <w:color w:themeColor="accent1" w:val="4F81BD"/>
@@ -4442,7 +4765,7 @@
     <w:uiPriority w:val="11"/>
     <w:rsid w:val="00FC693F"/>
     <w:rPr>
-      <w:rFonts w:asciiTheme="majorHAnsi" w:cstheme="majorBidi" w:eastAsiaTheme="majorEastAsia" w:hAnsiTheme="majorHAnsi"/>
+      <w:rFonts w:asciiTheme="majorHAnsi" w:cstheme="majorBidi" w:hAnsiTheme="majorHAnsi" w:eastAsia="黑体"/>
       <w:i/>
       <w:iCs/>
       <w:color w:themeColor="accent1" w:val="4F81BD"/>
@@ -4509,6 +4832,7 @@
       <w:spacing w:after="120"/>
     </w:pPr>
     <w:rPr>
+      <w:rFonts w:eastAsia="黑体"/>
       <w:sz w:val="16"/>
       <w:szCs w:val="16"/>
     </w:rPr>
@@ -4520,6 +4844,7 @@
     <w:uiPriority w:val="99"/>
     <w:rsid w:val="00AA1D8D"/>
     <w:rPr>
+      <w:rFonts w:eastAsia="黑体"/>
       <w:sz w:val="16"/>
       <w:szCs w:val="16"/>
     </w:rPr>
@@ -4689,7 +5014,7 @@
       </w:tabs>
     </w:pPr>
     <w:rPr>
-      <w:rFonts w:ascii="Courier" w:hAnsi="Courier"/>
+      <w:rFonts w:ascii="Courier" w:hAnsi="Courier" w:eastAsia="黑体"/>
       <w:sz w:val="20"/>
       <w:szCs w:val="20"/>
     </w:rPr>
@@ -4701,7 +5026,7 @@
     <w:uiPriority w:val="99"/>
     <w:rsid w:val="0029639D"/>
     <w:rPr>
-      <w:rFonts w:ascii="Courier" w:hAnsi="Courier"/>
+      <w:rFonts w:ascii="Courier" w:hAnsi="Courier" w:eastAsia="黑体"/>
       <w:sz w:val="20"/>
       <w:szCs w:val="20"/>
     </w:rPr>
@@ -4737,6 +5062,7 @@
     <w:uiPriority w:val="29"/>
     <w:rsid w:val="00FC693F"/>
     <w:rPr>
+      <w:rFonts w:eastAsia="黑体"/>
       <w:i/>
       <w:iCs/>
       <w:color w:themeColor="text1" w:val="000000"/>
@@ -4750,7 +5076,7 @@
     <w:semiHidden/>
     <w:rsid w:val="00FC693F"/>
     <w:rPr>
-      <w:rFonts w:asciiTheme="majorHAnsi" w:cstheme="majorBidi" w:eastAsiaTheme="majorEastAsia" w:hAnsiTheme="majorHAnsi"/>
+      <w:rFonts w:asciiTheme="majorHAnsi" w:cstheme="majorBidi" w:hAnsiTheme="majorHAnsi" w:eastAsia="黑体"/>
       <w:b/>
       <w:bCs/>
       <w:i/>
@@ -4766,7 +5092,7 @@
     <w:semiHidden/>
     <w:rsid w:val="00FC693F"/>
     <w:rPr>
-      <w:rFonts w:asciiTheme="majorHAnsi" w:cstheme="majorBidi" w:eastAsiaTheme="majorEastAsia" w:hAnsiTheme="majorHAnsi"/>
+      <w:rFonts w:asciiTheme="majorHAnsi" w:cstheme="majorBidi" w:hAnsiTheme="majorHAnsi" w:eastAsia="黑体"/>
       <w:color w:themeColor="accent1" w:themeShade="7F" w:val="243F60"/>
     </w:rPr>
   </w:style>
@@ -4778,7 +5104,7 @@
     <w:semiHidden/>
     <w:rsid w:val="00FC693F"/>
     <w:rPr>
-      <w:rFonts w:asciiTheme="majorHAnsi" w:cstheme="majorBidi" w:eastAsiaTheme="majorEastAsia" w:hAnsiTheme="majorHAnsi"/>
+      <w:rFonts w:asciiTheme="majorHAnsi" w:cstheme="majorBidi" w:hAnsiTheme="majorHAnsi" w:eastAsia="黑体"/>
       <w:i/>
       <w:iCs/>
       <w:color w:themeColor="accent1" w:themeShade="7F" w:val="243F60"/>
@@ -4792,7 +5118,7 @@
     <w:semiHidden/>
     <w:rsid w:val="00FC693F"/>
     <w:rPr>
-      <w:rFonts w:asciiTheme="majorHAnsi" w:cstheme="majorBidi" w:eastAsiaTheme="majorEastAsia" w:hAnsiTheme="majorHAnsi"/>
+      <w:rFonts w:asciiTheme="majorHAnsi" w:cstheme="majorBidi" w:hAnsiTheme="majorHAnsi" w:eastAsia="黑体"/>
       <w:i/>
       <w:iCs/>
       <w:color w:themeColor="text1" w:themeTint="BF" w:val="404040"/>
@@ -4806,7 +5132,7 @@
     <w:semiHidden/>
     <w:rsid w:val="00FC693F"/>
     <w:rPr>
-      <w:rFonts w:asciiTheme="majorHAnsi" w:cstheme="majorBidi" w:eastAsiaTheme="majorEastAsia" w:hAnsiTheme="majorHAnsi"/>
+      <w:rFonts w:asciiTheme="majorHAnsi" w:cstheme="majorBidi" w:hAnsiTheme="majorHAnsi" w:eastAsia="黑体"/>
       <w:color w:themeColor="accent1" w:val="4F81BD"/>
       <w:sz w:val="20"/>
       <w:szCs w:val="20"/>
@@ -4820,7 +5146,7 @@
     <w:semiHidden/>
     <w:rsid w:val="00FC693F"/>
     <w:rPr>
-      <w:rFonts w:asciiTheme="majorHAnsi" w:cstheme="majorBidi" w:eastAsiaTheme="majorEastAsia" w:hAnsiTheme="majorHAnsi"/>
+      <w:rFonts w:asciiTheme="majorHAnsi" w:cstheme="majorBidi" w:hAnsiTheme="majorHAnsi" w:eastAsia="黑体"/>
       <w:i/>
       <w:iCs/>
       <w:color w:themeColor="text1" w:themeTint="BF" w:val="404040"/>
@@ -4841,6 +5167,7 @@
       <w:spacing w:line="240" w:lineRule="auto"/>
     </w:pPr>
     <w:rPr>
+      <w:rFonts w:eastAsia="黑体"/>
       <w:b/>
       <w:bCs/>
       <w:color w:themeColor="accent1" w:val="4F81BD"/>
@@ -4855,6 +5182,7 @@
     <w:qFormat/>
     <w:rsid w:val="00FC693F"/>
     <w:rPr>
+      <w:rFonts w:eastAsia="黑体"/>
       <w:b/>
       <w:bCs/>
     </w:rPr>
@@ -4866,6 +5194,7 @@
     <w:qFormat/>
     <w:rsid w:val="00FC693F"/>
     <w:rPr>
+      <w:rFonts w:eastAsia="黑体"/>
       <w:i/>
       <w:iCs/>
     </w:rPr>
@@ -4886,6 +5215,7 @@
       <w:ind w:left="936" w:right="936"/>
     </w:pPr>
     <w:rPr>
+      <w:rFonts w:eastAsia="黑体"/>
       <w:b/>
       <w:bCs/>
       <w:i/>
@@ -4900,6 +5230,7 @@
     <w:uiPriority w:val="30"/>
     <w:rsid w:val="00FC693F"/>
     <w:rPr>
+      <w:rFonts w:eastAsia="黑体"/>
       <w:b/>
       <w:bCs/>
       <w:i/>
@@ -4914,6 +5245,7 @@
     <w:qFormat/>
     <w:rsid w:val="00FC693F"/>
     <w:rPr>
+      <w:rFonts w:eastAsia="黑体"/>
       <w:i/>
       <w:iCs/>
       <w:color w:themeColor="text1" w:themeTint="7F" w:val="808080"/>
@@ -4926,6 +5258,7 @@
     <w:qFormat/>
     <w:rsid w:val="00FC693F"/>
     <w:rPr>
+      <w:rFonts w:eastAsia="黑体"/>
       <w:b/>
       <w:bCs/>
       <w:i/>
@@ -4940,6 +5273,7 @@
     <w:qFormat/>
     <w:rsid w:val="00FC693F"/>
     <w:rPr>
+      <w:rFonts w:eastAsia="黑体"/>
       <w:smallCaps/>
       <w:color w:themeColor="accent2" w:val="C0504D"/>
       <w:u w:val="single"/>
@@ -4952,6 +5286,7 @@
     <w:qFormat/>
     <w:rsid w:val="00FC693F"/>
     <w:rPr>
+      <w:rFonts w:eastAsia="黑体"/>
       <w:b/>
       <w:bCs/>
       <w:smallCaps/>
@@ -4967,6 +5302,7 @@
     <w:qFormat/>
     <w:rsid w:val="00FC693F"/>
     <w:rPr>
+      <w:rFonts w:eastAsia="黑体"/>
       <w:b/>
       <w:bCs/>
       <w:smallCaps/>
@@ -5021,6 +5357,7 @@
       <w:spacing w:after="0" w:line="240" w:lineRule="auto"/>
     </w:pPr>
     <w:rPr>
+      <w:rFonts w:eastAsia="黑体"/>
       <w:color w:themeColor="text1" w:themeShade="BF" w:val="000000"/>
     </w:rPr>
     <w:tblPr>
@@ -5043,6 +5380,7 @@
         <w:spacing w:after="0" w:before="0" w:line="240" w:lineRule="auto"/>
       </w:pPr>
       <w:rPr>
+        <w:rFonts w:eastAsia="黑体"/>
         <w:b/>
         <w:bCs/>
       </w:rPr>
@@ -5063,6 +5401,7 @@
         <w:spacing w:after="0" w:before="0" w:line="240" w:lineRule="auto"/>
       </w:pPr>
       <w:rPr>
+        <w:rFonts w:eastAsia="黑体"/>
         <w:b/>
         <w:bCs/>
       </w:rPr>
@@ -5080,12 +5419,14 @@
     </w:tblStylePr>
     <w:tblStylePr w:type="firstCol">
       <w:rPr>
+        <w:rFonts w:eastAsia="黑体"/>
         <w:b/>
         <w:bCs/>
       </w:rPr>
     </w:tblStylePr>
     <w:tblStylePr w:type="lastCol">
       <w:rPr>
+        <w:rFonts w:eastAsia="黑体"/>
         <w:b/>
         <w:bCs/>
       </w:rPr>
@@ -5124,6 +5465,7 @@
       <w:spacing w:after="0" w:line="240" w:lineRule="auto"/>
     </w:pPr>
     <w:rPr>
+      <w:rFonts w:eastAsia="黑体"/>
       <w:color w:themeColor="accent1" w:themeShade="BF" w:val="365F91"/>
     </w:rPr>
     <w:tblPr>
@@ -5146,6 +5488,7 @@
         <w:spacing w:after="0" w:before="0" w:line="240" w:lineRule="auto"/>
       </w:pPr>
       <w:rPr>
+        <w:rFonts w:eastAsia="黑体"/>
         <w:b/>
         <w:bCs/>
       </w:rPr>
@@ -5166,6 +5509,7 @@
         <w:spacing w:after="0" w:before="0" w:line="240" w:lineRule="auto"/>
       </w:pPr>
       <w:rPr>
+        <w:rFonts w:eastAsia="黑体"/>
         <w:b/>
         <w:bCs/>
       </w:rPr>
@@ -5183,12 +5527,14 @@
     </w:tblStylePr>
     <w:tblStylePr w:type="firstCol">
       <w:rPr>
+        <w:rFonts w:eastAsia="黑体"/>
         <w:b/>
         <w:bCs/>
       </w:rPr>
     </w:tblStylePr>
     <w:tblStylePr w:type="lastCol">
       <w:rPr>
+        <w:rFonts w:eastAsia="黑体"/>
         <w:b/>
         <w:bCs/>
       </w:rPr>
@@ -5227,6 +5573,7 @@
       <w:spacing w:after="0" w:line="240" w:lineRule="auto"/>
     </w:pPr>
     <w:rPr>
+      <w:rFonts w:eastAsia="黑体"/>
       <w:color w:themeColor="accent2" w:themeShade="BF" w:val="943634"/>
     </w:rPr>
     <w:tblPr>
@@ -5249,6 +5596,7 @@
         <w:spacing w:after="0" w:before="0" w:line="240" w:lineRule="auto"/>
       </w:pPr>
       <w:rPr>
+        <w:rFonts w:eastAsia="黑体"/>
         <w:b/>
         <w:bCs/>
       </w:rPr>
@@ -5269,6 +5617,7 @@
         <w:spacing w:after="0" w:before="0" w:line="240" w:lineRule="auto"/>
       </w:pPr>
       <w:rPr>
+        <w:rFonts w:eastAsia="黑体"/>
         <w:b/>
         <w:bCs/>
       </w:rPr>
@@ -5286,12 +5635,14 @@
     </w:tblStylePr>
     <w:tblStylePr w:type="firstCol">
       <w:rPr>
+        <w:rFonts w:eastAsia="黑体"/>
         <w:b/>
         <w:bCs/>
       </w:rPr>
     </w:tblStylePr>
     <w:tblStylePr w:type="lastCol">
       <w:rPr>
+        <w:rFonts w:eastAsia="黑体"/>
         <w:b/>
         <w:bCs/>
       </w:rPr>
@@ -5330,6 +5681,7 @@
       <w:spacing w:after="0" w:line="240" w:lineRule="auto"/>
     </w:pPr>
     <w:rPr>
+      <w:rFonts w:eastAsia="黑体"/>
       <w:color w:themeColor="accent3" w:themeShade="BF" w:val="76923C"/>
     </w:rPr>
     <w:tblPr>
@@ -5352,6 +5704,7 @@
         <w:spacing w:after="0" w:before="0" w:line="240" w:lineRule="auto"/>
       </w:pPr>
       <w:rPr>
+        <w:rFonts w:eastAsia="黑体"/>
         <w:b/>
         <w:bCs/>
       </w:rPr>
@@ -5372,6 +5725,7 @@
         <w:spacing w:after="0" w:before="0" w:line="240" w:lineRule="auto"/>
       </w:pPr>
       <w:rPr>
+        <w:rFonts w:eastAsia="黑体"/>
         <w:b/>
         <w:bCs/>
       </w:rPr>
@@ -5389,12 +5743,14 @@
     </w:tblStylePr>
     <w:tblStylePr w:type="firstCol">
       <w:rPr>
+        <w:rFonts w:eastAsia="黑体"/>
         <w:b/>
         <w:bCs/>
       </w:rPr>
     </w:tblStylePr>
     <w:tblStylePr w:type="lastCol">
       <w:rPr>
+        <w:rFonts w:eastAsia="黑体"/>
         <w:b/>
         <w:bCs/>
       </w:rPr>
@@ -5433,6 +5789,7 @@
       <w:spacing w:after="0" w:line="240" w:lineRule="auto"/>
     </w:pPr>
     <w:rPr>
+      <w:rFonts w:eastAsia="黑体"/>
       <w:color w:themeColor="accent4" w:themeShade="BF" w:val="5F497A"/>
     </w:rPr>
     <w:tblPr>
@@ -5455,6 +5812,7 @@
         <w:spacing w:after="0" w:before="0" w:line="240" w:lineRule="auto"/>
       </w:pPr>
       <w:rPr>
+        <w:rFonts w:eastAsia="黑体"/>
         <w:b/>
         <w:bCs/>
       </w:rPr>
@@ -5475,6 +5833,7 @@
         <w:spacing w:after="0" w:before="0" w:line="240" w:lineRule="auto"/>
       </w:pPr>
       <w:rPr>
+        <w:rFonts w:eastAsia="黑体"/>
         <w:b/>
         <w:bCs/>
       </w:rPr>
@@ -5492,12 +5851,14 @@
     </w:tblStylePr>
     <w:tblStylePr w:type="firstCol">
       <w:rPr>
+        <w:rFonts w:eastAsia="黑体"/>
         <w:b/>
         <w:bCs/>
       </w:rPr>
     </w:tblStylePr>
     <w:tblStylePr w:type="lastCol">
       <w:rPr>
+        <w:rFonts w:eastAsia="黑体"/>
         <w:b/>
         <w:bCs/>
       </w:rPr>
@@ -5536,6 +5897,7 @@
       <w:spacing w:after="0" w:line="240" w:lineRule="auto"/>
     </w:pPr>
     <w:rPr>
+      <w:rFonts w:eastAsia="黑体"/>
       <w:color w:themeColor="accent5" w:themeShade="BF" w:val="31849B"/>
     </w:rPr>
     <w:tblPr>
@@ -5558,6 +5920,7 @@
         <w:spacing w:after="0" w:before="0" w:line="240" w:lineRule="auto"/>
       </w:pPr>
       <w:rPr>
+        <w:rFonts w:eastAsia="黑体"/>
         <w:b/>
         <w:bCs/>
       </w:rPr>
@@ -5578,6 +5941,7 @@
         <w:spacing w:after="0" w:before="0" w:line="240" w:lineRule="auto"/>
       </w:pPr>
       <w:rPr>
+        <w:rFonts w:eastAsia="黑体"/>
         <w:b/>
         <w:bCs/>
       </w:rPr>
@@ -5595,12 +5959,14 @@
     </w:tblStylePr>
     <w:tblStylePr w:type="firstCol">
       <w:rPr>
+        <w:rFonts w:eastAsia="黑体"/>
         <w:b/>
         <w:bCs/>
       </w:rPr>
     </w:tblStylePr>
     <w:tblStylePr w:type="lastCol">
       <w:rPr>
+        <w:rFonts w:eastAsia="黑体"/>
         <w:b/>
         <w:bCs/>
       </w:rPr>
@@ -5639,6 +6005,7 @@
       <w:spacing w:after="0" w:line="240" w:lineRule="auto"/>
     </w:pPr>
     <w:rPr>
+      <w:rFonts w:eastAsia="黑体"/>
       <w:color w:themeColor="accent6" w:themeShade="BF" w:val="E36C0A"/>
     </w:rPr>
     <w:tblPr>
@@ -5661,6 +6028,7 @@
         <w:spacing w:after="0" w:before="0" w:line="240" w:lineRule="auto"/>
       </w:pPr>
       <w:rPr>
+        <w:rFonts w:eastAsia="黑体"/>
         <w:b/>
         <w:bCs/>
       </w:rPr>
@@ -5681,6 +6049,7 @@
         <w:spacing w:after="0" w:before="0" w:line="240" w:lineRule="auto"/>
       </w:pPr>
       <w:rPr>
+        <w:rFonts w:eastAsia="黑体"/>
         <w:b/>
         <w:bCs/>
       </w:rPr>
@@ -5698,12 +6067,14 @@
     </w:tblStylePr>
     <w:tblStylePr w:type="firstCol">
       <w:rPr>
+        <w:rFonts w:eastAsia="黑体"/>
         <w:b/>
         <w:bCs/>
       </w:rPr>
     </w:tblStylePr>
     <w:tblStylePr w:type="lastCol">
       <w:rPr>
+        <w:rFonts w:eastAsia="黑体"/>
         <w:b/>
         <w:bCs/>
       </w:rPr>
@@ -5763,6 +6134,7 @@
         <w:spacing w:after="0" w:before="0" w:line="240" w:lineRule="auto"/>
       </w:pPr>
       <w:rPr>
+        <w:rFonts w:eastAsia="黑体"/>
         <w:b/>
         <w:bCs/>
         <w:color w:themeColor="background1" w:val="FFFFFF"/>
@@ -5777,6 +6149,7 @@
         <w:spacing w:after="0" w:before="0" w:line="240" w:lineRule="auto"/>
       </w:pPr>
       <w:rPr>
+        <w:rFonts w:eastAsia="黑体"/>
         <w:b/>
         <w:bCs/>
       </w:rPr>
@@ -5792,12 +6165,14 @@
     </w:tblStylePr>
     <w:tblStylePr w:type="firstCol">
       <w:rPr>
+        <w:rFonts w:eastAsia="黑体"/>
         <w:b/>
         <w:bCs/>
       </w:rPr>
     </w:tblStylePr>
     <w:tblStylePr w:type="lastCol">
       <w:rPr>
+        <w:rFonts w:eastAsia="黑体"/>
         <w:b/>
         <w:bCs/>
       </w:rPr>
@@ -5855,6 +6230,7 @@
         <w:spacing w:after="0" w:before="0" w:line="240" w:lineRule="auto"/>
       </w:pPr>
       <w:rPr>
+        <w:rFonts w:eastAsia="黑体"/>
         <w:b/>
         <w:bCs/>
         <w:color w:themeColor="background1" w:val="FFFFFF"/>
@@ -5869,6 +6245,7 @@
         <w:spacing w:after="0" w:before="0" w:line="240" w:lineRule="auto"/>
       </w:pPr>
       <w:rPr>
+        <w:rFonts w:eastAsia="黑体"/>
         <w:b/>
         <w:bCs/>
       </w:rPr>
@@ -5884,12 +6261,14 @@
     </w:tblStylePr>
     <w:tblStylePr w:type="firstCol">
       <w:rPr>
+        <w:rFonts w:eastAsia="黑体"/>
         <w:b/>
         <w:bCs/>
       </w:rPr>
     </w:tblStylePr>
     <w:tblStylePr w:type="lastCol">
       <w:rPr>
+        <w:rFonts w:eastAsia="黑体"/>
         <w:b/>
         <w:bCs/>
       </w:rPr>
@@ -5947,6 +6326,7 @@
         <w:spacing w:after="0" w:before="0" w:line="240" w:lineRule="auto"/>
       </w:pPr>
       <w:rPr>
+        <w:rFonts w:eastAsia="黑体"/>
         <w:b/>
         <w:bCs/>
         <w:color w:themeColor="background1" w:val="FFFFFF"/>
@@ -5961,6 +6341,7 @@
         <w:spacing w:after="0" w:before="0" w:line="240" w:lineRule="auto"/>
       </w:pPr>
       <w:rPr>
+        <w:rFonts w:eastAsia="黑体"/>
         <w:b/>
         <w:bCs/>
       </w:rPr>
@@ -5976,12 +6357,14 @@
     </w:tblStylePr>
     <w:tblStylePr w:type="firstCol">
       <w:rPr>
+        <w:rFonts w:eastAsia="黑体"/>
         <w:b/>
         <w:bCs/>
       </w:rPr>
     </w:tblStylePr>
     <w:tblStylePr w:type="lastCol">
       <w:rPr>
+        <w:rFonts w:eastAsia="黑体"/>
         <w:b/>
         <w:bCs/>
       </w:rPr>
@@ -6039,6 +6422,7 @@
         <w:spacing w:after="0" w:before="0" w:line="240" w:lineRule="auto"/>
       </w:pPr>
       <w:rPr>
+        <w:rFonts w:eastAsia="黑体"/>
         <w:b/>
         <w:bCs/>
         <w:color w:themeColor="background1" w:val="FFFFFF"/>
@@ -6053,6 +6437,7 @@
         <w:spacing w:after="0" w:before="0" w:line="240" w:lineRule="auto"/>
       </w:pPr>
       <w:rPr>
+        <w:rFonts w:eastAsia="黑体"/>
         <w:b/>
         <w:bCs/>
       </w:rPr>
@@ -6068,12 +6453,14 @@
     </w:tblStylePr>
     <w:tblStylePr w:type="firstCol">
       <w:rPr>
+        <w:rFonts w:eastAsia="黑体"/>
         <w:b/>
         <w:bCs/>
       </w:rPr>
     </w:tblStylePr>
     <w:tblStylePr w:type="lastCol">
       <w:rPr>
+        <w:rFonts w:eastAsia="黑体"/>
         <w:b/>
         <w:bCs/>
       </w:rPr>
@@ -6131,6 +6518,7 @@
         <w:spacing w:after="0" w:before="0" w:line="240" w:lineRule="auto"/>
       </w:pPr>
       <w:rPr>
+        <w:rFonts w:eastAsia="黑体"/>
         <w:b/>
         <w:bCs/>
         <w:color w:themeColor="background1" w:val="FFFFFF"/>
@@ -6145,6 +6533,7 @@
         <w:spacing w:after="0" w:before="0" w:line="240" w:lineRule="auto"/>
       </w:pPr>
       <w:rPr>
+        <w:rFonts w:eastAsia="黑体"/>
         <w:b/>
         <w:bCs/>
       </w:rPr>
@@ -6160,12 +6549,14 @@
     </w:tblStylePr>
     <w:tblStylePr w:type="firstCol">
       <w:rPr>
+        <w:rFonts w:eastAsia="黑体"/>
         <w:b/>
         <w:bCs/>
       </w:rPr>
     </w:tblStylePr>
     <w:tblStylePr w:type="lastCol">
       <w:rPr>
+        <w:rFonts w:eastAsia="黑体"/>
         <w:b/>
         <w:bCs/>
       </w:rPr>
@@ -6223,6 +6614,7 @@
         <w:spacing w:after="0" w:before="0" w:line="240" w:lineRule="auto"/>
       </w:pPr>
       <w:rPr>
+        <w:rFonts w:eastAsia="黑体"/>
         <w:b/>
         <w:bCs/>
         <w:color w:themeColor="background1" w:val="FFFFFF"/>
@@ -6237,6 +6629,7 @@
         <w:spacing w:after="0" w:before="0" w:line="240" w:lineRule="auto"/>
       </w:pPr>
       <w:rPr>
+        <w:rFonts w:eastAsia="黑体"/>
         <w:b/>
         <w:bCs/>
       </w:rPr>
@@ -6252,12 +6645,14 @@
     </w:tblStylePr>
     <w:tblStylePr w:type="firstCol">
       <w:rPr>
+        <w:rFonts w:eastAsia="黑体"/>
         <w:b/>
         <w:bCs/>
       </w:rPr>
     </w:tblStylePr>
     <w:tblStylePr w:type="lastCol">
       <w:rPr>
+        <w:rFonts w:eastAsia="黑体"/>
         <w:b/>
         <w:bCs/>
       </w:rPr>
@@ -6315,6 +6710,7 @@
         <w:spacing w:after="0" w:before="0" w:line="240" w:lineRule="auto"/>
       </w:pPr>
       <w:rPr>
+        <w:rFonts w:eastAsia="黑体"/>
         <w:b/>
         <w:bCs/>
         <w:color w:themeColor="background1" w:val="FFFFFF"/>
@@ -6329,6 +6725,7 @@
         <w:spacing w:after="0" w:before="0" w:line="240" w:lineRule="auto"/>
       </w:pPr>
       <w:rPr>
+        <w:rFonts w:eastAsia="黑体"/>
         <w:b/>
         <w:bCs/>
       </w:rPr>
@@ -6344,12 +6741,14 @@
     </w:tblStylePr>
     <w:tblStylePr w:type="firstCol">
       <w:rPr>
+        <w:rFonts w:eastAsia="黑体"/>
         <w:b/>
         <w:bCs/>
       </w:rPr>
     </w:tblStylePr>
     <w:tblStylePr w:type="lastCol">
       <w:rPr>
+        <w:rFonts w:eastAsia="黑体"/>
         <w:b/>
         <w:bCs/>
       </w:rPr>
@@ -6409,7 +6808,7 @@
         <w:spacing w:after="0" w:before="0" w:line="240" w:lineRule="auto"/>
       </w:pPr>
       <w:rPr>
-        <w:rFonts w:asciiTheme="majorHAnsi" w:cstheme="majorBidi" w:eastAsiaTheme="majorEastAsia" w:hAnsiTheme="majorHAnsi"/>
+        <w:rFonts w:asciiTheme="majorHAnsi" w:cstheme="majorBidi" w:hAnsiTheme="majorHAnsi" w:eastAsia="黑体"/>
         <w:b/>
         <w:bCs/>
       </w:rPr>
@@ -6430,7 +6829,7 @@
         <w:spacing w:after="0" w:before="0" w:line="240" w:lineRule="auto"/>
       </w:pPr>
       <w:rPr>
-        <w:rFonts w:asciiTheme="majorHAnsi" w:cstheme="majorBidi" w:eastAsiaTheme="majorEastAsia" w:hAnsiTheme="majorHAnsi"/>
+        <w:rFonts w:asciiTheme="majorHAnsi" w:cstheme="majorBidi" w:hAnsiTheme="majorHAnsi" w:eastAsia="黑体"/>
         <w:b/>
         <w:bCs/>
       </w:rPr>
@@ -6448,14 +6847,14 @@
     </w:tblStylePr>
     <w:tblStylePr w:type="firstCol">
       <w:rPr>
-        <w:rFonts w:asciiTheme="majorHAnsi" w:cstheme="majorBidi" w:eastAsiaTheme="majorEastAsia" w:hAnsiTheme="majorHAnsi"/>
+        <w:rFonts w:asciiTheme="majorHAnsi" w:cstheme="majorBidi" w:hAnsiTheme="majorHAnsi" w:eastAsia="黑体"/>
         <w:b/>
         <w:bCs/>
       </w:rPr>
     </w:tblStylePr>
     <w:tblStylePr w:type="lastCol">
       <w:rPr>
-        <w:rFonts w:asciiTheme="majorHAnsi" w:cstheme="majorBidi" w:eastAsiaTheme="majorEastAsia" w:hAnsiTheme="majorHAnsi"/>
+        <w:rFonts w:asciiTheme="majorHAnsi" w:cstheme="majorBidi" w:hAnsiTheme="majorHAnsi" w:eastAsia="黑体"/>
         <w:b/>
         <w:bCs/>
       </w:rPr>
@@ -6539,7 +6938,7 @@
         <w:spacing w:after="0" w:before="0" w:line="240" w:lineRule="auto"/>
       </w:pPr>
       <w:rPr>
-        <w:rFonts w:asciiTheme="majorHAnsi" w:cstheme="majorBidi" w:eastAsiaTheme="majorEastAsia" w:hAnsiTheme="majorHAnsi"/>
+        <w:rFonts w:asciiTheme="majorHAnsi" w:cstheme="majorBidi" w:hAnsiTheme="majorHAnsi" w:eastAsia="黑体"/>
         <w:b/>
         <w:bCs/>
       </w:rPr>
@@ -6560,7 +6959,7 @@
         <w:spacing w:after="0" w:before="0" w:line="240" w:lineRule="auto"/>
       </w:pPr>
       <w:rPr>
-        <w:rFonts w:asciiTheme="majorHAnsi" w:cstheme="majorBidi" w:eastAsiaTheme="majorEastAsia" w:hAnsiTheme="majorHAnsi"/>
+        <w:rFonts w:asciiTheme="majorHAnsi" w:cstheme="majorBidi" w:hAnsiTheme="majorHAnsi" w:eastAsia="黑体"/>
         <w:b/>
         <w:bCs/>
       </w:rPr>
@@ -6578,14 +6977,14 @@
     </w:tblStylePr>
     <w:tblStylePr w:type="firstCol">
       <w:rPr>
-        <w:rFonts w:asciiTheme="majorHAnsi" w:cstheme="majorBidi" w:eastAsiaTheme="majorEastAsia" w:hAnsiTheme="majorHAnsi"/>
+        <w:rFonts w:asciiTheme="majorHAnsi" w:cstheme="majorBidi" w:hAnsiTheme="majorHAnsi" w:eastAsia="黑体"/>
         <w:b/>
         <w:bCs/>
       </w:rPr>
     </w:tblStylePr>
     <w:tblStylePr w:type="lastCol">
       <w:rPr>
-        <w:rFonts w:asciiTheme="majorHAnsi" w:cstheme="majorBidi" w:eastAsiaTheme="majorEastAsia" w:hAnsiTheme="majorHAnsi"/>
+        <w:rFonts w:asciiTheme="majorHAnsi" w:cstheme="majorBidi" w:hAnsiTheme="majorHAnsi" w:eastAsia="黑体"/>
         <w:b/>
         <w:bCs/>
       </w:rPr>
@@ -6669,7 +7068,7 @@
         <w:spacing w:after="0" w:before="0" w:line="240" w:lineRule="auto"/>
       </w:pPr>
       <w:rPr>
-        <w:rFonts w:asciiTheme="majorHAnsi" w:cstheme="majorBidi" w:eastAsiaTheme="majorEastAsia" w:hAnsiTheme="majorHAnsi"/>
+        <w:rFonts w:asciiTheme="majorHAnsi" w:cstheme="majorBidi" w:hAnsiTheme="majorHAnsi" w:eastAsia="黑体"/>
         <w:b/>
         <w:bCs/>
       </w:rPr>
@@ -6690,7 +7089,7 @@
         <w:spacing w:after="0" w:before="0" w:line="240" w:lineRule="auto"/>
       </w:pPr>
       <w:rPr>
-        <w:rFonts w:asciiTheme="majorHAnsi" w:cstheme="majorBidi" w:eastAsiaTheme="majorEastAsia" w:hAnsiTheme="majorHAnsi"/>
+        <w:rFonts w:asciiTheme="majorHAnsi" w:cstheme="majorBidi" w:hAnsiTheme="majorHAnsi" w:eastAsia="黑体"/>
         <w:b/>
         <w:bCs/>
       </w:rPr>
@@ -6708,14 +7107,14 @@
     </w:tblStylePr>
     <w:tblStylePr w:type="firstCol">
       <w:rPr>
-        <w:rFonts w:asciiTheme="majorHAnsi" w:cstheme="majorBidi" w:eastAsiaTheme="majorEastAsia" w:hAnsiTheme="majorHAnsi"/>
+        <w:rFonts w:asciiTheme="majorHAnsi" w:cstheme="majorBidi" w:hAnsiTheme="majorHAnsi" w:eastAsia="黑体"/>
         <w:b/>
         <w:bCs/>
       </w:rPr>
     </w:tblStylePr>
     <w:tblStylePr w:type="lastCol">
       <w:rPr>
-        <w:rFonts w:asciiTheme="majorHAnsi" w:cstheme="majorBidi" w:eastAsiaTheme="majorEastAsia" w:hAnsiTheme="majorHAnsi"/>
+        <w:rFonts w:asciiTheme="majorHAnsi" w:cstheme="majorBidi" w:hAnsiTheme="majorHAnsi" w:eastAsia="黑体"/>
         <w:b/>
         <w:bCs/>
       </w:rPr>
@@ -6799,7 +7198,7 @@
         <w:spacing w:after="0" w:before="0" w:line="240" w:lineRule="auto"/>
       </w:pPr>
       <w:rPr>
-        <w:rFonts w:asciiTheme="majorHAnsi" w:cstheme="majorBidi" w:eastAsiaTheme="majorEastAsia" w:hAnsiTheme="majorHAnsi"/>
+        <w:rFonts w:asciiTheme="majorHAnsi" w:cstheme="majorBidi" w:hAnsiTheme="majorHAnsi" w:eastAsia="黑体"/>
         <w:b/>
         <w:bCs/>
       </w:rPr>
@@ -6820,7 +7219,7 @@
         <w:spacing w:after="0" w:before="0" w:line="240" w:lineRule="auto"/>
       </w:pPr>
       <w:rPr>
-        <w:rFonts w:asciiTheme="majorHAnsi" w:cstheme="majorBidi" w:eastAsiaTheme="majorEastAsia" w:hAnsiTheme="majorHAnsi"/>
+        <w:rFonts w:asciiTheme="majorHAnsi" w:cstheme="majorBidi" w:hAnsiTheme="majorHAnsi" w:eastAsia="黑体"/>
         <w:b/>
         <w:bCs/>
       </w:rPr>
@@ -6838,14 +7237,14 @@
     </w:tblStylePr>
     <w:tblStylePr w:type="firstCol">
       <w:rPr>
-        <w:rFonts w:asciiTheme="majorHAnsi" w:cstheme="majorBidi" w:eastAsiaTheme="majorEastAsia" w:hAnsiTheme="majorHAnsi"/>
+        <w:rFonts w:asciiTheme="majorHAnsi" w:cstheme="majorBidi" w:hAnsiTheme="majorHAnsi" w:eastAsia="黑体"/>
         <w:b/>
         <w:bCs/>
       </w:rPr>
     </w:tblStylePr>
     <w:tblStylePr w:type="lastCol">
       <w:rPr>
-        <w:rFonts w:asciiTheme="majorHAnsi" w:cstheme="majorBidi" w:eastAsiaTheme="majorEastAsia" w:hAnsiTheme="majorHAnsi"/>
+        <w:rFonts w:asciiTheme="majorHAnsi" w:cstheme="majorBidi" w:hAnsiTheme="majorHAnsi" w:eastAsia="黑体"/>
         <w:b/>
         <w:bCs/>
       </w:rPr>
@@ -6929,7 +7328,7 @@
         <w:spacing w:after="0" w:before="0" w:line="240" w:lineRule="auto"/>
       </w:pPr>
       <w:rPr>
-        <w:rFonts w:asciiTheme="majorHAnsi" w:cstheme="majorBidi" w:eastAsiaTheme="majorEastAsia" w:hAnsiTheme="majorHAnsi"/>
+        <w:rFonts w:asciiTheme="majorHAnsi" w:cstheme="majorBidi" w:hAnsiTheme="majorHAnsi" w:eastAsia="黑体"/>
         <w:b/>
         <w:bCs/>
       </w:rPr>
@@ -6950,7 +7349,7 @@
         <w:spacing w:after="0" w:before="0" w:line="240" w:lineRule="auto"/>
       </w:pPr>
       <w:rPr>
-        <w:rFonts w:asciiTheme="majorHAnsi" w:cstheme="majorBidi" w:eastAsiaTheme="majorEastAsia" w:hAnsiTheme="majorHAnsi"/>
+        <w:rFonts w:asciiTheme="majorHAnsi" w:cstheme="majorBidi" w:hAnsiTheme="majorHAnsi" w:eastAsia="黑体"/>
         <w:b/>
         <w:bCs/>
       </w:rPr>
@@ -6968,14 +7367,14 @@
     </w:tblStylePr>
     <w:tblStylePr w:type="firstCol">
       <w:rPr>
-        <w:rFonts w:asciiTheme="majorHAnsi" w:cstheme="majorBidi" w:eastAsiaTheme="majorEastAsia" w:hAnsiTheme="majorHAnsi"/>
+        <w:rFonts w:asciiTheme="majorHAnsi" w:cstheme="majorBidi" w:hAnsiTheme="majorHAnsi" w:eastAsia="黑体"/>
         <w:b/>
         <w:bCs/>
       </w:rPr>
     </w:tblStylePr>
     <w:tblStylePr w:type="lastCol">
       <w:rPr>
-        <w:rFonts w:asciiTheme="majorHAnsi" w:cstheme="majorBidi" w:eastAsiaTheme="majorEastAsia" w:hAnsiTheme="majorHAnsi"/>
+        <w:rFonts w:asciiTheme="majorHAnsi" w:cstheme="majorBidi" w:hAnsiTheme="majorHAnsi" w:eastAsia="黑体"/>
         <w:b/>
         <w:bCs/>
       </w:rPr>
@@ -7059,7 +7458,7 @@
         <w:spacing w:after="0" w:before="0" w:line="240" w:lineRule="auto"/>
       </w:pPr>
       <w:rPr>
-        <w:rFonts w:asciiTheme="majorHAnsi" w:cstheme="majorBidi" w:eastAsiaTheme="majorEastAsia" w:hAnsiTheme="majorHAnsi"/>
+        <w:rFonts w:asciiTheme="majorHAnsi" w:cstheme="majorBidi" w:hAnsiTheme="majorHAnsi" w:eastAsia="黑体"/>
         <w:b/>
         <w:bCs/>
       </w:rPr>
@@ -7080,7 +7479,7 @@
         <w:spacing w:after="0" w:before="0" w:line="240" w:lineRule="auto"/>
       </w:pPr>
       <w:rPr>
-        <w:rFonts w:asciiTheme="majorHAnsi" w:cstheme="majorBidi" w:eastAsiaTheme="majorEastAsia" w:hAnsiTheme="majorHAnsi"/>
+        <w:rFonts w:asciiTheme="majorHAnsi" w:cstheme="majorBidi" w:hAnsiTheme="majorHAnsi" w:eastAsia="黑体"/>
         <w:b/>
         <w:bCs/>
       </w:rPr>
@@ -7098,14 +7497,14 @@
     </w:tblStylePr>
     <w:tblStylePr w:type="firstCol">
       <w:rPr>
-        <w:rFonts w:asciiTheme="majorHAnsi" w:cstheme="majorBidi" w:eastAsiaTheme="majorEastAsia" w:hAnsiTheme="majorHAnsi"/>
+        <w:rFonts w:asciiTheme="majorHAnsi" w:cstheme="majorBidi" w:hAnsiTheme="majorHAnsi" w:eastAsia="黑体"/>
         <w:b/>
         <w:bCs/>
       </w:rPr>
     </w:tblStylePr>
     <w:tblStylePr w:type="lastCol">
       <w:rPr>
-        <w:rFonts w:asciiTheme="majorHAnsi" w:cstheme="majorBidi" w:eastAsiaTheme="majorEastAsia" w:hAnsiTheme="majorHAnsi"/>
+        <w:rFonts w:asciiTheme="majorHAnsi" w:cstheme="majorBidi" w:hAnsiTheme="majorHAnsi" w:eastAsia="黑体"/>
         <w:b/>
         <w:bCs/>
       </w:rPr>
@@ -7189,7 +7588,7 @@
         <w:spacing w:after="0" w:before="0" w:line="240" w:lineRule="auto"/>
       </w:pPr>
       <w:rPr>
-        <w:rFonts w:asciiTheme="majorHAnsi" w:cstheme="majorBidi" w:eastAsiaTheme="majorEastAsia" w:hAnsiTheme="majorHAnsi"/>
+        <w:rFonts w:asciiTheme="majorHAnsi" w:cstheme="majorBidi" w:hAnsiTheme="majorHAnsi" w:eastAsia="黑体"/>
         <w:b/>
         <w:bCs/>
       </w:rPr>
@@ -7210,7 +7609,7 @@
         <w:spacing w:after="0" w:before="0" w:line="240" w:lineRule="auto"/>
       </w:pPr>
       <w:rPr>
-        <w:rFonts w:asciiTheme="majorHAnsi" w:cstheme="majorBidi" w:eastAsiaTheme="majorEastAsia" w:hAnsiTheme="majorHAnsi"/>
+        <w:rFonts w:asciiTheme="majorHAnsi" w:cstheme="majorBidi" w:hAnsiTheme="majorHAnsi" w:eastAsia="黑体"/>
         <w:b/>
         <w:bCs/>
       </w:rPr>
@@ -7228,14 +7627,14 @@
     </w:tblStylePr>
     <w:tblStylePr w:type="firstCol">
       <w:rPr>
-        <w:rFonts w:asciiTheme="majorHAnsi" w:cstheme="majorBidi" w:eastAsiaTheme="majorEastAsia" w:hAnsiTheme="majorHAnsi"/>
+        <w:rFonts w:asciiTheme="majorHAnsi" w:cstheme="majorBidi" w:hAnsiTheme="majorHAnsi" w:eastAsia="黑体"/>
         <w:b/>
         <w:bCs/>
       </w:rPr>
     </w:tblStylePr>
     <w:tblStylePr w:type="lastCol">
       <w:rPr>
-        <w:rFonts w:asciiTheme="majorHAnsi" w:cstheme="majorBidi" w:eastAsiaTheme="majorEastAsia" w:hAnsiTheme="majorHAnsi"/>
+        <w:rFonts w:asciiTheme="majorHAnsi" w:cstheme="majorBidi" w:hAnsiTheme="majorHAnsi" w:eastAsia="黑体"/>
         <w:b/>
         <w:bCs/>
       </w:rPr>
@@ -7318,6 +7717,7 @@
         <w:spacing w:after="0" w:before="0" w:line="240" w:lineRule="auto"/>
       </w:pPr>
       <w:rPr>
+        <w:rFonts w:eastAsia="黑体"/>
         <w:b/>
         <w:bCs/>
         <w:color w:themeColor="background1" w:val="FFFFFF"/>
@@ -7340,6 +7740,7 @@
         <w:spacing w:after="0" w:before="0" w:line="240" w:lineRule="auto"/>
       </w:pPr>
       <w:rPr>
+        <w:rFonts w:eastAsia="黑体"/>
         <w:b/>
         <w:bCs/>
       </w:rPr>
@@ -7357,12 +7758,14 @@
     </w:tblStylePr>
     <w:tblStylePr w:type="firstCol">
       <w:rPr>
+        <w:rFonts w:eastAsia="黑体"/>
         <w:b/>
         <w:bCs/>
       </w:rPr>
     </w:tblStylePr>
     <w:tblStylePr w:type="lastCol">
       <w:rPr>
+        <w:rFonts w:eastAsia="黑体"/>
         <w:b/>
         <w:bCs/>
       </w:rPr>
@@ -7424,6 +7827,7 @@
         <w:spacing w:after="0" w:before="0" w:line="240" w:lineRule="auto"/>
       </w:pPr>
       <w:rPr>
+        <w:rFonts w:eastAsia="黑体"/>
         <w:b/>
         <w:bCs/>
         <w:color w:themeColor="background1" w:val="FFFFFF"/>
@@ -7446,6 +7850,7 @@
         <w:spacing w:after="0" w:before="0" w:line="240" w:lineRule="auto"/>
       </w:pPr>
       <w:rPr>
+        <w:rFonts w:eastAsia="黑体"/>
         <w:b/>
         <w:bCs/>
       </w:rPr>
@@ -7463,12 +7868,14 @@
     </w:tblStylePr>
     <w:tblStylePr w:type="firstCol">
       <w:rPr>
+        <w:rFonts w:eastAsia="黑体"/>
         <w:b/>
         <w:bCs/>
       </w:rPr>
     </w:tblStylePr>
     <w:tblStylePr w:type="lastCol">
       <w:rPr>
+        <w:rFonts w:eastAsia="黑体"/>
         <w:b/>
         <w:bCs/>
       </w:rPr>
@@ -7530,6 +7937,7 @@
         <w:spacing w:after="0" w:before="0" w:line="240" w:lineRule="auto"/>
       </w:pPr>
       <w:rPr>
+        <w:rFonts w:eastAsia="黑体"/>
         <w:b/>
         <w:bCs/>
         <w:color w:themeColor="background1" w:val="FFFFFF"/>
@@ -7552,6 +7960,7 @@
         <w:spacing w:after="0" w:before="0" w:line="240" w:lineRule="auto"/>
       </w:pPr>
       <w:rPr>
+        <w:rFonts w:eastAsia="黑体"/>
         <w:b/>
         <w:bCs/>
       </w:rPr>
@@ -7569,12 +7978,14 @@
     </w:tblStylePr>
     <w:tblStylePr w:type="firstCol">
       <w:rPr>
+        <w:rFonts w:eastAsia="黑体"/>
         <w:b/>
         <w:bCs/>
       </w:rPr>
     </w:tblStylePr>
     <w:tblStylePr w:type="lastCol">
       <w:rPr>
+        <w:rFonts w:eastAsia="黑体"/>
         <w:b/>
         <w:bCs/>
       </w:rPr>
@@ -7636,6 +8047,7 @@
         <w:spacing w:after="0" w:before="0" w:line="240" w:lineRule="auto"/>
       </w:pPr>
       <w:rPr>
+        <w:rFonts w:eastAsia="黑体"/>
         <w:b/>
         <w:bCs/>
         <w:color w:themeColor="background1" w:val="FFFFFF"/>
@@ -7658,6 +8070,7 @@
         <w:spacing w:after="0" w:before="0" w:line="240" w:lineRule="auto"/>
       </w:pPr>
       <w:rPr>
+        <w:rFonts w:eastAsia="黑体"/>
         <w:b/>
         <w:bCs/>
       </w:rPr>
@@ -7675,12 +8088,14 @@
     </w:tblStylePr>
     <w:tblStylePr w:type="firstCol">
       <w:rPr>
+        <w:rFonts w:eastAsia="黑体"/>
         <w:b/>
         <w:bCs/>
       </w:rPr>
     </w:tblStylePr>
     <w:tblStylePr w:type="lastCol">
       <w:rPr>
+        <w:rFonts w:eastAsia="黑体"/>
         <w:b/>
         <w:bCs/>
       </w:rPr>
@@ -7742,6 +8157,7 @@
         <w:spacing w:after="0" w:before="0" w:line="240" w:lineRule="auto"/>
       </w:pPr>
       <w:rPr>
+        <w:rFonts w:eastAsia="黑体"/>
         <w:b/>
         <w:bCs/>
         <w:color w:themeColor="background1" w:val="FFFFFF"/>
@@ -7764,6 +8180,7 @@
         <w:spacing w:after="0" w:before="0" w:line="240" w:lineRule="auto"/>
       </w:pPr>
       <w:rPr>
+        <w:rFonts w:eastAsia="黑体"/>
         <w:b/>
         <w:bCs/>
       </w:rPr>
@@ -7781,12 +8198,14 @@
     </w:tblStylePr>
     <w:tblStylePr w:type="firstCol">
       <w:rPr>
+        <w:rFonts w:eastAsia="黑体"/>
         <w:b/>
         <w:bCs/>
       </w:rPr>
     </w:tblStylePr>
     <w:tblStylePr w:type="lastCol">
       <w:rPr>
+        <w:rFonts w:eastAsia="黑体"/>
         <w:b/>
         <w:bCs/>
       </w:rPr>
@@ -7848,6 +8267,7 @@
         <w:spacing w:after="0" w:before="0" w:line="240" w:lineRule="auto"/>
       </w:pPr>
       <w:rPr>
+        <w:rFonts w:eastAsia="黑体"/>
         <w:b/>
         <w:bCs/>
         <w:color w:themeColor="background1" w:val="FFFFFF"/>
@@ -7870,6 +8290,7 @@
         <w:spacing w:after="0" w:before="0" w:line="240" w:lineRule="auto"/>
       </w:pPr>
       <w:rPr>
+        <w:rFonts w:eastAsia="黑体"/>
         <w:b/>
         <w:bCs/>
       </w:rPr>
@@ -7887,12 +8308,14 @@
     </w:tblStylePr>
     <w:tblStylePr w:type="firstCol">
       <w:rPr>
+        <w:rFonts w:eastAsia="黑体"/>
         <w:b/>
         <w:bCs/>
       </w:rPr>
     </w:tblStylePr>
     <w:tblStylePr w:type="lastCol">
       <w:rPr>
+        <w:rFonts w:eastAsia="黑体"/>
         <w:b/>
         <w:bCs/>
       </w:rPr>
@@ -7954,6 +8377,7 @@
         <w:spacing w:after="0" w:before="0" w:line="240" w:lineRule="auto"/>
       </w:pPr>
       <w:rPr>
+        <w:rFonts w:eastAsia="黑体"/>
         <w:b/>
         <w:bCs/>
         <w:color w:themeColor="background1" w:val="FFFFFF"/>
@@ -7976,6 +8400,7 @@
         <w:spacing w:after="0" w:before="0" w:line="240" w:lineRule="auto"/>
       </w:pPr>
       <w:rPr>
+        <w:rFonts w:eastAsia="黑体"/>
         <w:b/>
         <w:bCs/>
       </w:rPr>
@@ -7993,12 +8418,14 @@
     </w:tblStylePr>
     <w:tblStylePr w:type="firstCol">
       <w:rPr>
+        <w:rFonts w:eastAsia="黑体"/>
         <w:b/>
         <w:bCs/>
       </w:rPr>
     </w:tblStylePr>
     <w:tblStylePr w:type="lastCol">
       <w:rPr>
+        <w:rFonts w:eastAsia="黑体"/>
         <w:b/>
         <w:bCs/>
       </w:rPr>
@@ -8057,6 +8484,7 @@
         <w:spacing w:after="0" w:before="0" w:line="240" w:lineRule="auto"/>
       </w:pPr>
       <w:rPr>
+        <w:rFonts w:eastAsia="黑体"/>
         <w:b/>
         <w:bCs/>
         <w:color w:themeColor="background1" w:val="FFFFFF"/>
@@ -8079,6 +8507,7 @@
         <w:spacing w:after="0" w:before="0" w:line="240" w:lineRule="auto"/>
       </w:pPr>
       <w:rPr>
+        <w:rFonts w:eastAsia="黑体"/>
         <w:color w:val="auto"/>
       </w:rPr>
       <w:tblPr/>
@@ -8096,6 +8525,7 @@
     </w:tblStylePr>
     <w:tblStylePr w:type="firstCol">
       <w:rPr>
+        <w:rFonts w:eastAsia="黑体"/>
         <w:b/>
         <w:bCs/>
         <w:color w:themeColor="background1" w:val="FFFFFF"/>
@@ -8115,6 +8545,7 @@
     </w:tblStylePr>
     <w:tblStylePr w:type="lastCol">
       <w:rPr>
+        <w:rFonts w:eastAsia="黑体"/>
         <w:b/>
         <w:bCs/>
         <w:color w:themeColor="background1" w:val="FFFFFF"/>
@@ -8163,6 +8594,7 @@
     </w:tblStylePr>
     <w:tblStylePr w:type="nwCell">
       <w:rPr>
+        <w:rFonts w:eastAsia="黑体"/>
         <w:color w:themeColor="background1" w:val="FFFFFF"/>
       </w:rPr>
       <w:tblPr/>
@@ -8206,6 +8638,7 @@
         <w:spacing w:after="0" w:before="0" w:line="240" w:lineRule="auto"/>
       </w:pPr>
       <w:rPr>
+        <w:rFonts w:eastAsia="黑体"/>
         <w:b/>
         <w:bCs/>
         <w:color w:themeColor="background1" w:val="FFFFFF"/>
@@ -8228,6 +8661,7 @@
         <w:spacing w:after="0" w:before="0" w:line="240" w:lineRule="auto"/>
       </w:pPr>
       <w:rPr>
+        <w:rFonts w:eastAsia="黑体"/>
         <w:color w:val="auto"/>
       </w:rPr>
       <w:tblPr/>
@@ -8245,6 +8679,7 @@
     </w:tblStylePr>
     <w:tblStylePr w:type="firstCol">
       <w:rPr>
+        <w:rFonts w:eastAsia="黑体"/>
         <w:b/>
         <w:bCs/>
         <w:color w:themeColor="background1" w:val="FFFFFF"/>
@@ -8264,6 +8699,7 @@
     </w:tblStylePr>
     <w:tblStylePr w:type="lastCol">
       <w:rPr>
+        <w:rFonts w:eastAsia="黑体"/>
         <w:b/>
         <w:bCs/>
         <w:color w:themeColor="background1" w:val="FFFFFF"/>
@@ -8312,6 +8748,7 @@
     </w:tblStylePr>
     <w:tblStylePr w:type="nwCell">
       <w:rPr>
+        <w:rFonts w:eastAsia="黑体"/>
         <w:color w:themeColor="background1" w:val="FFFFFF"/>
       </w:rPr>
       <w:tblPr/>
@@ -8355,6 +8792,7 @@
         <w:spacing w:after="0" w:before="0" w:line="240" w:lineRule="auto"/>
       </w:pPr>
       <w:rPr>
+        <w:rFonts w:eastAsia="黑体"/>
         <w:b/>
         <w:bCs/>
         <w:color w:themeColor="background1" w:val="FFFFFF"/>
@@ -8377,6 +8815,7 @@
         <w:spacing w:after="0" w:before="0" w:line="240" w:lineRule="auto"/>
       </w:pPr>
       <w:rPr>
+        <w:rFonts w:eastAsia="黑体"/>
         <w:color w:val="auto"/>
       </w:rPr>
       <w:tblPr/>
@@ -8394,6 +8833,7 @@
     </w:tblStylePr>
     <w:tblStylePr w:type="firstCol">
       <w:rPr>
+        <w:rFonts w:eastAsia="黑体"/>
         <w:b/>
         <w:bCs/>
         <w:color w:themeColor="background1" w:val="FFFFFF"/>
@@ -8413,6 +8853,7 @@
     </w:tblStylePr>
     <w:tblStylePr w:type="lastCol">
       <w:rPr>
+        <w:rFonts w:eastAsia="黑体"/>
         <w:b/>
         <w:bCs/>
         <w:color w:themeColor="background1" w:val="FFFFFF"/>
@@ -8461,6 +8902,7 @@
     </w:tblStylePr>
     <w:tblStylePr w:type="nwCell">
       <w:rPr>
+        <w:rFonts w:eastAsia="黑体"/>
         <w:color w:themeColor="background1" w:val="FFFFFF"/>
       </w:rPr>
       <w:tblPr/>
@@ -8504,6 +8946,7 @@
         <w:spacing w:after="0" w:before="0" w:line="240" w:lineRule="auto"/>
       </w:pPr>
       <w:rPr>
+        <w:rFonts w:eastAsia="黑体"/>
         <w:b/>
         <w:bCs/>
         <w:color w:themeColor="background1" w:val="FFFFFF"/>
@@ -8526,6 +8969,7 @@
         <w:spacing w:after="0" w:before="0" w:line="240" w:lineRule="auto"/>
       </w:pPr>
       <w:rPr>
+        <w:rFonts w:eastAsia="黑体"/>
         <w:color w:val="auto"/>
       </w:rPr>
       <w:tblPr/>
@@ -8543,6 +8987,7 @@
     </w:tblStylePr>
     <w:tblStylePr w:type="firstCol">
       <w:rPr>
+        <w:rFonts w:eastAsia="黑体"/>
         <w:b/>
         <w:bCs/>
         <w:color w:themeColor="background1" w:val="FFFFFF"/>
@@ -8562,6 +9007,7 @@
     </w:tblStylePr>
     <w:tblStylePr w:type="lastCol">
       <w:rPr>
+        <w:rFonts w:eastAsia="黑体"/>
         <w:b/>
         <w:bCs/>
         <w:color w:themeColor="background1" w:val="FFFFFF"/>
@@ -8610,6 +9056,7 @@
     </w:tblStylePr>
     <w:tblStylePr w:type="nwCell">
       <w:rPr>
+        <w:rFonts w:eastAsia="黑体"/>
         <w:color w:themeColor="background1" w:val="FFFFFF"/>
       </w:rPr>
       <w:tblPr/>
@@ -8653,6 +9100,7 @@
         <w:spacing w:after="0" w:before="0" w:line="240" w:lineRule="auto"/>
       </w:pPr>
       <w:rPr>
+        <w:rFonts w:eastAsia="黑体"/>
         <w:b/>
         <w:bCs/>
         <w:color w:themeColor="background1" w:val="FFFFFF"/>
@@ -8675,6 +9123,7 @@
         <w:spacing w:after="0" w:before="0" w:line="240" w:lineRule="auto"/>
       </w:pPr>
       <w:rPr>
+        <w:rFonts w:eastAsia="黑体"/>
         <w:color w:val="auto"/>
       </w:rPr>
       <w:tblPr/>
@@ -8692,6 +9141,7 @@
     </w:tblStylePr>
     <w:tblStylePr w:type="firstCol">
       <w:rPr>
+        <w:rFonts w:eastAsia="黑体"/>
         <w:b/>
         <w:bCs/>
         <w:color w:themeColor="background1" w:val="FFFFFF"/>
@@ -8711,6 +9161,7 @@
     </w:tblStylePr>
     <w:tblStylePr w:type="lastCol">
       <w:rPr>
+        <w:rFonts w:eastAsia="黑体"/>
         <w:b/>
         <w:bCs/>
         <w:color w:themeColor="background1" w:val="FFFFFF"/>
@@ -8759,6 +9210,7 @@
     </w:tblStylePr>
     <w:tblStylePr w:type="nwCell">
       <w:rPr>
+        <w:rFonts w:eastAsia="黑体"/>
         <w:color w:themeColor="background1" w:val="FFFFFF"/>
       </w:rPr>
       <w:tblPr/>
@@ -8802,6 +9254,7 @@
         <w:spacing w:after="0" w:before="0" w:line="240" w:lineRule="auto"/>
       </w:pPr>
       <w:rPr>
+        <w:rFonts w:eastAsia="黑体"/>
         <w:b/>
         <w:bCs/>
         <w:color w:themeColor="background1" w:val="FFFFFF"/>
@@ -8824,6 +9277,7 @@
         <w:spacing w:after="0" w:before="0" w:line="240" w:lineRule="auto"/>
       </w:pPr>
       <w:rPr>
+        <w:rFonts w:eastAsia="黑体"/>
         <w:color w:val="auto"/>
       </w:rPr>
       <w:tblPr/>
@@ -8841,6 +9295,7 @@
     </w:tblStylePr>
     <w:tblStylePr w:type="firstCol">
       <w:rPr>
+        <w:rFonts w:eastAsia="黑体"/>
         <w:b/>
         <w:bCs/>
         <w:color w:themeColor="background1" w:val="FFFFFF"/>
@@ -8860,6 +9315,7 @@
     </w:tblStylePr>
     <w:tblStylePr w:type="lastCol">
       <w:rPr>
+        <w:rFonts w:eastAsia="黑体"/>
         <w:b/>
         <w:bCs/>
         <w:color w:themeColor="background1" w:val="FFFFFF"/>
@@ -8908,6 +9364,7 @@
     </w:tblStylePr>
     <w:tblStylePr w:type="nwCell">
       <w:rPr>
+        <w:rFonts w:eastAsia="黑体"/>
         <w:color w:themeColor="background1" w:val="FFFFFF"/>
       </w:rPr>
       <w:tblPr/>
@@ -8951,6 +9408,7 @@
         <w:spacing w:after="0" w:before="0" w:line="240" w:lineRule="auto"/>
       </w:pPr>
       <w:rPr>
+        <w:rFonts w:eastAsia="黑体"/>
         <w:b/>
         <w:bCs/>
         <w:color w:themeColor="background1" w:val="FFFFFF"/>
@@ -8973,6 +9431,7 @@
         <w:spacing w:after="0" w:before="0" w:line="240" w:lineRule="auto"/>
       </w:pPr>
       <w:rPr>
+        <w:rFonts w:eastAsia="黑体"/>
         <w:color w:val="auto"/>
       </w:rPr>
       <w:tblPr/>
@@ -8990,6 +9449,7 @@
     </w:tblStylePr>
     <w:tblStylePr w:type="firstCol">
       <w:rPr>
+        <w:rFonts w:eastAsia="黑体"/>
         <w:b/>
         <w:bCs/>
         <w:color w:themeColor="background1" w:val="FFFFFF"/>
@@ -9009,6 +9469,7 @@
     </w:tblStylePr>
     <w:tblStylePr w:type="lastCol">
       <w:rPr>
+        <w:rFonts w:eastAsia="黑体"/>
         <w:b/>
         <w:bCs/>
         <w:color w:themeColor="background1" w:val="FFFFFF"/>
@@ -9057,6 +9518,7 @@
     </w:tblStylePr>
     <w:tblStylePr w:type="nwCell">
       <w:rPr>
+        <w:rFonts w:eastAsia="黑体"/>
         <w:color w:themeColor="background1" w:val="FFFFFF"/>
       </w:rPr>
       <w:tblPr/>
@@ -9081,6 +9543,7 @@
       <w:spacing w:after="0" w:line="240" w:lineRule="auto"/>
     </w:pPr>
     <w:rPr>
+      <w:rFonts w:eastAsia="黑体"/>
       <w:color w:themeColor="text1" w:val="000000"/>
     </w:rPr>
     <w:tblPr>
@@ -9100,7 +9563,7 @@
     </w:tblPr>
     <w:tblStylePr w:type="firstRow">
       <w:rPr>
-        <w:rFonts w:asciiTheme="majorHAnsi" w:cstheme="majorBidi" w:eastAsiaTheme="majorEastAsia" w:hAnsiTheme="majorHAnsi"/>
+        <w:rFonts w:asciiTheme="majorHAnsi" w:cstheme="majorBidi" w:hAnsiTheme="majorHAnsi" w:eastAsia="黑体"/>
       </w:rPr>
       <w:tblPr/>
       <w:tcPr>
@@ -9112,6 +9575,7 @@
     </w:tblStylePr>
     <w:tblStylePr w:type="lastRow">
       <w:rPr>
+        <w:rFonts w:eastAsia="黑体"/>
         <w:b/>
         <w:bCs/>
         <w:color w:themeColor="text2" w:val="1F497D"/>
@@ -9126,12 +9590,14 @@
     </w:tblStylePr>
     <w:tblStylePr w:type="firstCol">
       <w:rPr>
+        <w:rFonts w:eastAsia="黑体"/>
         <w:b/>
         <w:bCs/>
       </w:rPr>
     </w:tblStylePr>
     <w:tblStylePr w:type="lastCol">
       <w:rPr>
+        <w:rFonts w:eastAsia="黑体"/>
         <w:b/>
         <w:bCs/>
       </w:rPr>
@@ -9165,6 +9631,7 @@
       <w:spacing w:after="0" w:line="240" w:lineRule="auto"/>
     </w:pPr>
     <w:rPr>
+      <w:rFonts w:eastAsia="黑体"/>
       <w:color w:themeColor="text1" w:val="000000"/>
     </w:rPr>
     <w:tblPr>
@@ -9184,7 +9651,7 @@
     </w:tblPr>
     <w:tblStylePr w:type="firstRow">
       <w:rPr>
-        <w:rFonts w:asciiTheme="majorHAnsi" w:cstheme="majorBidi" w:eastAsiaTheme="majorEastAsia" w:hAnsiTheme="majorHAnsi"/>
+        <w:rFonts w:asciiTheme="majorHAnsi" w:cstheme="majorBidi" w:hAnsiTheme="majorHAnsi" w:eastAsia="黑体"/>
       </w:rPr>
       <w:tblPr/>
       <w:tcPr>
@@ -9196,6 +9663,7 @@
     </w:tblStylePr>
     <w:tblStylePr w:type="lastRow">
       <w:rPr>
+        <w:rFonts w:eastAsia="黑体"/>
         <w:b/>
         <w:bCs/>
         <w:color w:themeColor="text2" w:val="1F497D"/>
@@ -9210,12 +9678,14 @@
     </w:tblStylePr>
     <w:tblStylePr w:type="firstCol">
       <w:rPr>
+        <w:rFonts w:eastAsia="黑体"/>
         <w:b/>
         <w:bCs/>
       </w:rPr>
     </w:tblStylePr>
     <w:tblStylePr w:type="lastCol">
       <w:rPr>
+        <w:rFonts w:eastAsia="黑体"/>
         <w:b/>
         <w:bCs/>
       </w:rPr>
@@ -9249,6 +9719,7 @@
       <w:spacing w:after="0" w:line="240" w:lineRule="auto"/>
     </w:pPr>
     <w:rPr>
+      <w:rFonts w:eastAsia="黑体"/>
       <w:color w:themeColor="text1" w:val="000000"/>
     </w:rPr>
     <w:tblPr>
@@ -9268,7 +9739,7 @@
     </w:tblPr>
     <w:tblStylePr w:type="firstRow">
       <w:rPr>
-        <w:rFonts w:asciiTheme="majorHAnsi" w:cstheme="majorBidi" w:eastAsiaTheme="majorEastAsia" w:hAnsiTheme="majorHAnsi"/>
+        <w:rFonts w:asciiTheme="majorHAnsi" w:cstheme="majorBidi" w:hAnsiTheme="majorHAnsi" w:eastAsia="黑体"/>
       </w:rPr>
       <w:tblPr/>
       <w:tcPr>
@@ -9280,6 +9751,7 @@
     </w:tblStylePr>
     <w:tblStylePr w:type="lastRow">
       <w:rPr>
+        <w:rFonts w:eastAsia="黑体"/>
         <w:b/>
         <w:bCs/>
         <w:color w:themeColor="text2" w:val="1F497D"/>
@@ -9294,12 +9766,14 @@
     </w:tblStylePr>
     <w:tblStylePr w:type="firstCol">
       <w:rPr>
+        <w:rFonts w:eastAsia="黑体"/>
         <w:b/>
         <w:bCs/>
       </w:rPr>
     </w:tblStylePr>
     <w:tblStylePr w:type="lastCol">
       <w:rPr>
+        <w:rFonts w:eastAsia="黑体"/>
         <w:b/>
         <w:bCs/>
       </w:rPr>
@@ -9333,6 +9807,7 @@
       <w:spacing w:after="0" w:line="240" w:lineRule="auto"/>
     </w:pPr>
     <w:rPr>
+      <w:rFonts w:eastAsia="黑体"/>
       <w:color w:themeColor="text1" w:val="000000"/>
     </w:rPr>
     <w:tblPr>
@@ -9352,7 +9827,7 @@
     </w:tblPr>
     <w:tblStylePr w:type="firstRow">
       <w:rPr>
-        <w:rFonts w:asciiTheme="majorHAnsi" w:cstheme="majorBidi" w:eastAsiaTheme="majorEastAsia" w:hAnsiTheme="majorHAnsi"/>
+        <w:rFonts w:asciiTheme="majorHAnsi" w:cstheme="majorBidi" w:hAnsiTheme="majorHAnsi" w:eastAsia="黑体"/>
       </w:rPr>
       <w:tblPr/>
       <w:tcPr>
@@ -9364,6 +9839,7 @@
     </w:tblStylePr>
     <w:tblStylePr w:type="lastRow">
       <w:rPr>
+        <w:rFonts w:eastAsia="黑体"/>
         <w:b/>
         <w:bCs/>
         <w:color w:themeColor="text2" w:val="1F497D"/>
@@ -9378,12 +9854,14 @@
     </w:tblStylePr>
     <w:tblStylePr w:type="firstCol">
       <w:rPr>
+        <w:rFonts w:eastAsia="黑体"/>
         <w:b/>
         <w:bCs/>
       </w:rPr>
     </w:tblStylePr>
     <w:tblStylePr w:type="lastCol">
       <w:rPr>
+        <w:rFonts w:eastAsia="黑体"/>
         <w:b/>
         <w:bCs/>
       </w:rPr>
@@ -9417,6 +9895,7 @@
       <w:spacing w:after="0" w:line="240" w:lineRule="auto"/>
     </w:pPr>
     <w:rPr>
+      <w:rFonts w:eastAsia="黑体"/>
       <w:color w:themeColor="text1" w:val="000000"/>
     </w:rPr>
     <w:tblPr>
@@ -9436,7 +9915,7 @@
     </w:tblPr>
     <w:tblStylePr w:type="firstRow">
       <w:rPr>
-        <w:rFonts w:asciiTheme="majorHAnsi" w:cstheme="majorBidi" w:eastAsiaTheme="majorEastAsia" w:hAnsiTheme="majorHAnsi"/>
+        <w:rFonts w:asciiTheme="majorHAnsi" w:cstheme="majorBidi" w:hAnsiTheme="majorHAnsi" w:eastAsia="黑体"/>
       </w:rPr>
       <w:tblPr/>
       <w:tcPr>
@@ -9448,6 +9927,7 @@
     </w:tblStylePr>
     <w:tblStylePr w:type="lastRow">
       <w:rPr>
+        <w:rFonts w:eastAsia="黑体"/>
         <w:b/>
         <w:bCs/>
         <w:color w:themeColor="text2" w:val="1F497D"/>
@@ -9462,12 +9942,14 @@
     </w:tblStylePr>
     <w:tblStylePr w:type="firstCol">
       <w:rPr>
+        <w:rFonts w:eastAsia="黑体"/>
         <w:b/>
         <w:bCs/>
       </w:rPr>
     </w:tblStylePr>
     <w:tblStylePr w:type="lastCol">
       <w:rPr>
+        <w:rFonts w:eastAsia="黑体"/>
         <w:b/>
         <w:bCs/>
       </w:rPr>
@@ -9501,6 +9983,7 @@
       <w:spacing w:after="0" w:line="240" w:lineRule="auto"/>
     </w:pPr>
     <w:rPr>
+      <w:rFonts w:eastAsia="黑体"/>
       <w:color w:themeColor="text1" w:val="000000"/>
     </w:rPr>
     <w:tblPr>
@@ -9520,7 +10003,7 @@
     </w:tblPr>
     <w:tblStylePr w:type="firstRow">
       <w:rPr>
-        <w:rFonts w:asciiTheme="majorHAnsi" w:cstheme="majorBidi" w:eastAsiaTheme="majorEastAsia" w:hAnsiTheme="majorHAnsi"/>
+        <w:rFonts w:asciiTheme="majorHAnsi" w:cstheme="majorBidi" w:hAnsiTheme="majorHAnsi" w:eastAsia="黑体"/>
       </w:rPr>
       <w:tblPr/>
       <w:tcPr>
@@ -9532,6 +10015,7 @@
     </w:tblStylePr>
     <w:tblStylePr w:type="lastRow">
       <w:rPr>
+        <w:rFonts w:eastAsia="黑体"/>
         <w:b/>
         <w:bCs/>
         <w:color w:themeColor="text2" w:val="1F497D"/>
@@ -9546,12 +10030,14 @@
     </w:tblStylePr>
     <w:tblStylePr w:type="firstCol">
       <w:rPr>
+        <w:rFonts w:eastAsia="黑体"/>
         <w:b/>
         <w:bCs/>
       </w:rPr>
     </w:tblStylePr>
     <w:tblStylePr w:type="lastCol">
       <w:rPr>
+        <w:rFonts w:eastAsia="黑体"/>
         <w:b/>
         <w:bCs/>
       </w:rPr>
@@ -9585,6 +10071,7 @@
       <w:spacing w:after="0" w:line="240" w:lineRule="auto"/>
     </w:pPr>
     <w:rPr>
+      <w:rFonts w:eastAsia="黑体"/>
       <w:color w:themeColor="text1" w:val="000000"/>
     </w:rPr>
     <w:tblPr>
@@ -9604,7 +10091,7 @@
     </w:tblPr>
     <w:tblStylePr w:type="firstRow">
       <w:rPr>
-        <w:rFonts w:asciiTheme="majorHAnsi" w:cstheme="majorBidi" w:eastAsiaTheme="majorEastAsia" w:hAnsiTheme="majorHAnsi"/>
+        <w:rFonts w:asciiTheme="majorHAnsi" w:cstheme="majorBidi" w:hAnsiTheme="majorHAnsi" w:eastAsia="黑体"/>
       </w:rPr>
       <w:tblPr/>
       <w:tcPr>
@@ -9616,6 +10103,7 @@
     </w:tblStylePr>
     <w:tblStylePr w:type="lastRow">
       <w:rPr>
+        <w:rFonts w:eastAsia="黑体"/>
         <w:b/>
         <w:bCs/>
         <w:color w:themeColor="text2" w:val="1F497D"/>
@@ -9630,12 +10118,14 @@
     </w:tblStylePr>
     <w:tblStylePr w:type="firstCol">
       <w:rPr>
+        <w:rFonts w:eastAsia="黑体"/>
         <w:b/>
         <w:bCs/>
       </w:rPr>
     </w:tblStylePr>
     <w:tblStylePr w:type="lastCol">
       <w:rPr>
+        <w:rFonts w:eastAsia="黑体"/>
         <w:b/>
         <w:bCs/>
       </w:rPr>
@@ -9669,7 +10159,7 @@
       <w:spacing w:after="0" w:line="240" w:lineRule="auto"/>
     </w:pPr>
     <w:rPr>
-      <w:rFonts w:asciiTheme="majorHAnsi" w:cstheme="majorBidi" w:eastAsiaTheme="majorEastAsia" w:hAnsiTheme="majorHAnsi"/>
+      <w:rFonts w:asciiTheme="majorHAnsi" w:cstheme="majorBidi" w:hAnsiTheme="majorHAnsi" w:eastAsia="黑体"/>
       <w:color w:themeColor="text1" w:val="000000"/>
     </w:rPr>
     <w:tblPr>
@@ -9691,6 +10181,7 @@
     </w:tblPr>
     <w:tblStylePr w:type="firstRow">
       <w:rPr>
+        <w:rFonts w:eastAsia="黑体"/>
         <w:sz w:val="24"/>
         <w:szCs w:val="24"/>
       </w:rPr>
@@ -9797,7 +10288,7 @@
       <w:spacing w:after="0" w:line="240" w:lineRule="auto"/>
     </w:pPr>
     <w:rPr>
-      <w:rFonts w:asciiTheme="majorHAnsi" w:cstheme="majorBidi" w:eastAsiaTheme="majorEastAsia" w:hAnsiTheme="majorHAnsi"/>
+      <w:rFonts w:asciiTheme="majorHAnsi" w:cstheme="majorBidi" w:hAnsiTheme="majorHAnsi" w:eastAsia="黑体"/>
       <w:color w:themeColor="text1" w:val="000000"/>
     </w:rPr>
     <w:tblPr>
@@ -9819,6 +10310,7 @@
     </w:tblPr>
     <w:tblStylePr w:type="firstRow">
       <w:rPr>
+        <w:rFonts w:eastAsia="黑体"/>
         <w:sz w:val="24"/>
         <w:szCs w:val="24"/>
       </w:rPr>
@@ -9925,7 +10417,7 @@
       <w:spacing w:after="0" w:line="240" w:lineRule="auto"/>
     </w:pPr>
     <w:rPr>
-      <w:rFonts w:asciiTheme="majorHAnsi" w:cstheme="majorBidi" w:eastAsiaTheme="majorEastAsia" w:hAnsiTheme="majorHAnsi"/>
+      <w:rFonts w:asciiTheme="majorHAnsi" w:cstheme="majorBidi" w:hAnsiTheme="majorHAnsi" w:eastAsia="黑体"/>
       <w:color w:themeColor="text1" w:val="000000"/>
     </w:rPr>
     <w:tblPr>
@@ -9947,6 +10439,7 @@
     </w:tblPr>
     <w:tblStylePr w:type="firstRow">
       <w:rPr>
+        <w:rFonts w:eastAsia="黑体"/>
         <w:sz w:val="24"/>
         <w:szCs w:val="24"/>
       </w:rPr>
@@ -10053,7 +10546,7 @@
       <w:spacing w:after="0" w:line="240" w:lineRule="auto"/>
     </w:pPr>
     <w:rPr>
-      <w:rFonts w:asciiTheme="majorHAnsi" w:cstheme="majorBidi" w:eastAsiaTheme="majorEastAsia" w:hAnsiTheme="majorHAnsi"/>
+      <w:rFonts w:asciiTheme="majorHAnsi" w:cstheme="majorBidi" w:hAnsiTheme="majorHAnsi" w:eastAsia="黑体"/>
       <w:color w:themeColor="text1" w:val="000000"/>
     </w:rPr>
     <w:tblPr>
@@ -10075,6 +10568,7 @@
     </w:tblPr>
     <w:tblStylePr w:type="firstRow">
       <w:rPr>
+        <w:rFonts w:eastAsia="黑体"/>
         <w:sz w:val="24"/>
         <w:szCs w:val="24"/>
       </w:rPr>
@@ -10181,7 +10675,7 @@
       <w:spacing w:after="0" w:line="240" w:lineRule="auto"/>
     </w:pPr>
     <w:rPr>
-      <w:rFonts w:asciiTheme="majorHAnsi" w:cstheme="majorBidi" w:eastAsiaTheme="majorEastAsia" w:hAnsiTheme="majorHAnsi"/>
+      <w:rFonts w:asciiTheme="majorHAnsi" w:cstheme="majorBidi" w:hAnsiTheme="majorHAnsi" w:eastAsia="黑体"/>
       <w:color w:themeColor="text1" w:val="000000"/>
     </w:rPr>
     <w:tblPr>
@@ -10203,6 +10697,7 @@
     </w:tblPr>
     <w:tblStylePr w:type="firstRow">
       <w:rPr>
+        <w:rFonts w:eastAsia="黑体"/>
         <w:sz w:val="24"/>
         <w:szCs w:val="24"/>
       </w:rPr>
@@ -10309,7 +10804,7 @@
       <w:spacing w:after="0" w:line="240" w:lineRule="auto"/>
     </w:pPr>
     <w:rPr>
-      <w:rFonts w:asciiTheme="majorHAnsi" w:cstheme="majorBidi" w:eastAsiaTheme="majorEastAsia" w:hAnsiTheme="majorHAnsi"/>
+      <w:rFonts w:asciiTheme="majorHAnsi" w:cstheme="majorBidi" w:hAnsiTheme="majorHAnsi" w:eastAsia="黑体"/>
       <w:color w:themeColor="text1" w:val="000000"/>
     </w:rPr>
     <w:tblPr>
@@ -10331,6 +10826,7 @@
     </w:tblPr>
     <w:tblStylePr w:type="firstRow">
       <w:rPr>
+        <w:rFonts w:eastAsia="黑体"/>
         <w:sz w:val="24"/>
         <w:szCs w:val="24"/>
       </w:rPr>
@@ -10437,7 +10933,7 @@
       <w:spacing w:after="0" w:line="240" w:lineRule="auto"/>
     </w:pPr>
     <w:rPr>
-      <w:rFonts w:asciiTheme="majorHAnsi" w:cstheme="majorBidi" w:eastAsiaTheme="majorEastAsia" w:hAnsiTheme="majorHAnsi"/>
+      <w:rFonts w:asciiTheme="majorHAnsi" w:cstheme="majorBidi" w:hAnsiTheme="majorHAnsi" w:eastAsia="黑体"/>
       <w:color w:themeColor="text1" w:val="000000"/>
     </w:rPr>
     <w:tblPr>
@@ -10459,6 +10955,7 @@
     </w:tblPr>
     <w:tblStylePr w:type="firstRow">
       <w:rPr>
+        <w:rFonts w:eastAsia="黑体"/>
         <w:sz w:val="24"/>
         <w:szCs w:val="24"/>
       </w:rPr>
@@ -10588,12 +11085,14 @@
     </w:tcPr>
     <w:tblStylePr w:type="firstRow">
       <w:rPr>
+        <w:rFonts w:eastAsia="黑体"/>
         <w:b/>
         <w:bCs/>
       </w:rPr>
     </w:tblStylePr>
     <w:tblStylePr w:type="lastRow">
       <w:rPr>
+        <w:rFonts w:eastAsia="黑体"/>
         <w:b/>
         <w:bCs/>
       </w:rPr>
@@ -10606,12 +11105,14 @@
     </w:tblStylePr>
     <w:tblStylePr w:type="firstCol">
       <w:rPr>
+        <w:rFonts w:eastAsia="黑体"/>
         <w:b/>
         <w:bCs/>
       </w:rPr>
     </w:tblStylePr>
     <w:tblStylePr w:type="lastCol">
       <w:rPr>
+        <w:rFonts w:eastAsia="黑体"/>
         <w:b/>
         <w:bCs/>
       </w:rPr>
@@ -10661,12 +11162,14 @@
     </w:tcPr>
     <w:tblStylePr w:type="firstRow">
       <w:rPr>
+        <w:rFonts w:eastAsia="黑体"/>
         <w:b/>
         <w:bCs/>
       </w:rPr>
     </w:tblStylePr>
     <w:tblStylePr w:type="lastRow">
       <w:rPr>
+        <w:rFonts w:eastAsia="黑体"/>
         <w:b/>
         <w:bCs/>
       </w:rPr>
@@ -10679,12 +11182,14 @@
     </w:tblStylePr>
     <w:tblStylePr w:type="firstCol">
       <w:rPr>
+        <w:rFonts w:eastAsia="黑体"/>
         <w:b/>
         <w:bCs/>
       </w:rPr>
     </w:tblStylePr>
     <w:tblStylePr w:type="lastCol">
       <w:rPr>
+        <w:rFonts w:eastAsia="黑体"/>
         <w:b/>
         <w:bCs/>
       </w:rPr>
@@ -10734,12 +11239,14 @@
     </w:tcPr>
     <w:tblStylePr w:type="firstRow">
       <w:rPr>
+        <w:rFonts w:eastAsia="黑体"/>
         <w:b/>
         <w:bCs/>
       </w:rPr>
     </w:tblStylePr>
     <w:tblStylePr w:type="lastRow">
       <w:rPr>
+        <w:rFonts w:eastAsia="黑体"/>
         <w:b/>
         <w:bCs/>
       </w:rPr>
@@ -10752,12 +11259,14 @@
     </w:tblStylePr>
     <w:tblStylePr w:type="firstCol">
       <w:rPr>
+        <w:rFonts w:eastAsia="黑体"/>
         <w:b/>
         <w:bCs/>
       </w:rPr>
     </w:tblStylePr>
     <w:tblStylePr w:type="lastCol">
       <w:rPr>
+        <w:rFonts w:eastAsia="黑体"/>
         <w:b/>
         <w:bCs/>
       </w:rPr>
@@ -10807,12 +11316,14 @@
     </w:tcPr>
     <w:tblStylePr w:type="firstRow">
       <w:rPr>
+        <w:rFonts w:eastAsia="黑体"/>
         <w:b/>
         <w:bCs/>
       </w:rPr>
     </w:tblStylePr>
     <w:tblStylePr w:type="lastRow">
       <w:rPr>
+        <w:rFonts w:eastAsia="黑体"/>
         <w:b/>
         <w:bCs/>
       </w:rPr>
@@ -10825,12 +11336,14 @@
     </w:tblStylePr>
     <w:tblStylePr w:type="firstCol">
       <w:rPr>
+        <w:rFonts w:eastAsia="黑体"/>
         <w:b/>
         <w:bCs/>
       </w:rPr>
     </w:tblStylePr>
     <w:tblStylePr w:type="lastCol">
       <w:rPr>
+        <w:rFonts w:eastAsia="黑体"/>
         <w:b/>
         <w:bCs/>
       </w:rPr>
@@ -10880,12 +11393,14 @@
     </w:tcPr>
     <w:tblStylePr w:type="firstRow">
       <w:rPr>
+        <w:rFonts w:eastAsia="黑体"/>
         <w:b/>
         <w:bCs/>
       </w:rPr>
     </w:tblStylePr>
     <w:tblStylePr w:type="lastRow">
       <w:rPr>
+        <w:rFonts w:eastAsia="黑体"/>
         <w:b/>
         <w:bCs/>
       </w:rPr>
@@ -10898,12 +11413,14 @@
     </w:tblStylePr>
     <w:tblStylePr w:type="firstCol">
       <w:rPr>
+        <w:rFonts w:eastAsia="黑体"/>
         <w:b/>
         <w:bCs/>
       </w:rPr>
     </w:tblStylePr>
     <w:tblStylePr w:type="lastCol">
       <w:rPr>
+        <w:rFonts w:eastAsia="黑体"/>
         <w:b/>
         <w:bCs/>
       </w:rPr>
@@ -10953,12 +11470,14 @@
     </w:tcPr>
     <w:tblStylePr w:type="firstRow">
       <w:rPr>
+        <w:rFonts w:eastAsia="黑体"/>
         <w:b/>
         <w:bCs/>
       </w:rPr>
     </w:tblStylePr>
     <w:tblStylePr w:type="lastRow">
       <w:rPr>
+        <w:rFonts w:eastAsia="黑体"/>
         <w:b/>
         <w:bCs/>
       </w:rPr>
@@ -10971,12 +11490,14 @@
     </w:tblStylePr>
     <w:tblStylePr w:type="firstCol">
       <w:rPr>
+        <w:rFonts w:eastAsia="黑体"/>
         <w:b/>
         <w:bCs/>
       </w:rPr>
     </w:tblStylePr>
     <w:tblStylePr w:type="lastCol">
       <w:rPr>
+        <w:rFonts w:eastAsia="黑体"/>
         <w:b/>
         <w:bCs/>
       </w:rPr>
@@ -11026,12 +11547,14 @@
     </w:tcPr>
     <w:tblStylePr w:type="firstRow">
       <w:rPr>
+        <w:rFonts w:eastAsia="黑体"/>
         <w:b/>
         <w:bCs/>
       </w:rPr>
     </w:tblStylePr>
     <w:tblStylePr w:type="lastRow">
       <w:rPr>
+        <w:rFonts w:eastAsia="黑体"/>
         <w:b/>
         <w:bCs/>
       </w:rPr>
@@ -11044,12 +11567,14 @@
     </w:tblStylePr>
     <w:tblStylePr w:type="firstCol">
       <w:rPr>
+        <w:rFonts w:eastAsia="黑体"/>
         <w:b/>
         <w:bCs/>
       </w:rPr>
     </w:tblStylePr>
     <w:tblStylePr w:type="lastCol">
       <w:rPr>
+        <w:rFonts w:eastAsia="黑体"/>
         <w:b/>
         <w:bCs/>
       </w:rPr>
@@ -11076,7 +11601,7 @@
       <w:spacing w:after="0" w:line="240" w:lineRule="auto"/>
     </w:pPr>
     <w:rPr>
-      <w:rFonts w:asciiTheme="majorHAnsi" w:cstheme="majorBidi" w:eastAsiaTheme="majorEastAsia" w:hAnsiTheme="majorHAnsi"/>
+      <w:rFonts w:asciiTheme="majorHAnsi" w:cstheme="majorBidi" w:hAnsiTheme="majorHAnsi" w:eastAsia="黑体"/>
       <w:color w:themeColor="text1" w:val="000000"/>
     </w:rPr>
     <w:tblPr>
@@ -11103,6 +11628,7 @@
     </w:tcPr>
     <w:tblStylePr w:type="firstRow">
       <w:rPr>
+        <w:rFonts w:eastAsia="黑体"/>
         <w:b/>
         <w:bCs/>
         <w:color w:themeColor="text1" w:val="000000"/>
@@ -11114,6 +11640,7 @@
     </w:tblStylePr>
     <w:tblStylePr w:type="lastRow">
       <w:rPr>
+        <w:rFonts w:eastAsia="黑体"/>
         <w:b/>
         <w:bCs/>
         <w:color w:themeColor="text1" w:val="000000"/>
@@ -11133,6 +11660,7 @@
     </w:tblStylePr>
     <w:tblStylePr w:type="firstCol">
       <w:rPr>
+        <w:rFonts w:eastAsia="黑体"/>
         <w:b/>
         <w:bCs/>
         <w:color w:themeColor="text1" w:val="000000"/>
@@ -11152,6 +11680,7 @@
     </w:tblStylePr>
     <w:tblStylePr w:type="lastCol">
       <w:rPr>
+        <w:rFonts w:eastAsia="黑体"/>
         <w:b w:val="0"/>
         <w:bCs w:val="0"/>
         <w:color w:themeColor="text1" w:val="000000"/>
@@ -11201,7 +11730,7 @@
       <w:spacing w:after="0" w:line="240" w:lineRule="auto"/>
     </w:pPr>
     <w:rPr>
-      <w:rFonts w:asciiTheme="majorHAnsi" w:cstheme="majorBidi" w:eastAsiaTheme="majorEastAsia" w:hAnsiTheme="majorHAnsi"/>
+      <w:rFonts w:asciiTheme="majorHAnsi" w:cstheme="majorBidi" w:hAnsiTheme="majorHAnsi" w:eastAsia="黑体"/>
       <w:color w:themeColor="text1" w:val="000000"/>
     </w:rPr>
     <w:tblPr>
@@ -11228,6 +11757,7 @@
     </w:tcPr>
     <w:tblStylePr w:type="firstRow">
       <w:rPr>
+        <w:rFonts w:eastAsia="黑体"/>
         <w:b/>
         <w:bCs/>
         <w:color w:themeColor="text1" w:val="000000"/>
@@ -11239,6 +11769,7 @@
     </w:tblStylePr>
     <w:tblStylePr w:type="lastRow">
       <w:rPr>
+        <w:rFonts w:eastAsia="黑体"/>
         <w:b/>
         <w:bCs/>
         <w:color w:themeColor="text1" w:val="000000"/>
@@ -11258,6 +11789,7 @@
     </w:tblStylePr>
     <w:tblStylePr w:type="firstCol">
       <w:rPr>
+        <w:rFonts w:eastAsia="黑体"/>
         <w:b/>
         <w:bCs/>
         <w:color w:themeColor="text1" w:val="000000"/>
@@ -11277,6 +11809,7 @@
     </w:tblStylePr>
     <w:tblStylePr w:type="lastCol">
       <w:rPr>
+        <w:rFonts w:eastAsia="黑体"/>
         <w:b w:val="0"/>
         <w:bCs w:val="0"/>
         <w:color w:themeColor="text1" w:val="000000"/>
@@ -11326,7 +11859,7 @@
       <w:spacing w:after="0" w:line="240" w:lineRule="auto"/>
     </w:pPr>
     <w:rPr>
-      <w:rFonts w:asciiTheme="majorHAnsi" w:cstheme="majorBidi" w:eastAsiaTheme="majorEastAsia" w:hAnsiTheme="majorHAnsi"/>
+      <w:rFonts w:asciiTheme="majorHAnsi" w:cstheme="majorBidi" w:hAnsiTheme="majorHAnsi" w:eastAsia="黑体"/>
       <w:color w:themeColor="text1" w:val="000000"/>
     </w:rPr>
     <w:tblPr>
@@ -11353,6 +11886,7 @@
     </w:tcPr>
     <w:tblStylePr w:type="firstRow">
       <w:rPr>
+        <w:rFonts w:eastAsia="黑体"/>
         <w:b/>
         <w:bCs/>
         <w:color w:themeColor="text1" w:val="000000"/>
@@ -11364,6 +11898,7 @@
     </w:tblStylePr>
     <w:tblStylePr w:type="lastRow">
       <w:rPr>
+        <w:rFonts w:eastAsia="黑体"/>
         <w:b/>
         <w:bCs/>
         <w:color w:themeColor="text1" w:val="000000"/>
@@ -11383,6 +11918,7 @@
     </w:tblStylePr>
     <w:tblStylePr w:type="firstCol">
       <w:rPr>
+        <w:rFonts w:eastAsia="黑体"/>
         <w:b/>
         <w:bCs/>
         <w:color w:themeColor="text1" w:val="000000"/>
@@ -11402,6 +11938,7 @@
     </w:tblStylePr>
     <w:tblStylePr w:type="lastCol">
       <w:rPr>
+        <w:rFonts w:eastAsia="黑体"/>
         <w:b w:val="0"/>
         <w:bCs w:val="0"/>
         <w:color w:themeColor="text1" w:val="000000"/>
@@ -11451,7 +11988,7 @@
       <w:spacing w:after="0" w:line="240" w:lineRule="auto"/>
     </w:pPr>
     <w:rPr>
-      <w:rFonts w:asciiTheme="majorHAnsi" w:cstheme="majorBidi" w:eastAsiaTheme="majorEastAsia" w:hAnsiTheme="majorHAnsi"/>
+      <w:rFonts w:asciiTheme="majorHAnsi" w:cstheme="majorBidi" w:hAnsiTheme="majorHAnsi" w:eastAsia="黑体"/>
       <w:color w:themeColor="text1" w:val="000000"/>
     </w:rPr>
     <w:tblPr>
@@ -11478,6 +12015,7 @@
     </w:tcPr>
     <w:tblStylePr w:type="firstRow">
       <w:rPr>
+        <w:rFonts w:eastAsia="黑体"/>
         <w:b/>
         <w:bCs/>
         <w:color w:themeColor="text1" w:val="000000"/>
@@ -11489,6 +12027,7 @@
     </w:tblStylePr>
     <w:tblStylePr w:type="lastRow">
       <w:rPr>
+        <w:rFonts w:eastAsia="黑体"/>
         <w:b/>
         <w:bCs/>
         <w:color w:themeColor="text1" w:val="000000"/>
@@ -11508,6 +12047,7 @@
     </w:tblStylePr>
     <w:tblStylePr w:type="firstCol">
       <w:rPr>
+        <w:rFonts w:eastAsia="黑体"/>
         <w:b/>
         <w:bCs/>
         <w:color w:themeColor="text1" w:val="000000"/>
@@ -11527,6 +12067,7 @@
     </w:tblStylePr>
     <w:tblStylePr w:type="lastCol">
       <w:rPr>
+        <w:rFonts w:eastAsia="黑体"/>
         <w:b w:val="0"/>
         <w:bCs w:val="0"/>
         <w:color w:themeColor="text1" w:val="000000"/>
@@ -11576,7 +12117,7 @@
       <w:spacing w:after="0" w:line="240" w:lineRule="auto"/>
     </w:pPr>
     <w:rPr>
-      <w:rFonts w:asciiTheme="majorHAnsi" w:cstheme="majorBidi" w:eastAsiaTheme="majorEastAsia" w:hAnsiTheme="majorHAnsi"/>
+      <w:rFonts w:asciiTheme="majorHAnsi" w:cstheme="majorBidi" w:hAnsiTheme="majorHAnsi" w:eastAsia="黑体"/>
       <w:color w:themeColor="text1" w:val="000000"/>
     </w:rPr>
     <w:tblPr>
@@ -11603,6 +12144,7 @@
     </w:tcPr>
     <w:tblStylePr w:type="firstRow">
       <w:rPr>
+        <w:rFonts w:eastAsia="黑体"/>
         <w:b/>
         <w:bCs/>
         <w:color w:themeColor="text1" w:val="000000"/>
@@ -11614,6 +12156,7 @@
     </w:tblStylePr>
     <w:tblStylePr w:type="lastRow">
       <w:rPr>
+        <w:rFonts w:eastAsia="黑体"/>
         <w:b/>
         <w:bCs/>
         <w:color w:themeColor="text1" w:val="000000"/>
@@ -11633,6 +12176,7 @@
     </w:tblStylePr>
     <w:tblStylePr w:type="firstCol">
       <w:rPr>
+        <w:rFonts w:eastAsia="黑体"/>
         <w:b/>
         <w:bCs/>
         <w:color w:themeColor="text1" w:val="000000"/>
@@ -11652,6 +12196,7 @@
     </w:tblStylePr>
     <w:tblStylePr w:type="lastCol">
       <w:rPr>
+        <w:rFonts w:eastAsia="黑体"/>
         <w:b w:val="0"/>
         <w:bCs w:val="0"/>
         <w:color w:themeColor="text1" w:val="000000"/>
@@ -11701,7 +12246,7 @@
       <w:spacing w:after="0" w:line="240" w:lineRule="auto"/>
     </w:pPr>
     <w:rPr>
-      <w:rFonts w:asciiTheme="majorHAnsi" w:cstheme="majorBidi" w:eastAsiaTheme="majorEastAsia" w:hAnsiTheme="majorHAnsi"/>
+      <w:rFonts w:asciiTheme="majorHAnsi" w:cstheme="majorBidi" w:hAnsiTheme="majorHAnsi" w:eastAsia="黑体"/>
       <w:color w:themeColor="text1" w:val="000000"/>
     </w:rPr>
     <w:tblPr>
@@ -11728,6 +12273,7 @@
     </w:tcPr>
     <w:tblStylePr w:type="firstRow">
       <w:rPr>
+        <w:rFonts w:eastAsia="黑体"/>
         <w:b/>
         <w:bCs/>
         <w:color w:themeColor="text1" w:val="000000"/>
@@ -11739,6 +12285,7 @@
     </w:tblStylePr>
     <w:tblStylePr w:type="lastRow">
       <w:rPr>
+        <w:rFonts w:eastAsia="黑体"/>
         <w:b/>
         <w:bCs/>
         <w:color w:themeColor="text1" w:val="000000"/>
@@ -11758,6 +12305,7 @@
     </w:tblStylePr>
     <w:tblStylePr w:type="firstCol">
       <w:rPr>
+        <w:rFonts w:eastAsia="黑体"/>
         <w:b/>
         <w:bCs/>
         <w:color w:themeColor="text1" w:val="000000"/>
@@ -11777,6 +12325,7 @@
     </w:tblStylePr>
     <w:tblStylePr w:type="lastCol">
       <w:rPr>
+        <w:rFonts w:eastAsia="黑体"/>
         <w:b w:val="0"/>
         <w:bCs w:val="0"/>
         <w:color w:themeColor="text1" w:val="000000"/>
@@ -11826,7 +12375,7 @@
       <w:spacing w:after="0" w:line="240" w:lineRule="auto"/>
     </w:pPr>
     <w:rPr>
-      <w:rFonts w:asciiTheme="majorHAnsi" w:cstheme="majorBidi" w:eastAsiaTheme="majorEastAsia" w:hAnsiTheme="majorHAnsi"/>
+      <w:rFonts w:asciiTheme="majorHAnsi" w:cstheme="majorBidi" w:hAnsiTheme="majorHAnsi" w:eastAsia="黑体"/>
       <w:color w:themeColor="text1" w:val="000000"/>
     </w:rPr>
     <w:tblPr>
@@ -11853,6 +12402,7 @@
     </w:tcPr>
     <w:tblStylePr w:type="firstRow">
       <w:rPr>
+        <w:rFonts w:eastAsia="黑体"/>
         <w:b/>
         <w:bCs/>
         <w:color w:themeColor="text1" w:val="000000"/>
@@ -11864,6 +12414,7 @@
     </w:tblStylePr>
     <w:tblStylePr w:type="lastRow">
       <w:rPr>
+        <w:rFonts w:eastAsia="黑体"/>
         <w:b/>
         <w:bCs/>
         <w:color w:themeColor="text1" w:val="000000"/>
@@ -11883,6 +12434,7 @@
     </w:tblStylePr>
     <w:tblStylePr w:type="firstCol">
       <w:rPr>
+        <w:rFonts w:eastAsia="黑体"/>
         <w:b/>
         <w:bCs/>
         <w:color w:themeColor="text1" w:val="000000"/>
@@ -11902,6 +12454,7 @@
     </w:tblStylePr>
     <w:tblStylePr w:type="lastCol">
       <w:rPr>
+        <w:rFonts w:eastAsia="黑体"/>
         <w:b w:val="0"/>
         <w:bCs w:val="0"/>
         <w:color w:themeColor="text1" w:val="000000"/>
@@ -11974,6 +12527,7 @@
     </w:tcPr>
     <w:tblStylePr w:type="firstRow">
       <w:rPr>
+        <w:rFonts w:eastAsia="黑体"/>
         <w:b/>
         <w:bCs/>
         <w:i w:val="0"/>
@@ -11995,6 +12549,7 @@
     </w:tblStylePr>
     <w:tblStylePr w:type="lastRow">
       <w:rPr>
+        <w:rFonts w:eastAsia="黑体"/>
         <w:b/>
         <w:bCs/>
         <w:i w:val="0"/>
@@ -12016,6 +12571,7 @@
     </w:tblStylePr>
     <w:tblStylePr w:type="firstCol">
       <w:rPr>
+        <w:rFonts w:eastAsia="黑体"/>
         <w:b/>
         <w:bCs/>
         <w:i w:val="0"/>
@@ -12035,6 +12591,7 @@
     </w:tblStylePr>
     <w:tblStylePr w:type="lastCol">
       <w:rPr>
+        <w:rFonts w:eastAsia="黑体"/>
         <w:b/>
         <w:bCs/>
         <w:i w:val="0"/>
@@ -12115,6 +12672,7 @@
     </w:tcPr>
     <w:tblStylePr w:type="firstRow">
       <w:rPr>
+        <w:rFonts w:eastAsia="黑体"/>
         <w:b/>
         <w:bCs/>
         <w:i w:val="0"/>
@@ -12136,6 +12694,7 @@
     </w:tblStylePr>
     <w:tblStylePr w:type="lastRow">
       <w:rPr>
+        <w:rFonts w:eastAsia="黑体"/>
         <w:b/>
         <w:bCs/>
         <w:i w:val="0"/>
@@ -12157,6 +12716,7 @@
     </w:tblStylePr>
     <w:tblStylePr w:type="firstCol">
       <w:rPr>
+        <w:rFonts w:eastAsia="黑体"/>
         <w:b/>
         <w:bCs/>
         <w:i w:val="0"/>
@@ -12176,6 +12736,7 @@
     </w:tblStylePr>
     <w:tblStylePr w:type="lastCol">
       <w:rPr>
+        <w:rFonts w:eastAsia="黑体"/>
         <w:b/>
         <w:bCs/>
         <w:i w:val="0"/>
@@ -12256,6 +12817,7 @@
     </w:tcPr>
     <w:tblStylePr w:type="firstRow">
       <w:rPr>
+        <w:rFonts w:eastAsia="黑体"/>
         <w:b/>
         <w:bCs/>
         <w:i w:val="0"/>
@@ -12277,6 +12839,7 @@
     </w:tblStylePr>
     <w:tblStylePr w:type="lastRow">
       <w:rPr>
+        <w:rFonts w:eastAsia="黑体"/>
         <w:b/>
         <w:bCs/>
         <w:i w:val="0"/>
@@ -12298,6 +12861,7 @@
     </w:tblStylePr>
     <w:tblStylePr w:type="firstCol">
       <w:rPr>
+        <w:rFonts w:eastAsia="黑体"/>
         <w:b/>
         <w:bCs/>
         <w:i w:val="0"/>
@@ -12317,6 +12881,7 @@
     </w:tblStylePr>
     <w:tblStylePr w:type="lastCol">
       <w:rPr>
+        <w:rFonts w:eastAsia="黑体"/>
         <w:b/>
         <w:bCs/>
         <w:i w:val="0"/>
@@ -12397,6 +12962,7 @@
     </w:tcPr>
     <w:tblStylePr w:type="firstRow">
       <w:rPr>
+        <w:rFonts w:eastAsia="黑体"/>
         <w:b/>
         <w:bCs/>
         <w:i w:val="0"/>
@@ -12418,6 +12984,7 @@
     </w:tblStylePr>
     <w:tblStylePr w:type="lastRow">
       <w:rPr>
+        <w:rFonts w:eastAsia="黑体"/>
         <w:b/>
         <w:bCs/>
         <w:i w:val="0"/>
@@ -12439,6 +13006,7 @@
     </w:tblStylePr>
     <w:tblStylePr w:type="firstCol">
       <w:rPr>
+        <w:rFonts w:eastAsia="黑体"/>
         <w:b/>
         <w:bCs/>
         <w:i w:val="0"/>
@@ -12458,6 +13026,7 @@
     </w:tblStylePr>
     <w:tblStylePr w:type="lastCol">
       <w:rPr>
+        <w:rFonts w:eastAsia="黑体"/>
         <w:b/>
         <w:bCs/>
         <w:i w:val="0"/>
@@ -12538,6 +13107,7 @@
     </w:tcPr>
     <w:tblStylePr w:type="firstRow">
       <w:rPr>
+        <w:rFonts w:eastAsia="黑体"/>
         <w:b/>
         <w:bCs/>
         <w:i w:val="0"/>
@@ -12559,6 +13129,7 @@
     </w:tblStylePr>
     <w:tblStylePr w:type="lastRow">
       <w:rPr>
+        <w:rFonts w:eastAsia="黑体"/>
         <w:b/>
         <w:bCs/>
         <w:i w:val="0"/>
@@ -12580,6 +13151,7 @@
     </w:tblStylePr>
     <w:tblStylePr w:type="firstCol">
       <w:rPr>
+        <w:rFonts w:eastAsia="黑体"/>
         <w:b/>
         <w:bCs/>
         <w:i w:val="0"/>
@@ -12599,6 +13171,7 @@
     </w:tblStylePr>
     <w:tblStylePr w:type="lastCol">
       <w:rPr>
+        <w:rFonts w:eastAsia="黑体"/>
         <w:b/>
         <w:bCs/>
         <w:i w:val="0"/>
@@ -12679,6 +13252,7 @@
     </w:tcPr>
     <w:tblStylePr w:type="firstRow">
       <w:rPr>
+        <w:rFonts w:eastAsia="黑体"/>
         <w:b/>
         <w:bCs/>
         <w:i w:val="0"/>
@@ -12700,6 +13274,7 @@
     </w:tblStylePr>
     <w:tblStylePr w:type="lastRow">
       <w:rPr>
+        <w:rFonts w:eastAsia="黑体"/>
         <w:b/>
         <w:bCs/>
         <w:i w:val="0"/>
@@ -12721,6 +13296,7 @@
     </w:tblStylePr>
     <w:tblStylePr w:type="firstCol">
       <w:rPr>
+        <w:rFonts w:eastAsia="黑体"/>
         <w:b/>
         <w:bCs/>
         <w:i w:val="0"/>
@@ -12740,6 +13316,7 @@
     </w:tblStylePr>
     <w:tblStylePr w:type="lastCol">
       <w:rPr>
+        <w:rFonts w:eastAsia="黑体"/>
         <w:b/>
         <w:bCs/>
         <w:i w:val="0"/>
@@ -12820,6 +13397,7 @@
     </w:tcPr>
     <w:tblStylePr w:type="firstRow">
       <w:rPr>
+        <w:rFonts w:eastAsia="黑体"/>
         <w:b/>
         <w:bCs/>
         <w:i w:val="0"/>
@@ -12841,6 +13419,7 @@
     </w:tblStylePr>
     <w:tblStylePr w:type="lastRow">
       <w:rPr>
+        <w:rFonts w:eastAsia="黑体"/>
         <w:b/>
         <w:bCs/>
         <w:i w:val="0"/>
@@ -12862,6 +13441,7 @@
     </w:tblStylePr>
     <w:tblStylePr w:type="firstCol">
       <w:rPr>
+        <w:rFonts w:eastAsia="黑体"/>
         <w:b/>
         <w:bCs/>
         <w:i w:val="0"/>
@@ -12881,6 +13461,7 @@
     </w:tblStylePr>
     <w:tblStylePr w:type="lastCol">
       <w:rPr>
+        <w:rFonts w:eastAsia="黑体"/>
         <w:b/>
         <w:bCs/>
         <w:i w:val="0"/>
@@ -12938,6 +13519,7 @@
       <w:spacing w:after="0" w:line="240" w:lineRule="auto"/>
     </w:pPr>
     <w:rPr>
+      <w:rFonts w:eastAsia="黑体"/>
       <w:color w:themeColor="background1" w:val="FFFFFF"/>
     </w:rPr>
     <w:tblPr>
@@ -12956,6 +13538,7 @@
     </w:tcPr>
     <w:tblStylePr w:type="firstRow">
       <w:rPr>
+        <w:rFonts w:eastAsia="黑体"/>
         <w:b/>
         <w:bCs/>
       </w:rPr>
@@ -13052,6 +13635,7 @@
       <w:spacing w:after="0" w:line="240" w:lineRule="auto"/>
     </w:pPr>
     <w:rPr>
+      <w:rFonts w:eastAsia="黑体"/>
       <w:color w:themeColor="background1" w:val="FFFFFF"/>
     </w:rPr>
     <w:tblPr>
@@ -13070,6 +13654,7 @@
     </w:tcPr>
     <w:tblStylePr w:type="firstRow">
       <w:rPr>
+        <w:rFonts w:eastAsia="黑体"/>
         <w:b/>
         <w:bCs/>
       </w:rPr>
@@ -13166,6 +13751,7 @@
       <w:spacing w:after="0" w:line="240" w:lineRule="auto"/>
     </w:pPr>
     <w:rPr>
+      <w:rFonts w:eastAsia="黑体"/>
       <w:color w:themeColor="background1" w:val="FFFFFF"/>
     </w:rPr>
     <w:tblPr>
@@ -13184,6 +13770,7 @@
     </w:tcPr>
     <w:tblStylePr w:type="firstRow">
       <w:rPr>
+        <w:rFonts w:eastAsia="黑体"/>
         <w:b/>
         <w:bCs/>
       </w:rPr>
@@ -13280,6 +13867,7 @@
       <w:spacing w:after="0" w:line="240" w:lineRule="auto"/>
     </w:pPr>
     <w:rPr>
+      <w:rFonts w:eastAsia="黑体"/>
       <w:color w:themeColor="background1" w:val="FFFFFF"/>
     </w:rPr>
     <w:tblPr>
@@ -13298,6 +13886,7 @@
     </w:tcPr>
     <w:tblStylePr w:type="firstRow">
       <w:rPr>
+        <w:rFonts w:eastAsia="黑体"/>
         <w:b/>
         <w:bCs/>
       </w:rPr>
@@ -13394,6 +13983,7 @@
       <w:spacing w:after="0" w:line="240" w:lineRule="auto"/>
     </w:pPr>
     <w:rPr>
+      <w:rFonts w:eastAsia="黑体"/>
       <w:color w:themeColor="background1" w:val="FFFFFF"/>
     </w:rPr>
     <w:tblPr>
@@ -13412,6 +14002,7 @@
     </w:tcPr>
     <w:tblStylePr w:type="firstRow">
       <w:rPr>
+        <w:rFonts w:eastAsia="黑体"/>
         <w:b/>
         <w:bCs/>
       </w:rPr>
@@ -13508,6 +14099,7 @@
       <w:spacing w:after="0" w:line="240" w:lineRule="auto"/>
     </w:pPr>
     <w:rPr>
+      <w:rFonts w:eastAsia="黑体"/>
       <w:color w:themeColor="background1" w:val="FFFFFF"/>
     </w:rPr>
     <w:tblPr>
@@ -13526,6 +14118,7 @@
     </w:tcPr>
     <w:tblStylePr w:type="firstRow">
       <w:rPr>
+        <w:rFonts w:eastAsia="黑体"/>
         <w:b/>
         <w:bCs/>
       </w:rPr>
@@ -13622,6 +14215,7 @@
       <w:spacing w:after="0" w:line="240" w:lineRule="auto"/>
     </w:pPr>
     <w:rPr>
+      <w:rFonts w:eastAsia="黑体"/>
       <w:color w:themeColor="background1" w:val="FFFFFF"/>
     </w:rPr>
     <w:tblPr>
@@ -13640,6 +14234,7 @@
     </w:tcPr>
     <w:tblStylePr w:type="firstRow">
       <w:rPr>
+        <w:rFonts w:eastAsia="黑体"/>
         <w:b/>
         <w:bCs/>
       </w:rPr>
@@ -13736,6 +14331,7 @@
       <w:spacing w:after="0" w:line="240" w:lineRule="auto"/>
     </w:pPr>
     <w:rPr>
+      <w:rFonts w:eastAsia="黑体"/>
       <w:color w:themeColor="text1" w:val="000000"/>
     </w:rPr>
     <w:tblPr>
@@ -13762,6 +14358,7 @@
     </w:tcPr>
     <w:tblStylePr w:type="firstRow">
       <w:rPr>
+        <w:rFonts w:eastAsia="黑体"/>
         <w:b/>
         <w:bCs/>
       </w:rPr>
@@ -13780,6 +14377,7 @@
     </w:tblStylePr>
     <w:tblStylePr w:type="lastRow">
       <w:rPr>
+        <w:rFonts w:eastAsia="黑体"/>
         <w:b/>
         <w:bCs/>
         <w:color w:themeColor="background1" w:val="FFFFFF"/>
@@ -13794,6 +14392,7 @@
     </w:tblStylePr>
     <w:tblStylePr w:type="firstCol">
       <w:rPr>
+        <w:rFonts w:eastAsia="黑体"/>
         <w:color w:themeColor="background1" w:val="FFFFFF"/>
       </w:rPr>
       <w:tblPr/>
@@ -13811,6 +14410,7 @@
     </w:tblStylePr>
     <w:tblStylePr w:type="lastCol">
       <w:rPr>
+        <w:rFonts w:eastAsia="黑体"/>
         <w:color w:themeColor="background1" w:val="FFFFFF"/>
       </w:rPr>
       <w:tblPr/>
@@ -13840,11 +14440,13 @@
     </w:tblStylePr>
     <w:tblStylePr w:type="neCell">
       <w:rPr>
+        <w:rFonts w:eastAsia="黑体"/>
         <w:color w:themeColor="text1" w:val="000000"/>
       </w:rPr>
     </w:tblStylePr>
     <w:tblStylePr w:type="nwCell">
       <w:rPr>
+        <w:rFonts w:eastAsia="黑体"/>
         <w:color w:themeColor="text1" w:val="000000"/>
       </w:rPr>
     </w:tblStylePr>
@@ -13858,6 +14460,7 @@
       <w:spacing w:after="0" w:line="240" w:lineRule="auto"/>
     </w:pPr>
     <w:rPr>
+      <w:rFonts w:eastAsia="黑体"/>
       <w:color w:themeColor="text1" w:val="000000"/>
     </w:rPr>
     <w:tblPr>
@@ -13884,6 +14487,7 @@
     </w:tcPr>
     <w:tblStylePr w:type="firstRow">
       <w:rPr>
+        <w:rFonts w:eastAsia="黑体"/>
         <w:b/>
         <w:bCs/>
       </w:rPr>
@@ -13902,6 +14506,7 @@
     </w:tblStylePr>
     <w:tblStylePr w:type="lastRow">
       <w:rPr>
+        <w:rFonts w:eastAsia="黑体"/>
         <w:b/>
         <w:bCs/>
         <w:color w:themeColor="background1" w:val="FFFFFF"/>
@@ -13916,6 +14521,7 @@
     </w:tblStylePr>
     <w:tblStylePr w:type="firstCol">
       <w:rPr>
+        <w:rFonts w:eastAsia="黑体"/>
         <w:color w:themeColor="background1" w:val="FFFFFF"/>
       </w:rPr>
       <w:tblPr/>
@@ -13933,6 +14539,7 @@
     </w:tblStylePr>
     <w:tblStylePr w:type="lastCol">
       <w:rPr>
+        <w:rFonts w:eastAsia="黑体"/>
         <w:color w:themeColor="background1" w:val="FFFFFF"/>
       </w:rPr>
       <w:tblPr/>
@@ -13962,11 +14569,13 @@
     </w:tblStylePr>
     <w:tblStylePr w:type="neCell">
       <w:rPr>
+        <w:rFonts w:eastAsia="黑体"/>
         <w:color w:themeColor="text1" w:val="000000"/>
       </w:rPr>
     </w:tblStylePr>
     <w:tblStylePr w:type="nwCell">
       <w:rPr>
+        <w:rFonts w:eastAsia="黑体"/>
         <w:color w:themeColor="text1" w:val="000000"/>
       </w:rPr>
     </w:tblStylePr>
@@ -13980,6 +14589,7 @@
       <w:spacing w:after="0" w:line="240" w:lineRule="auto"/>
     </w:pPr>
     <w:rPr>
+      <w:rFonts w:eastAsia="黑体"/>
       <w:color w:themeColor="text1" w:val="000000"/>
     </w:rPr>
     <w:tblPr>
@@ -14006,6 +14616,7 @@
     </w:tcPr>
     <w:tblStylePr w:type="firstRow">
       <w:rPr>
+        <w:rFonts w:eastAsia="黑体"/>
         <w:b/>
         <w:bCs/>
       </w:rPr>
@@ -14024,6 +14635,7 @@
     </w:tblStylePr>
     <w:tblStylePr w:type="lastRow">
       <w:rPr>
+        <w:rFonts w:eastAsia="黑体"/>
         <w:b/>
         <w:bCs/>
         <w:color w:themeColor="background1" w:val="FFFFFF"/>
@@ -14038,6 +14650,7 @@
     </w:tblStylePr>
     <w:tblStylePr w:type="firstCol">
       <w:rPr>
+        <w:rFonts w:eastAsia="黑体"/>
         <w:color w:themeColor="background1" w:val="FFFFFF"/>
       </w:rPr>
       <w:tblPr/>
@@ -14055,6 +14668,7 @@
     </w:tblStylePr>
     <w:tblStylePr w:type="lastCol">
       <w:rPr>
+        <w:rFonts w:eastAsia="黑体"/>
         <w:color w:themeColor="background1" w:val="FFFFFF"/>
       </w:rPr>
       <w:tblPr/>
@@ -14084,11 +14698,13 @@
     </w:tblStylePr>
     <w:tblStylePr w:type="neCell">
       <w:rPr>
+        <w:rFonts w:eastAsia="黑体"/>
         <w:color w:themeColor="text1" w:val="000000"/>
       </w:rPr>
     </w:tblStylePr>
     <w:tblStylePr w:type="nwCell">
       <w:rPr>
+        <w:rFonts w:eastAsia="黑体"/>
         <w:color w:themeColor="text1" w:val="000000"/>
       </w:rPr>
     </w:tblStylePr>
@@ -14102,6 +14718,7 @@
       <w:spacing w:after="0" w:line="240" w:lineRule="auto"/>
     </w:pPr>
     <w:rPr>
+      <w:rFonts w:eastAsia="黑体"/>
       <w:color w:themeColor="text1" w:val="000000"/>
     </w:rPr>
     <w:tblPr>
@@ -14128,6 +14745,7 @@
     </w:tcPr>
     <w:tblStylePr w:type="firstRow">
       <w:rPr>
+        <w:rFonts w:eastAsia="黑体"/>
         <w:b/>
         <w:bCs/>
       </w:rPr>
@@ -14146,6 +14764,7 @@
     </w:tblStylePr>
     <w:tblStylePr w:type="lastRow">
       <w:rPr>
+        <w:rFonts w:eastAsia="黑体"/>
         <w:b/>
         <w:bCs/>
         <w:color w:themeColor="background1" w:val="FFFFFF"/>
@@ -14160,6 +14779,7 @@
     </w:tblStylePr>
     <w:tblStylePr w:type="firstCol">
       <w:rPr>
+        <w:rFonts w:eastAsia="黑体"/>
         <w:color w:themeColor="background1" w:val="FFFFFF"/>
       </w:rPr>
       <w:tblPr/>
@@ -14177,6 +14797,7 @@
     </w:tblStylePr>
     <w:tblStylePr w:type="lastCol">
       <w:rPr>
+        <w:rFonts w:eastAsia="黑体"/>
         <w:color w:themeColor="background1" w:val="FFFFFF"/>
       </w:rPr>
       <w:tblPr/>
@@ -14214,6 +14835,7 @@
       <w:spacing w:after="0" w:line="240" w:lineRule="auto"/>
     </w:pPr>
     <w:rPr>
+      <w:rFonts w:eastAsia="黑体"/>
       <w:color w:themeColor="text1" w:val="000000"/>
     </w:rPr>
     <w:tblPr>
@@ -14240,6 +14862,7 @@
     </w:tcPr>
     <w:tblStylePr w:type="firstRow">
       <w:rPr>
+        <w:rFonts w:eastAsia="黑体"/>
         <w:b/>
         <w:bCs/>
       </w:rPr>
@@ -14258,6 +14881,7 @@
     </w:tblStylePr>
     <w:tblStylePr w:type="lastRow">
       <w:rPr>
+        <w:rFonts w:eastAsia="黑体"/>
         <w:b/>
         <w:bCs/>
         <w:color w:themeColor="background1" w:val="FFFFFF"/>
@@ -14272,6 +14896,7 @@
     </w:tblStylePr>
     <w:tblStylePr w:type="firstCol">
       <w:rPr>
+        <w:rFonts w:eastAsia="黑体"/>
         <w:color w:themeColor="background1" w:val="FFFFFF"/>
       </w:rPr>
       <w:tblPr/>
@@ -14289,6 +14914,7 @@
     </w:tblStylePr>
     <w:tblStylePr w:type="lastCol">
       <w:rPr>
+        <w:rFonts w:eastAsia="黑体"/>
         <w:color w:themeColor="background1" w:val="FFFFFF"/>
       </w:rPr>
       <w:tblPr/>
@@ -14318,11 +14944,13 @@
     </w:tblStylePr>
     <w:tblStylePr w:type="neCell">
       <w:rPr>
+        <w:rFonts w:eastAsia="黑体"/>
         <w:color w:themeColor="text1" w:val="000000"/>
       </w:rPr>
     </w:tblStylePr>
     <w:tblStylePr w:type="nwCell">
       <w:rPr>
+        <w:rFonts w:eastAsia="黑体"/>
         <w:color w:themeColor="text1" w:val="000000"/>
       </w:rPr>
     </w:tblStylePr>
@@ -14336,6 +14964,7 @@
       <w:spacing w:after="0" w:line="240" w:lineRule="auto"/>
     </w:pPr>
     <w:rPr>
+      <w:rFonts w:eastAsia="黑体"/>
       <w:color w:themeColor="text1" w:val="000000"/>
     </w:rPr>
     <w:tblPr>
@@ -14362,6 +14991,7 @@
     </w:tcPr>
     <w:tblStylePr w:type="firstRow">
       <w:rPr>
+        <w:rFonts w:eastAsia="黑体"/>
         <w:b/>
         <w:bCs/>
       </w:rPr>
@@ -14380,6 +15010,7 @@
     </w:tblStylePr>
     <w:tblStylePr w:type="lastRow">
       <w:rPr>
+        <w:rFonts w:eastAsia="黑体"/>
         <w:b/>
         <w:bCs/>
         <w:color w:themeColor="background1" w:val="FFFFFF"/>
@@ -14394,6 +15025,7 @@
     </w:tblStylePr>
     <w:tblStylePr w:type="firstCol">
       <w:rPr>
+        <w:rFonts w:eastAsia="黑体"/>
         <w:color w:themeColor="background1" w:val="FFFFFF"/>
       </w:rPr>
       <w:tblPr/>
@@ -14411,6 +15043,7 @@
     </w:tblStylePr>
     <w:tblStylePr w:type="lastCol">
       <w:rPr>
+        <w:rFonts w:eastAsia="黑体"/>
         <w:color w:themeColor="background1" w:val="FFFFFF"/>
       </w:rPr>
       <w:tblPr/>
@@ -14440,11 +15073,13 @@
     </w:tblStylePr>
     <w:tblStylePr w:type="neCell">
       <w:rPr>
+        <w:rFonts w:eastAsia="黑体"/>
         <w:color w:themeColor="text1" w:val="000000"/>
       </w:rPr>
     </w:tblStylePr>
     <w:tblStylePr w:type="nwCell">
       <w:rPr>
+        <w:rFonts w:eastAsia="黑体"/>
         <w:color w:themeColor="text1" w:val="000000"/>
       </w:rPr>
     </w:tblStylePr>
@@ -14458,6 +15093,7 @@
       <w:spacing w:after="0" w:line="240" w:lineRule="auto"/>
     </w:pPr>
     <w:rPr>
+      <w:rFonts w:eastAsia="黑体"/>
       <w:color w:themeColor="text1" w:val="000000"/>
     </w:rPr>
     <w:tblPr>
@@ -14484,6 +15120,7 @@
     </w:tcPr>
     <w:tblStylePr w:type="firstRow">
       <w:rPr>
+        <w:rFonts w:eastAsia="黑体"/>
         <w:b/>
         <w:bCs/>
       </w:rPr>
@@ -14502,6 +15139,7 @@
     </w:tblStylePr>
     <w:tblStylePr w:type="lastRow">
       <w:rPr>
+        <w:rFonts w:eastAsia="黑体"/>
         <w:b/>
         <w:bCs/>
         <w:color w:themeColor="background1" w:val="FFFFFF"/>
@@ -14516,6 +15154,7 @@
     </w:tblStylePr>
     <w:tblStylePr w:type="firstCol">
       <w:rPr>
+        <w:rFonts w:eastAsia="黑体"/>
         <w:color w:themeColor="background1" w:val="FFFFFF"/>
       </w:rPr>
       <w:tblPr/>
@@ -14533,6 +15172,7 @@
     </w:tblStylePr>
     <w:tblStylePr w:type="lastCol">
       <w:rPr>
+        <w:rFonts w:eastAsia="黑体"/>
         <w:color w:themeColor="background1" w:val="FFFFFF"/>
       </w:rPr>
       <w:tblPr/>
@@ -14562,11 +15202,13 @@
     </w:tblStylePr>
     <w:tblStylePr w:type="neCell">
       <w:rPr>
+        <w:rFonts w:eastAsia="黑体"/>
         <w:color w:themeColor="text1" w:val="000000"/>
       </w:rPr>
     </w:tblStylePr>
     <w:tblStylePr w:type="nwCell">
       <w:rPr>
+        <w:rFonts w:eastAsia="黑体"/>
         <w:color w:themeColor="text1" w:val="000000"/>
       </w:rPr>
     </w:tblStylePr>
@@ -14580,6 +15222,7 @@
       <w:spacing w:after="0" w:line="240" w:lineRule="auto"/>
     </w:pPr>
     <w:rPr>
+      <w:rFonts w:eastAsia="黑体"/>
       <w:color w:themeColor="text1" w:val="000000"/>
     </w:rPr>
     <w:tblPr>
@@ -14598,6 +15241,7 @@
     </w:tcPr>
     <w:tblStylePr w:type="firstRow">
       <w:rPr>
+        <w:rFonts w:eastAsia="黑体"/>
         <w:b/>
         <w:bCs/>
         <w:color w:themeColor="background1" w:val="FFFFFF"/>
@@ -14612,6 +15256,7 @@
     </w:tblStylePr>
     <w:tblStylePr w:type="lastRow">
       <w:rPr>
+        <w:rFonts w:eastAsia="黑体"/>
         <w:b/>
         <w:bCs/>
         <w:color w:themeColor="accent2" w:themeShade="CC" w:val="9E3A38"/>
@@ -14626,12 +15271,14 @@
     </w:tblStylePr>
     <w:tblStylePr w:type="firstCol">
       <w:rPr>
+        <w:rFonts w:eastAsia="黑体"/>
         <w:b/>
         <w:bCs/>
       </w:rPr>
     </w:tblStylePr>
     <w:tblStylePr w:type="lastCol">
       <w:rPr>
+        <w:rFonts w:eastAsia="黑体"/>
         <w:b/>
         <w:bCs/>
       </w:rPr>
@@ -14666,6 +15313,7 @@
       <w:spacing w:after="0" w:line="240" w:lineRule="auto"/>
     </w:pPr>
     <w:rPr>
+      <w:rFonts w:eastAsia="黑体"/>
       <w:color w:themeColor="text1" w:val="000000"/>
     </w:rPr>
     <w:tblPr>
@@ -14684,6 +15332,7 @@
     </w:tcPr>
     <w:tblStylePr w:type="firstRow">
       <w:rPr>
+        <w:rFonts w:eastAsia="黑体"/>
         <w:b/>
         <w:bCs/>
         <w:color w:themeColor="background1" w:val="FFFFFF"/>
@@ -14698,6 +15347,7 @@
     </w:tblStylePr>
     <w:tblStylePr w:type="lastRow">
       <w:rPr>
+        <w:rFonts w:eastAsia="黑体"/>
         <w:b/>
         <w:bCs/>
         <w:color w:themeColor="accent2" w:themeShade="CC" w:val="9E3A38"/>
@@ -14712,12 +15362,14 @@
     </w:tblStylePr>
     <w:tblStylePr w:type="firstCol">
       <w:rPr>
+        <w:rFonts w:eastAsia="黑体"/>
         <w:b/>
         <w:bCs/>
       </w:rPr>
     </w:tblStylePr>
     <w:tblStylePr w:type="lastCol">
       <w:rPr>
+        <w:rFonts w:eastAsia="黑体"/>
         <w:b/>
         <w:bCs/>
       </w:rPr>
@@ -14752,6 +15404,7 @@
       <w:spacing w:after="0" w:line="240" w:lineRule="auto"/>
     </w:pPr>
     <w:rPr>
+      <w:rFonts w:eastAsia="黑体"/>
       <w:color w:themeColor="text1" w:val="000000"/>
     </w:rPr>
     <w:tblPr>
@@ -14770,6 +15423,7 @@
     </w:tcPr>
     <w:tblStylePr w:type="firstRow">
       <w:rPr>
+        <w:rFonts w:eastAsia="黑体"/>
         <w:b/>
         <w:bCs/>
         <w:color w:themeColor="background1" w:val="FFFFFF"/>
@@ -14784,6 +15438,7 @@
     </w:tblStylePr>
     <w:tblStylePr w:type="lastRow">
       <w:rPr>
+        <w:rFonts w:eastAsia="黑体"/>
         <w:b/>
         <w:bCs/>
         <w:color w:themeColor="accent2" w:themeShade="CC" w:val="9E3A38"/>
@@ -14798,12 +15453,14 @@
     </w:tblStylePr>
     <w:tblStylePr w:type="firstCol">
       <w:rPr>
+        <w:rFonts w:eastAsia="黑体"/>
         <w:b/>
         <w:bCs/>
       </w:rPr>
     </w:tblStylePr>
     <w:tblStylePr w:type="lastCol">
       <w:rPr>
+        <w:rFonts w:eastAsia="黑体"/>
         <w:b/>
         <w:bCs/>
       </w:rPr>
@@ -14838,6 +15495,7 @@
       <w:spacing w:after="0" w:line="240" w:lineRule="auto"/>
     </w:pPr>
     <w:rPr>
+      <w:rFonts w:eastAsia="黑体"/>
       <w:color w:themeColor="text1" w:val="000000"/>
     </w:rPr>
     <w:tblPr>
@@ -14856,6 +15514,7 @@
     </w:tcPr>
     <w:tblStylePr w:type="firstRow">
       <w:rPr>
+        <w:rFonts w:eastAsia="黑体"/>
         <w:b/>
         <w:bCs/>
         <w:color w:themeColor="background1" w:val="FFFFFF"/>
@@ -14870,6 +15529,7 @@
     </w:tblStylePr>
     <w:tblStylePr w:type="lastRow">
       <w:rPr>
+        <w:rFonts w:eastAsia="黑体"/>
         <w:b/>
         <w:bCs/>
         <w:color w:themeColor="accent4" w:themeShade="CC" w:val="664E82"/>
@@ -14884,12 +15544,14 @@
     </w:tblStylePr>
     <w:tblStylePr w:type="firstCol">
       <w:rPr>
+        <w:rFonts w:eastAsia="黑体"/>
         <w:b/>
         <w:bCs/>
       </w:rPr>
     </w:tblStylePr>
     <w:tblStylePr w:type="lastCol">
       <w:rPr>
+        <w:rFonts w:eastAsia="黑体"/>
         <w:b/>
         <w:bCs/>
       </w:rPr>
@@ -14924,6 +15586,7 @@
       <w:spacing w:after="0" w:line="240" w:lineRule="auto"/>
     </w:pPr>
     <w:rPr>
+      <w:rFonts w:eastAsia="黑体"/>
       <w:color w:themeColor="text1" w:val="000000"/>
     </w:rPr>
     <w:tblPr>
@@ -14942,6 +15605,7 @@
     </w:tcPr>
     <w:tblStylePr w:type="firstRow">
       <w:rPr>
+        <w:rFonts w:eastAsia="黑体"/>
         <w:b/>
         <w:bCs/>
         <w:color w:themeColor="background1" w:val="FFFFFF"/>
@@ -14956,6 +15620,7 @@
     </w:tblStylePr>
     <w:tblStylePr w:type="lastRow">
       <w:rPr>
+        <w:rFonts w:eastAsia="黑体"/>
         <w:b/>
         <w:bCs/>
         <w:color w:themeColor="accent3" w:themeShade="CC" w:val="7E9C40"/>
@@ -14970,12 +15635,14 @@
     </w:tblStylePr>
     <w:tblStylePr w:type="firstCol">
       <w:rPr>
+        <w:rFonts w:eastAsia="黑体"/>
         <w:b/>
         <w:bCs/>
       </w:rPr>
     </w:tblStylePr>
     <w:tblStylePr w:type="lastCol">
       <w:rPr>
+        <w:rFonts w:eastAsia="黑体"/>
         <w:b/>
         <w:bCs/>
       </w:rPr>
@@ -15010,6 +15677,7 @@
       <w:spacing w:after="0" w:line="240" w:lineRule="auto"/>
     </w:pPr>
     <w:rPr>
+      <w:rFonts w:eastAsia="黑体"/>
       <w:color w:themeColor="text1" w:val="000000"/>
     </w:rPr>
     <w:tblPr>
@@ -15028,6 +15696,7 @@
     </w:tcPr>
     <w:tblStylePr w:type="firstRow">
       <w:rPr>
+        <w:rFonts w:eastAsia="黑体"/>
         <w:b/>
         <w:bCs/>
         <w:color w:themeColor="background1" w:val="FFFFFF"/>
@@ -15042,6 +15711,7 @@
     </w:tblStylePr>
     <w:tblStylePr w:type="lastRow">
       <w:rPr>
+        <w:rFonts w:eastAsia="黑体"/>
         <w:b/>
         <w:bCs/>
         <w:color w:themeColor="accent6" w:themeShade="CC" w:val="F2730A"/>
@@ -15056,12 +15726,14 @@
     </w:tblStylePr>
     <w:tblStylePr w:type="firstCol">
       <w:rPr>
+        <w:rFonts w:eastAsia="黑体"/>
         <w:b/>
         <w:bCs/>
       </w:rPr>
     </w:tblStylePr>
     <w:tblStylePr w:type="lastCol">
       <w:rPr>
+        <w:rFonts w:eastAsia="黑体"/>
         <w:b/>
         <w:bCs/>
       </w:rPr>
@@ -15096,6 +15768,7 @@
       <w:spacing w:after="0" w:line="240" w:lineRule="auto"/>
     </w:pPr>
     <w:rPr>
+      <w:rFonts w:eastAsia="黑体"/>
       <w:color w:themeColor="text1" w:val="000000"/>
     </w:rPr>
     <w:tblPr>
@@ -15114,6 +15787,7 @@
     </w:tcPr>
     <w:tblStylePr w:type="firstRow">
       <w:rPr>
+        <w:rFonts w:eastAsia="黑体"/>
         <w:b/>
         <w:bCs/>
         <w:color w:themeColor="background1" w:val="FFFFFF"/>
@@ -15128,6 +15802,7 @@
     </w:tblStylePr>
     <w:tblStylePr w:type="lastRow">
       <w:rPr>
+        <w:rFonts w:eastAsia="黑体"/>
         <w:b/>
         <w:bCs/>
         <w:color w:themeColor="accent5" w:themeShade="CC" w:val="348DA5"/>
@@ -15142,12 +15817,14 @@
     </w:tblStylePr>
     <w:tblStylePr w:type="firstCol">
       <w:rPr>
+        <w:rFonts w:eastAsia="黑体"/>
         <w:b/>
         <w:bCs/>
       </w:rPr>
     </w:tblStylePr>
     <w:tblStylePr w:type="lastCol">
       <w:rPr>
+        <w:rFonts w:eastAsia="黑体"/>
         <w:b/>
         <w:bCs/>
       </w:rPr>
@@ -15182,6 +15859,7 @@
       <w:spacing w:after="0" w:line="240" w:lineRule="auto"/>
     </w:pPr>
     <w:rPr>
+      <w:rFonts w:eastAsia="黑体"/>
       <w:color w:themeColor="text1" w:val="000000"/>
     </w:rPr>
     <w:tblPr>
@@ -15203,6 +15881,7 @@
     </w:tcPr>
     <w:tblStylePr w:type="firstRow">
       <w:rPr>
+        <w:rFonts w:eastAsia="黑体"/>
         <w:b/>
         <w:bCs/>
       </w:rPr>
@@ -15213,6 +15892,7 @@
     </w:tblStylePr>
     <w:tblStylePr w:type="lastRow">
       <w:rPr>
+        <w:rFonts w:eastAsia="黑体"/>
         <w:b/>
         <w:bCs/>
         <w:color w:themeColor="text1" w:val="000000"/>
@@ -15224,6 +15904,7 @@
     </w:tblStylePr>
     <w:tblStylePr w:type="firstCol">
       <w:rPr>
+        <w:rFonts w:eastAsia="黑体"/>
         <w:color w:themeColor="background1" w:val="FFFFFF"/>
       </w:rPr>
       <w:tblPr/>
@@ -15233,6 +15914,7 @@
     </w:tblStylePr>
     <w:tblStylePr w:type="lastCol">
       <w:rPr>
+        <w:rFonts w:eastAsia="黑体"/>
         <w:color w:themeColor="background1" w:val="FFFFFF"/>
       </w:rPr>
       <w:tblPr/>
@@ -15262,6 +15944,7 @@
       <w:spacing w:after="0" w:line="240" w:lineRule="auto"/>
     </w:pPr>
     <w:rPr>
+      <w:rFonts w:eastAsia="黑体"/>
       <w:color w:themeColor="text1" w:val="000000"/>
     </w:rPr>
     <w:tblPr>
@@ -15283,6 +15966,7 @@
     </w:tcPr>
     <w:tblStylePr w:type="firstRow">
       <w:rPr>
+        <w:rFonts w:eastAsia="黑体"/>
         <w:b/>
         <w:bCs/>
       </w:rPr>
@@ -15293,6 +15977,7 @@
     </w:tblStylePr>
     <w:tblStylePr w:type="lastRow">
       <w:rPr>
+        <w:rFonts w:eastAsia="黑体"/>
         <w:b/>
         <w:bCs/>
         <w:color w:themeColor="text1" w:val="000000"/>
@@ -15304,6 +15989,7 @@
     </w:tblStylePr>
     <w:tblStylePr w:type="firstCol">
       <w:rPr>
+        <w:rFonts w:eastAsia="黑体"/>
         <w:color w:themeColor="background1" w:val="FFFFFF"/>
       </w:rPr>
       <w:tblPr/>
@@ -15313,6 +15999,7 @@
     </w:tblStylePr>
     <w:tblStylePr w:type="lastCol">
       <w:rPr>
+        <w:rFonts w:eastAsia="黑体"/>
         <w:color w:themeColor="background1" w:val="FFFFFF"/>
       </w:rPr>
       <w:tblPr/>
@@ -15342,6 +16029,7 @@
       <w:spacing w:after="0" w:line="240" w:lineRule="auto"/>
     </w:pPr>
     <w:rPr>
+      <w:rFonts w:eastAsia="黑体"/>
       <w:color w:themeColor="text1" w:val="000000"/>
     </w:rPr>
     <w:tblPr>
@@ -15363,6 +16051,7 @@
     </w:tcPr>
     <w:tblStylePr w:type="firstRow">
       <w:rPr>
+        <w:rFonts w:eastAsia="黑体"/>
         <w:b/>
         <w:bCs/>
       </w:rPr>
@@ -15373,6 +16062,7 @@
     </w:tblStylePr>
     <w:tblStylePr w:type="lastRow">
       <w:rPr>
+        <w:rFonts w:eastAsia="黑体"/>
         <w:b/>
         <w:bCs/>
         <w:color w:themeColor="text1" w:val="000000"/>
@@ -15384,6 +16074,7 @@
     </w:tblStylePr>
     <w:tblStylePr w:type="firstCol">
       <w:rPr>
+        <w:rFonts w:eastAsia="黑体"/>
         <w:color w:themeColor="background1" w:val="FFFFFF"/>
       </w:rPr>
       <w:tblPr/>
@@ -15393,6 +16084,7 @@
     </w:tblStylePr>
     <w:tblStylePr w:type="lastCol">
       <w:rPr>
+        <w:rFonts w:eastAsia="黑体"/>
         <w:color w:themeColor="background1" w:val="FFFFFF"/>
       </w:rPr>
       <w:tblPr/>
@@ -15422,6 +16114,7 @@
       <w:spacing w:after="0" w:line="240" w:lineRule="auto"/>
     </w:pPr>
     <w:rPr>
+      <w:rFonts w:eastAsia="黑体"/>
       <w:color w:themeColor="text1" w:val="000000"/>
     </w:rPr>
     <w:tblPr>
@@ -15443,6 +16136,7 @@
     </w:tcPr>
     <w:tblStylePr w:type="firstRow">
       <w:rPr>
+        <w:rFonts w:eastAsia="黑体"/>
         <w:b/>
         <w:bCs/>
       </w:rPr>
@@ -15453,6 +16147,7 @@
     </w:tblStylePr>
     <w:tblStylePr w:type="lastRow">
       <w:rPr>
+        <w:rFonts w:eastAsia="黑体"/>
         <w:b/>
         <w:bCs/>
         <w:color w:themeColor="text1" w:val="000000"/>
@@ -15464,6 +16159,7 @@
     </w:tblStylePr>
     <w:tblStylePr w:type="firstCol">
       <w:rPr>
+        <w:rFonts w:eastAsia="黑体"/>
         <w:color w:themeColor="background1" w:val="FFFFFF"/>
       </w:rPr>
       <w:tblPr/>
@@ -15473,6 +16169,7 @@
     </w:tblStylePr>
     <w:tblStylePr w:type="lastCol">
       <w:rPr>
+        <w:rFonts w:eastAsia="黑体"/>
         <w:color w:themeColor="background1" w:val="FFFFFF"/>
       </w:rPr>
       <w:tblPr/>
@@ -15502,6 +16199,7 @@
       <w:spacing w:after="0" w:line="240" w:lineRule="auto"/>
     </w:pPr>
     <w:rPr>
+      <w:rFonts w:eastAsia="黑体"/>
       <w:color w:themeColor="text1" w:val="000000"/>
     </w:rPr>
     <w:tblPr>
@@ -15523,6 +16221,7 @@
     </w:tcPr>
     <w:tblStylePr w:type="firstRow">
       <w:rPr>
+        <w:rFonts w:eastAsia="黑体"/>
         <w:b/>
         <w:bCs/>
       </w:rPr>
@@ -15533,6 +16232,7 @@
     </w:tblStylePr>
     <w:tblStylePr w:type="lastRow">
       <w:rPr>
+        <w:rFonts w:eastAsia="黑体"/>
         <w:b/>
         <w:bCs/>
         <w:color w:themeColor="text1" w:val="000000"/>
@@ -15544,6 +16244,7 @@
     </w:tblStylePr>
     <w:tblStylePr w:type="firstCol">
       <w:rPr>
+        <w:rFonts w:eastAsia="黑体"/>
         <w:color w:themeColor="background1" w:val="FFFFFF"/>
       </w:rPr>
       <w:tblPr/>
@@ -15553,6 +16254,7 @@
     </w:tblStylePr>
     <w:tblStylePr w:type="lastCol">
       <w:rPr>
+        <w:rFonts w:eastAsia="黑体"/>
         <w:color w:themeColor="background1" w:val="FFFFFF"/>
       </w:rPr>
       <w:tblPr/>
@@ -15582,6 +16284,7 @@
       <w:spacing w:after="0" w:line="240" w:lineRule="auto"/>
     </w:pPr>
     <w:rPr>
+      <w:rFonts w:eastAsia="黑体"/>
       <w:color w:themeColor="text1" w:val="000000"/>
     </w:rPr>
     <w:tblPr>
@@ -15603,6 +16306,7 @@
     </w:tcPr>
     <w:tblStylePr w:type="firstRow">
       <w:rPr>
+        <w:rFonts w:eastAsia="黑体"/>
         <w:b/>
         <w:bCs/>
       </w:rPr>
@@ -15613,6 +16317,7 @@
     </w:tblStylePr>
     <w:tblStylePr w:type="lastRow">
       <w:rPr>
+        <w:rFonts w:eastAsia="黑体"/>
         <w:b/>
         <w:bCs/>
         <w:color w:themeColor="text1" w:val="000000"/>
@@ -15624,6 +16329,7 @@
     </w:tblStylePr>
     <w:tblStylePr w:type="firstCol">
       <w:rPr>
+        <w:rFonts w:eastAsia="黑体"/>
         <w:color w:themeColor="background1" w:val="FFFFFF"/>
       </w:rPr>
       <w:tblPr/>
@@ -15633,6 +16339,7 @@
     </w:tblStylePr>
     <w:tblStylePr w:type="lastCol">
       <w:rPr>
+        <w:rFonts w:eastAsia="黑体"/>
         <w:color w:themeColor="background1" w:val="FFFFFF"/>
       </w:rPr>
       <w:tblPr/>
@@ -15662,6 +16369,7 @@
       <w:spacing w:after="0" w:line="240" w:lineRule="auto"/>
     </w:pPr>
     <w:rPr>
+      <w:rFonts w:eastAsia="黑体"/>
       <w:color w:themeColor="text1" w:val="000000"/>
     </w:rPr>
     <w:tblPr>
@@ -15683,6 +16391,7 @@
     </w:tcPr>
     <w:tblStylePr w:type="firstRow">
       <w:rPr>
+        <w:rFonts w:eastAsia="黑体"/>
         <w:b/>
         <w:bCs/>
       </w:rPr>
@@ -15693,6 +16402,7 @@
     </w:tblStylePr>
     <w:tblStylePr w:type="lastRow">
       <w:rPr>
+        <w:rFonts w:eastAsia="黑体"/>
         <w:b/>
         <w:bCs/>
         <w:color w:themeColor="text1" w:val="000000"/>
@@ -15704,6 +16414,7 @@
     </w:tblStylePr>
     <w:tblStylePr w:type="firstCol">
       <w:rPr>
+        <w:rFonts w:eastAsia="黑体"/>
         <w:color w:themeColor="background1" w:val="FFFFFF"/>
       </w:rPr>
       <w:tblPr/>
@@ -15713,6 +16424,7 @@
     </w:tblStylePr>
     <w:tblStylePr w:type="lastCol">
       <w:rPr>
+        <w:rFonts w:eastAsia="黑体"/>
         <w:color w:themeColor="background1" w:val="FFFFFF"/>
       </w:rPr>
       <w:tblPr/>
@@ -15745,6 +16457,7 @@
     <w:name w:val="KeywordTok"/>
     <w:basedOn w:val="VerbatimChar"/>
     <w:rPr>
+      <w:rFonts w:eastAsia="黑体"/>
       <w:b/>
       <w:color w:val="007020"/>
     </w:rPr>
@@ -15753,6 +16466,7 @@
     <w:name w:val="DataTypeTok"/>
     <w:basedOn w:val="VerbatimChar"/>
     <w:rPr>
+      <w:rFonts w:eastAsia="黑体"/>
       <w:color w:val="902000"/>
     </w:rPr>
   </w:style>
@@ -15760,6 +16474,7 @@
     <w:name w:val="DecValTok"/>
     <w:basedOn w:val="VerbatimChar"/>
     <w:rPr>
+      <w:rFonts w:eastAsia="黑体"/>
       <w:color w:val="40a070"/>
     </w:rPr>
   </w:style>
@@ -15767,6 +16482,7 @@
     <w:name w:val="BaseNTok"/>
     <w:basedOn w:val="VerbatimChar"/>
     <w:rPr>
+      <w:rFonts w:eastAsia="黑体"/>
       <w:color w:val="40a070"/>
     </w:rPr>
   </w:style>
@@ -15774,6 +16490,7 @@
     <w:name w:val="FloatTok"/>
     <w:basedOn w:val="VerbatimChar"/>
     <w:rPr>
+      <w:rFonts w:eastAsia="黑体"/>
       <w:color w:val="40a070"/>
     </w:rPr>
   </w:style>
@@ -15781,6 +16498,7 @@
     <w:name w:val="ConstantTok"/>
     <w:basedOn w:val="VerbatimChar"/>
     <w:rPr>
+      <w:rFonts w:eastAsia="黑体"/>
       <w:color w:val="880000"/>
     </w:rPr>
   </w:style>
@@ -15788,6 +16506,7 @@
     <w:name w:val="CharTok"/>
     <w:basedOn w:val="VerbatimChar"/>
     <w:rPr>
+      <w:rFonts w:eastAsia="黑体"/>
       <w:color w:val="4070a0"/>
     </w:rPr>
   </w:style>
@@ -15795,6 +16514,7 @@
     <w:name w:val="SpecialCharTok"/>
     <w:basedOn w:val="VerbatimChar"/>
     <w:rPr>
+      <w:rFonts w:eastAsia="黑体"/>
       <w:color w:val="4070a0"/>
     </w:rPr>
   </w:style>
@@ -15802,6 +16522,7 @@
     <w:name w:val="StringTok"/>
     <w:basedOn w:val="VerbatimChar"/>
     <w:rPr>
+      <w:rFonts w:eastAsia="黑体"/>
       <w:color w:val="4070a0"/>
     </w:rPr>
   </w:style>
@@ -15809,6 +16530,7 @@
     <w:name w:val="VerbatimStringTok"/>
     <w:basedOn w:val="VerbatimChar"/>
     <w:rPr>
+      <w:rFonts w:eastAsia="黑体"/>
       <w:color w:val="4070a0"/>
     </w:rPr>
   </w:style>
@@ -15816,6 +16538,7 @@
     <w:name w:val="SpecialStringTok"/>
     <w:basedOn w:val="VerbatimChar"/>
     <w:rPr>
+      <w:rFonts w:eastAsia="黑体"/>
       <w:color w:val="bb6688"/>
     </w:rPr>
   </w:style>
@@ -15823,6 +16546,7 @@
     <w:name w:val="ImportTok"/>
     <w:basedOn w:val="VerbatimChar"/>
     <w:rPr>
+      <w:rFonts w:eastAsia="黑体"/>
       <w:b/>
       <w:color w:val="008000"/>
     </w:rPr>
@@ -15831,6 +16555,7 @@
     <w:name w:val="CommentTok"/>
     <w:basedOn w:val="VerbatimChar"/>
     <w:rPr>
+      <w:rFonts w:eastAsia="黑体"/>
       <w:i/>
       <w:color w:val="60a0b0"/>
     </w:rPr>
@@ -15839,6 +16564,7 @@
     <w:name w:val="DocumentationTok"/>
     <w:basedOn w:val="VerbatimChar"/>
     <w:rPr>
+      <w:rFonts w:eastAsia="黑体"/>
       <w:i/>
       <w:color w:val="ba2121"/>
     </w:rPr>
@@ -15847,6 +16573,7 @@
     <w:name w:val="AnnotationTok"/>
     <w:basedOn w:val="VerbatimChar"/>
     <w:rPr>
+      <w:rFonts w:eastAsia="黑体"/>
       <w:b/>
       <w:i/>
       <w:color w:val="60a0b0"/>
@@ -15856,6 +16583,7 @@
     <w:name w:val="CommentVarTok"/>
     <w:basedOn w:val="VerbatimChar"/>
     <w:rPr>
+      <w:rFonts w:eastAsia="黑体"/>
       <w:b/>
       <w:i/>
       <w:color w:val="60a0b0"/>
@@ -15865,6 +16593,7 @@
     <w:name w:val="OtherTok"/>
     <w:basedOn w:val="VerbatimChar"/>
     <w:rPr>
+      <w:rFonts w:eastAsia="黑体"/>
       <w:color w:val="007020"/>
     </w:rPr>
   </w:style>
@@ -15872,6 +16601,7 @@
     <w:name w:val="FunctionTok"/>
     <w:basedOn w:val="VerbatimChar"/>
     <w:rPr>
+      <w:rFonts w:eastAsia="黑体"/>
       <w:color w:val="06287e"/>
     </w:rPr>
   </w:style>
@@ -15879,6 +16609,7 @@
     <w:name w:val="VariableTok"/>
     <w:basedOn w:val="VerbatimChar"/>
     <w:rPr>
+      <w:rFonts w:eastAsia="黑体"/>
       <w:color w:val="19177c"/>
     </w:rPr>
   </w:style>
@@ -15886,6 +16617,7 @@
     <w:name w:val="ControlFlowTok"/>
     <w:basedOn w:val="VerbatimChar"/>
     <w:rPr>
+      <w:rFonts w:eastAsia="黑体"/>
       <w:b/>
       <w:color w:val="007020"/>
     </w:rPr>
@@ -15894,6 +16626,7 @@
     <w:name w:val="OperatorTok"/>
     <w:basedOn w:val="VerbatimChar"/>
     <w:rPr>
+      <w:rFonts w:eastAsia="黑体"/>
       <w:color w:val="666666"/>
     </w:rPr>
   </w:style>
@@ -15901,18 +16634,22 @@
     <w:name w:val="BuiltInTok"/>
     <w:basedOn w:val="VerbatimChar"/>
     <w:rPr>
+      <w:rFonts w:eastAsia="黑体"/>
       <w:color w:val="008000"/>
     </w:rPr>
   </w:style>
   <w:style w:type="character" w:customStyle="1" w:styleId="ExtensionTok">
     <w:name w:val="ExtensionTok"/>
     <w:basedOn w:val="VerbatimChar"/>
-    <w:rPr/>
+    <w:rPr>
+      <w:rFonts w:eastAsia="黑体"/>
+    </w:rPr>
   </w:style>
   <w:style w:type="character" w:customStyle="1" w:styleId="PreprocessorTok">
     <w:name w:val="PreprocessorTok"/>
     <w:basedOn w:val="VerbatimChar"/>
     <w:rPr>
+      <w:rFonts w:eastAsia="黑体"/>
       <w:color w:val="bc7a00"/>
     </w:rPr>
   </w:style>
@@ -15920,18 +16657,22 @@
     <w:name w:val="AttributeTok"/>
     <w:basedOn w:val="VerbatimChar"/>
     <w:rPr>
+      <w:rFonts w:eastAsia="黑体"/>
       <w:color w:val="7d9029"/>
     </w:rPr>
   </w:style>
   <w:style w:type="character" w:customStyle="1" w:styleId="RegionMarkerTok">
     <w:name w:val="RegionMarkerTok"/>
     <w:basedOn w:val="VerbatimChar"/>
-    <w:rPr/>
+    <w:rPr>
+      <w:rFonts w:eastAsia="黑体"/>
+    </w:rPr>
   </w:style>
   <w:style w:type="character" w:customStyle="1" w:styleId="InformationTok">
     <w:name w:val="InformationTok"/>
     <w:basedOn w:val="VerbatimChar"/>
     <w:rPr>
+      <w:rFonts w:eastAsia="黑体"/>
       <w:b/>
       <w:i/>
       <w:color w:val="60a0b0"/>
@@ -15941,6 +16682,7 @@
     <w:name w:val="WarningTok"/>
     <w:basedOn w:val="VerbatimChar"/>
     <w:rPr>
+      <w:rFonts w:eastAsia="黑体"/>
       <w:b/>
       <w:i/>
       <w:color w:val="60a0b0"/>
@@ -15950,6 +16692,7 @@
     <w:name w:val="AlertTok"/>
     <w:basedOn w:val="VerbatimChar"/>
     <w:rPr>
+      <w:rFonts w:eastAsia="黑体"/>
       <w:b/>
       <w:color w:val="ff0000"/>
     </w:rPr>
@@ -15958,6 +16701,7 @@
     <w:name w:val="ErrorTok"/>
     <w:basedOn w:val="VerbatimChar"/>
     <w:rPr>
+      <w:rFonts w:eastAsia="黑体"/>
       <w:b/>
       <w:color w:val="ff0000"/>
     </w:rPr>
@@ -15965,7 +16709,9 @@
   <w:style w:type="character" w:customStyle="1" w:styleId="NormalTok">
     <w:name w:val="NormalTok"/>
     <w:basedOn w:val="VerbatimChar"/>
-    <w:rPr/>
+    <w:rPr>
+      <w:rFonts w:eastAsia="黑体"/>
+    </w:rPr>
   </w:style>
 </w:styles>
 </file>
@@ -16014,12 +16760,12 @@
     <a:fontScheme name="Office">
       <a:majorFont>
         <a:latin typeface="Calibri"/>
-        <a:ea typeface=""/>
+        <a:ea typeface="黑体"/>
         <a:cs typeface=""/>
         <a:font script="Jpan" typeface="ＭＳ ゴシック"/>
         <a:font script="Hang" typeface="맑은 고딕"/>
-        <a:font script="Hans" typeface="宋体"/>
-        <a:font script="Hant" typeface="新細明體"/>
+        <a:font script="Hans" typeface="黑体"/>
+        <a:font script="Hant" typeface="黑体"/>
         <a:font script="Arab" typeface="Times New Roman"/>
         <a:font script="Hebr" typeface="Times New Roman"/>
         <a:font script="Thai" typeface="Angsana New"/>
@@ -16049,12 +16795,12 @@
       </a:majorFont>
       <a:minorFont>
         <a:latin typeface="Cambria"/>
-        <a:ea typeface=""/>
+        <a:ea typeface="黑体"/>
         <a:cs typeface=""/>
         <a:font script="Jpan" typeface="ＭＳ 明朝"/>
         <a:font script="Hang" typeface="맑은 고딕"/>
-        <a:font script="Hans" typeface="宋体"/>
-        <a:font script="Hant" typeface="新細明體"/>
+        <a:font script="Hans" typeface="黑体"/>
+        <a:font script="Hant" typeface="黑体"/>
         <a:font script="Arab" typeface="Arial"/>
         <a:font script="Hebr" typeface="Arial"/>
         <a:font script="Thai" typeface="Cordia New"/>

--- a/07-驱动电路/03-功率器件栅极驱动/MOSFET高边栅极驱动电路/MOSFET高边栅极驱动电路.docx
+++ b/07-驱动电路/03-功率器件栅极驱动/MOSFET高边栅极驱动电路/MOSFET高边栅极驱动电路.docx
@@ -3689,7 +3689,7 @@
           <w:color w:val="555555"/>
           <w:sz w:val="21"/>
         </w:rPr>
-        <w:t>材料收集者：杜文杰，WX手机：19519196569，QQ:3478827729</w:t>
+        <w:t>材料收集者：杜文杰，微信/手机：19519196569，QQ:3478827729</w:t>
       </w:r>
     </w:p>
     <w:sectPr>
